--- a/15-项目总结/任务完成总结.docx
+++ b/15-项目总结/任务完成总结.docx
@@ -2,7 +2,7 @@
 <file path=word/document.xml><?xml version="1.0" encoding="utf-8"?>
 <w:document xmlns:w="http://schemas.openxmlformats.org/wordprocessingml/2006/main" xmlns:m="http://schemas.openxmlformats.org/officeDocument/2006/math" xmlns:r="http://schemas.openxmlformats.org/officeDocument/2006/relationships" xmlns:o="urn:schemas-microsoft-com:office:office" xmlns:v="urn:schemas-microsoft-com:vml" xmlns:w10="urn:schemas-microsoft-com:office:word" xmlns:a="http://schemas.openxmlformats.org/drawingml/2006/main" xmlns:pic="http://schemas.openxmlformats.org/drawingml/2006/picture" xmlns:wp="http://schemas.openxmlformats.org/drawingml/2006/wordprocessingDrawing">
   <w:body>
-    <w:bookmarkStart w:id="16" w:name="任务完成总结---v1.0-初稿"/>
+    <w:bookmarkStart w:id="16" w:name="任务完成总结---v1.1-交付清单补充版"/>
     <w:p>
       <w:pPr>
         <w:pStyle w:val="Heading1"/>
@@ -14,13 +14,13 @@
         <w:t xml:space="preserve">任务完成总结</w:t>
       </w:r>
       <w:r>
-        <w:t xml:space="preserve"> - V1.0 </w:t>
+        <w:t xml:space="preserve"> - V1.1 </w:t>
       </w:r>
       <w:r>
         <w:rPr>
           <w:rFonts w:hint="eastAsia"/>
         </w:rPr>
-        <w:t xml:space="preserve">初稿</w:t>
+        <w:t xml:space="preserve">交付清单补充版</w:t>
       </w:r>
     </w:p>
     <w:bookmarkStart w:id="9" w:name="统一元信息"/>
@@ -214,7 +214,7 @@
               <w:pStyle w:val="Compact"/>
             </w:pPr>
             <w:r>
-              <w:t xml:space="preserve">V1.0</w:t>
+              <w:t xml:space="preserve">V1.1</w:t>
             </w:r>
           </w:p>
         </w:tc>
@@ -244,7 +244,7 @@
               <w:rPr>
                 <w:rFonts w:hint="eastAsia"/>
               </w:rPr>
-              <w:t xml:space="preserve">初稿</w:t>
+              <w:t xml:space="preserve">交付清单补充版</w:t>
             </w:r>
           </w:p>
         </w:tc>
@@ -619,6 +619,67 @@
           </w:p>
         </w:tc>
       </w:tr>
+      <w:tr>
+        <w:tc>
+          <w:tcPr/>
+          <w:p>
+            <w:pPr>
+              <w:pStyle w:val="Compact"/>
+            </w:pPr>
+            <w:r>
+              <w:t xml:space="preserve">V1.1</w:t>
+            </w:r>
+          </w:p>
+        </w:tc>
+        <w:tc>
+          <w:tcPr/>
+          <w:p>
+            <w:pPr>
+              <w:pStyle w:val="Compact"/>
+            </w:pPr>
+            <w:r>
+              <w:t xml:space="preserve">2026-05-23</w:t>
+            </w:r>
+          </w:p>
+        </w:tc>
+        <w:tc>
+          <w:tcPr/>
+          <w:p>
+            <w:pPr>
+              <w:pStyle w:val="Compact"/>
+            </w:pPr>
+            <w:r>
+              <w:rPr>
+                <w:rFonts w:hint="eastAsia"/>
+              </w:rPr>
+              <w:t xml:space="preserve">交付清单补充版</w:t>
+            </w:r>
+          </w:p>
+        </w:tc>
+        <w:tc>
+          <w:tcPr/>
+          <w:p>
+            <w:pPr>
+              <w:pStyle w:val="Compact"/>
+            </w:pPr>
+            <w:r>
+              <w:rPr>
+                <w:rFonts w:hint="eastAsia"/>
+              </w:rPr>
+              <w:t xml:space="preserve">补充</w:t>
+            </w:r>
+            <w:r>
+              <w:t xml:space="preserve"> </w:t>
+            </w:r>
+            <w:r>
+              <w:rPr>
+                <w:rFonts w:hint="eastAsia"/>
+              </w:rPr>
+              <w:t xml:space="preserve">27篇交付物和任务对照表。</w:t>
+            </w:r>
+          </w:p>
+        </w:tc>
+      </w:tr>
     </w:tbl>
     <w:bookmarkEnd w:id="10"/>
     <w:bookmarkStart w:id="11" w:name="总体完成情况"/>
@@ -641,10 +702,13 @@
         <w:pStyle w:val="FirstParagraph"/>
       </w:pPr>
       <w:r>
+        <w:t xml:space="preserve">V1.1 </w:t>
+      </w:r>
+      <w:r>
         <w:rPr>
           <w:rFonts w:hint="eastAsia"/>
         </w:rPr>
-        <w:t xml:space="preserve">任务完成总结</w:t>
+        <w:t xml:space="preserve">在</w:t>
       </w:r>
       <w:r>
         <w:t xml:space="preserve"> V1.0 </w:t>
@@ -653,7 +717,7 @@
         <w:rPr>
           <w:rFonts w:hint="eastAsia"/>
         </w:rPr>
-        <w:t xml:space="preserve">用于记录校务问答机器人项目的课程任务初步完成情况。项目已完成需求获取、需求分析、SRS</w:t>
+        <w:t xml:space="preserve">初稿基础上补齐交付物清单，将课程任务、需求工程活动和补充技术文档纳入统一交付范围。项目交付物总数统一为</w:t>
       </w:r>
       <w:r>
         <w:t xml:space="preserve"> </w:t>
@@ -662,7 +726,2129 @@
         <w:rPr>
           <w:rFonts w:hint="eastAsia"/>
         </w:rPr>
-        <w:t xml:space="preserve">编写、用例建模、测试用例设计和基线发布等核心任务。</w:t>
+        <w:t xml:space="preserve">27篇。</w:t>
+      </w:r>
+    </w:p>
+    <w:bookmarkEnd w:id="11"/>
+    <w:bookmarkStart w:id="12" w:name="任务与交付物对照表"/>
+    <w:p>
+      <w:pPr>
+        <w:pStyle w:val="Heading2"/>
+      </w:pPr>
+      <w:r>
+        <w:t xml:space="preserve">2. </w:t>
+      </w:r>
+      <w:r>
+        <w:rPr>
+          <w:rFonts w:hint="eastAsia"/>
+        </w:rPr>
+        <w:t xml:space="preserve">任务与交付物对照表</w:t>
+      </w:r>
+    </w:p>
+    <w:tbl>
+      <w:tblPr>
+        <w:tblStyle w:val="Table"/>
+        <w:tblW w:type="pct" w:w="5000"/>
+        <w:tblLayout w:type="fixed"/>
+        <w:tblLook w:firstRow="1" w:lastRow="0" w:firstColumn="0" w:lastColumn="0" w:noHBand="0" w:noVBand="0" w:val="0020"/>
+      </w:tblPr>
+      <w:tblGrid>
+        <w:gridCol w:w="1980"/>
+        <w:gridCol w:w="1980"/>
+        <w:gridCol w:w="1980"/>
+        <w:gridCol w:w="1980"/>
+      </w:tblGrid>
+      <w:tr>
+        <w:trPr>
+          <w:tblHeader w:val="on"/>
+        </w:trPr>
+        <w:tc>
+          <w:tcPr/>
+          <w:p>
+            <w:pPr>
+              <w:pStyle w:val="Compact"/>
+            </w:pPr>
+            <w:r>
+              <w:rPr>
+                <w:rFonts w:hint="eastAsia"/>
+              </w:rPr>
+              <w:t xml:space="preserve">任务</w:t>
+            </w:r>
+          </w:p>
+        </w:tc>
+        <w:tc>
+          <w:tcPr/>
+          <w:p>
+            <w:pPr>
+              <w:pStyle w:val="Compact"/>
+            </w:pPr>
+            <w:r>
+              <w:rPr>
+                <w:rFonts w:hint="eastAsia"/>
+              </w:rPr>
+              <w:t xml:space="preserve">任务描述</w:t>
+            </w:r>
+          </w:p>
+        </w:tc>
+        <w:tc>
+          <w:tcPr/>
+          <w:p>
+            <w:pPr>
+              <w:pStyle w:val="Compact"/>
+            </w:pPr>
+            <w:r>
+              <w:rPr>
+                <w:rFonts w:hint="eastAsia"/>
+              </w:rPr>
+              <w:t xml:space="preserve">交付文档</w:t>
+            </w:r>
+          </w:p>
+        </w:tc>
+        <w:tc>
+          <w:tcPr/>
+          <w:p>
+            <w:pPr>
+              <w:pStyle w:val="Compact"/>
+            </w:pPr>
+            <w:r>
+              <w:rPr>
+                <w:rFonts w:hint="eastAsia"/>
+              </w:rPr>
+              <w:t xml:space="preserve">文件</w:t>
+            </w:r>
+          </w:p>
+        </w:tc>
+      </w:tr>
+      <w:tr>
+        <w:tc>
+          <w:tcPr/>
+          <w:p>
+            <w:pPr>
+              <w:pStyle w:val="Compact"/>
+            </w:pPr>
+            <w:r>
+              <w:t xml:space="preserve">1</w:t>
+            </w:r>
+          </w:p>
+        </w:tc>
+        <w:tc>
+          <w:tcPr/>
+          <w:p>
+            <w:pPr>
+              <w:pStyle w:val="Compact"/>
+            </w:pPr>
+            <w:r>
+              <w:t xml:space="preserve">Vision &amp; Scope </w:t>
+            </w:r>
+            <w:r>
+              <w:rPr>
+                <w:rFonts w:hint="eastAsia"/>
+              </w:rPr>
+              <w:t xml:space="preserve">文档</w:t>
+            </w:r>
+          </w:p>
+        </w:tc>
+        <w:tc>
+          <w:tcPr/>
+          <w:p>
+            <w:pPr>
+              <w:pStyle w:val="Compact"/>
+            </w:pPr>
+            <w:r>
+              <w:t xml:space="preserve">Vision &amp; Scope</w:t>
+            </w:r>
+          </w:p>
+        </w:tc>
+        <w:tc>
+          <w:tcPr/>
+          <w:p>
+            <w:pPr>
+              <w:pStyle w:val="Compact"/>
+            </w:pPr>
+            <w:r>
+              <w:rPr>
+                <w:rFonts w:hint="eastAsia"/>
+              </w:rPr>
+              <w:t xml:space="preserve">愿景与范围文档(VS).md</w:t>
+            </w:r>
+          </w:p>
+        </w:tc>
+      </w:tr>
+      <w:tr>
+        <w:tc>
+          <w:tcPr/>
+          <w:p>
+            <w:pPr>
+              <w:pStyle w:val="Compact"/>
+            </w:pPr>
+            <w:r>
+              <w:t xml:space="preserve">2</w:t>
+            </w:r>
+          </w:p>
+        </w:tc>
+        <w:tc>
+          <w:tcPr/>
+          <w:p>
+            <w:pPr>
+              <w:pStyle w:val="Compact"/>
+            </w:pPr>
+            <w:r>
+              <w:t xml:space="preserve">Context Diagram</w:t>
+            </w:r>
+          </w:p>
+        </w:tc>
+        <w:tc>
+          <w:tcPr/>
+          <w:p>
+            <w:pPr>
+              <w:pStyle w:val="Compact"/>
+            </w:pPr>
+            <w:r>
+              <w:rPr>
+                <w:rFonts w:hint="eastAsia"/>
+              </w:rPr>
+              <w:t xml:space="preserve">系统上下文图</w:t>
+            </w:r>
+          </w:p>
+        </w:tc>
+        <w:tc>
+          <w:tcPr/>
+          <w:p>
+            <w:pPr>
+              <w:pStyle w:val="Compact"/>
+            </w:pPr>
+            <w:r>
+              <w:rPr>
+                <w:rFonts w:hint="eastAsia"/>
+              </w:rPr>
+              <w:t xml:space="preserve">系统上下文图(CD).md</w:t>
+            </w:r>
+          </w:p>
+        </w:tc>
+      </w:tr>
+      <w:tr>
+        <w:tc>
+          <w:tcPr/>
+          <w:p>
+            <w:pPr>
+              <w:pStyle w:val="Compact"/>
+            </w:pPr>
+            <w:r>
+              <w:t xml:space="preserve">3</w:t>
+            </w:r>
+          </w:p>
+        </w:tc>
+        <w:tc>
+          <w:tcPr/>
+          <w:p>
+            <w:pPr>
+              <w:pStyle w:val="Compact"/>
+            </w:pPr>
+            <w:r>
+              <w:rPr>
+                <w:rFonts w:hint="eastAsia"/>
+              </w:rPr>
+              <w:t xml:space="preserve">识别用户群和相关用户代表</w:t>
+            </w:r>
+          </w:p>
+        </w:tc>
+        <w:tc>
+          <w:tcPr/>
+          <w:p>
+            <w:pPr>
+              <w:pStyle w:val="Compact"/>
+            </w:pPr>
+            <w:r>
+              <w:rPr>
+                <w:rFonts w:hint="eastAsia"/>
+              </w:rPr>
+              <w:t xml:space="preserve">用户群识别，采用核心代表+扩展代表口径</w:t>
+            </w:r>
+          </w:p>
+        </w:tc>
+        <w:tc>
+          <w:tcPr/>
+          <w:p>
+            <w:pPr>
+              <w:pStyle w:val="Compact"/>
+            </w:pPr>
+            <w:r>
+              <w:rPr>
+                <w:rFonts w:hint="eastAsia"/>
+              </w:rPr>
+              <w:t xml:space="preserve">用户群与代表(UG).md</w:t>
+            </w:r>
+          </w:p>
+        </w:tc>
+      </w:tr>
+      <w:tr>
+        <w:tc>
+          <w:tcPr/>
+          <w:p>
+            <w:pPr>
+              <w:pStyle w:val="Compact"/>
+            </w:pPr>
+            <w:r>
+              <w:t xml:space="preserve">4</w:t>
+            </w:r>
+          </w:p>
+        </w:tc>
+        <w:tc>
+          <w:tcPr/>
+          <w:p>
+            <w:pPr>
+              <w:pStyle w:val="Compact"/>
+            </w:pPr>
+            <w:r>
+              <w:rPr>
+                <w:rFonts w:hint="eastAsia"/>
+              </w:rPr>
+              <w:t xml:space="preserve">邀请并确认用户代表及职责</w:t>
+            </w:r>
+          </w:p>
+        </w:tc>
+        <w:tc>
+          <w:tcPr/>
+          <w:p>
+            <w:pPr>
+              <w:pStyle w:val="Compact"/>
+            </w:pPr>
+            <w:r>
+              <w:rPr>
+                <w:rFonts w:hint="eastAsia"/>
+              </w:rPr>
+              <w:t xml:space="preserve">用户代表职责定义</w:t>
+            </w:r>
+          </w:p>
+        </w:tc>
+        <w:tc>
+          <w:tcPr/>
+          <w:p>
+            <w:pPr>
+              <w:pStyle w:val="Compact"/>
+            </w:pPr>
+            <w:r>
+              <w:rPr>
+                <w:rFonts w:hint="eastAsia"/>
+              </w:rPr>
+              <w:t xml:space="preserve">用户群与代表(UG).md</w:t>
+            </w:r>
+          </w:p>
+        </w:tc>
+      </w:tr>
+      <w:tr>
+        <w:tc>
+          <w:tcPr/>
+          <w:p>
+            <w:pPr>
+              <w:pStyle w:val="Compact"/>
+            </w:pPr>
+            <w:r>
+              <w:t xml:space="preserve">5</w:t>
+            </w:r>
+          </w:p>
+        </w:tc>
+        <w:tc>
+          <w:tcPr/>
+          <w:p>
+            <w:pPr>
+              <w:pStyle w:val="Compact"/>
+            </w:pPr>
+            <w:r>
+              <w:rPr>
+                <w:rFonts w:hint="eastAsia"/>
+              </w:rPr>
+              <w:t xml:space="preserve">用户群和用户代表分类</w:t>
+            </w:r>
+          </w:p>
+        </w:tc>
+        <w:tc>
+          <w:tcPr/>
+          <w:p>
+            <w:pPr>
+              <w:pStyle w:val="Compact"/>
+            </w:pPr>
+            <w:r>
+              <w:rPr>
+                <w:rFonts w:hint="eastAsia"/>
+              </w:rPr>
+              <w:t xml:space="preserve">按使用频率、技术能力、权限和优先级分类</w:t>
+            </w:r>
+          </w:p>
+        </w:tc>
+        <w:tc>
+          <w:tcPr/>
+          <w:p>
+            <w:pPr>
+              <w:pStyle w:val="Compact"/>
+            </w:pPr>
+            <w:r>
+              <w:rPr>
+                <w:rFonts w:hint="eastAsia"/>
+              </w:rPr>
+              <w:t xml:space="preserve">用户群与代表(UG).md</w:t>
+            </w:r>
+          </w:p>
+        </w:tc>
+      </w:tr>
+      <w:tr>
+        <w:tc>
+          <w:tcPr/>
+          <w:p>
+            <w:pPr>
+              <w:pStyle w:val="Compact"/>
+            </w:pPr>
+            <w:r>
+              <w:t xml:space="preserve">6</w:t>
+            </w:r>
+          </w:p>
+        </w:tc>
+        <w:tc>
+          <w:tcPr/>
+          <w:p>
+            <w:pPr>
+              <w:pStyle w:val="Compact"/>
+            </w:pPr>
+            <w:r>
+              <w:rPr>
+                <w:rFonts w:hint="eastAsia"/>
+              </w:rPr>
+              <w:t xml:space="preserve">每类用户需求获取</w:t>
+            </w:r>
+          </w:p>
+        </w:tc>
+        <w:tc>
+          <w:tcPr/>
+          <w:p>
+            <w:pPr>
+              <w:pStyle w:val="Compact"/>
+            </w:pPr>
+            <w:r>
+              <w:rPr>
+                <w:rFonts w:hint="eastAsia"/>
+              </w:rPr>
+              <w:t xml:space="preserve">需求来源、痛点和</w:t>
+            </w:r>
+            <w:r>
+              <w:t xml:space="preserve"> </w:t>
+            </w:r>
+            <w:r>
+              <w:rPr>
+                <w:rFonts w:hint="eastAsia"/>
+              </w:rPr>
+              <w:t xml:space="preserve">40条需求</w:t>
+            </w:r>
+            <w:r>
+              <w:t xml:space="preserve"> </w:t>
+            </w:r>
+            <w:r>
+              <w:rPr>
+                <w:rFonts w:hint="eastAsia"/>
+              </w:rPr>
+              <w:t xml:space="preserve">汇总</w:t>
+            </w:r>
+          </w:p>
+        </w:tc>
+        <w:tc>
+          <w:tcPr/>
+          <w:p>
+            <w:pPr>
+              <w:pStyle w:val="Compact"/>
+            </w:pPr>
+            <w:r>
+              <w:rPr>
+                <w:rFonts w:hint="eastAsia"/>
+              </w:rPr>
+              <w:t xml:space="preserve">需求获取记录(RG).md</w:t>
+            </w:r>
+          </w:p>
+        </w:tc>
+      </w:tr>
+      <w:tr>
+        <w:tc>
+          <w:tcPr/>
+          <w:p>
+            <w:pPr>
+              <w:pStyle w:val="Compact"/>
+            </w:pPr>
+            <w:r>
+              <w:t xml:space="preserve">7</w:t>
+            </w:r>
+          </w:p>
+        </w:tc>
+        <w:tc>
+          <w:tcPr/>
+          <w:p>
+            <w:pPr>
+              <w:pStyle w:val="Compact"/>
+            </w:pPr>
+            <w:r>
+              <w:rPr>
+                <w:rFonts w:hint="eastAsia"/>
+              </w:rPr>
+              <w:t xml:space="preserve">原型辅助需求获取</w:t>
+            </w:r>
+          </w:p>
+        </w:tc>
+        <w:tc>
+          <w:tcPr/>
+          <w:p>
+            <w:pPr>
+              <w:pStyle w:val="Compact"/>
+            </w:pPr>
+            <w:r>
+              <w:rPr>
+                <w:rFonts w:hint="eastAsia"/>
+              </w:rPr>
+              <w:t xml:space="preserve">原型设计和反馈记录</w:t>
+            </w:r>
+          </w:p>
+        </w:tc>
+        <w:tc>
+          <w:tcPr/>
+          <w:p>
+            <w:pPr>
+              <w:pStyle w:val="Compact"/>
+            </w:pPr>
+            <w:r>
+              <w:rPr>
+                <w:rFonts w:hint="eastAsia"/>
+              </w:rPr>
+              <w:t xml:space="preserve">原型设计文档(PT).md</w:t>
+            </w:r>
+          </w:p>
+        </w:tc>
+      </w:tr>
+      <w:tr>
+        <w:tc>
+          <w:tcPr/>
+          <w:p>
+            <w:pPr>
+              <w:pStyle w:val="Compact"/>
+            </w:pPr>
+            <w:r>
+              <w:t xml:space="preserve">8</w:t>
+            </w:r>
+          </w:p>
+        </w:tc>
+        <w:tc>
+          <w:tcPr/>
+          <w:p>
+            <w:pPr>
+              <w:pStyle w:val="Compact"/>
+            </w:pPr>
+            <w:r>
+              <w:rPr>
+                <w:rFonts w:hint="eastAsia"/>
+              </w:rPr>
+              <w:t xml:space="preserve">用例文档</w:t>
+            </w:r>
+          </w:p>
+        </w:tc>
+        <w:tc>
+          <w:tcPr/>
+          <w:p>
+            <w:pPr>
+              <w:pStyle w:val="Compact"/>
+            </w:pPr>
+            <w:r>
+              <w:rPr>
+                <w:rFonts w:hint="eastAsia"/>
+              </w:rPr>
+              <w:t xml:space="preserve">47用例</w:t>
+            </w:r>
+            <w:r>
+              <w:t xml:space="preserve"> </w:t>
+            </w:r>
+            <w:r>
+              <w:rPr>
+                <w:rFonts w:hint="eastAsia"/>
+              </w:rPr>
+              <w:t xml:space="preserve">规约</w:t>
+            </w:r>
+          </w:p>
+        </w:tc>
+        <w:tc>
+          <w:tcPr/>
+          <w:p>
+            <w:pPr>
+              <w:pStyle w:val="Compact"/>
+            </w:pPr>
+            <w:r>
+              <w:rPr>
+                <w:rFonts w:hint="eastAsia"/>
+              </w:rPr>
+              <w:t xml:space="preserve">用例文档(UC).md</w:t>
+            </w:r>
+          </w:p>
+        </w:tc>
+      </w:tr>
+      <w:tr>
+        <w:tc>
+          <w:tcPr/>
+          <w:p>
+            <w:pPr>
+              <w:pStyle w:val="Compact"/>
+            </w:pPr>
+            <w:r>
+              <w:t xml:space="preserve">9</w:t>
+            </w:r>
+          </w:p>
+        </w:tc>
+        <w:tc>
+          <w:tcPr/>
+          <w:p>
+            <w:pPr>
+              <w:pStyle w:val="Compact"/>
+            </w:pPr>
+            <w:r>
+              <w:rPr>
+                <w:rFonts w:hint="eastAsia"/>
+              </w:rPr>
+              <w:t xml:space="preserve">用例图、场景说明、界面原型、领域模型</w:t>
+            </w:r>
+          </w:p>
+        </w:tc>
+        <w:tc>
+          <w:tcPr/>
+          <w:p>
+            <w:pPr>
+              <w:pStyle w:val="Compact"/>
+            </w:pPr>
+            <w:r>
+              <w:t xml:space="preserve">UML </w:t>
+            </w:r>
+            <w:r>
+              <w:rPr>
+                <w:rFonts w:hint="eastAsia"/>
+              </w:rPr>
+              <w:t xml:space="preserve">与场景材料</w:t>
+            </w:r>
+          </w:p>
+        </w:tc>
+        <w:tc>
+          <w:tcPr/>
+          <w:p>
+            <w:pPr>
+              <w:pStyle w:val="Compact"/>
+            </w:pPr>
+            <w:r>
+              <w:rPr>
+                <w:rFonts w:hint="eastAsia"/>
+              </w:rPr>
+              <w:t xml:space="preserve">用例文档(UC).md</w:t>
+            </w:r>
+          </w:p>
+        </w:tc>
+      </w:tr>
+      <w:tr>
+        <w:tc>
+          <w:tcPr/>
+          <w:p>
+            <w:pPr>
+              <w:pStyle w:val="Compact"/>
+            </w:pPr>
+            <w:r>
+              <w:t xml:space="preserve">10</w:t>
+            </w:r>
+          </w:p>
+        </w:tc>
+        <w:tc>
+          <w:tcPr/>
+          <w:p>
+            <w:pPr>
+              <w:pStyle w:val="Compact"/>
+            </w:pPr>
+            <w:r>
+              <w:rPr>
+                <w:rFonts w:hint="eastAsia"/>
+              </w:rPr>
+              <w:t xml:space="preserve">非功能性需求</w:t>
+            </w:r>
+          </w:p>
+        </w:tc>
+        <w:tc>
+          <w:tcPr/>
+          <w:p>
+            <w:pPr>
+              <w:pStyle w:val="Compact"/>
+            </w:pPr>
+            <w:r>
+              <w:rPr>
+                <w:rFonts w:hint="eastAsia"/>
+              </w:rPr>
+              <w:t xml:space="preserve">性能、安全、可用性等非功能需求</w:t>
+            </w:r>
+          </w:p>
+        </w:tc>
+        <w:tc>
+          <w:tcPr/>
+          <w:p>
+            <w:pPr>
+              <w:pStyle w:val="Compact"/>
+            </w:pPr>
+            <w:r>
+              <w:rPr>
+                <w:rFonts w:hint="eastAsia"/>
+              </w:rPr>
+              <w:t xml:space="preserve">非功能性需求(NFR).md</w:t>
+            </w:r>
+          </w:p>
+        </w:tc>
+      </w:tr>
+      <w:tr>
+        <w:tc>
+          <w:tcPr/>
+          <w:p>
+            <w:pPr>
+              <w:pStyle w:val="Compact"/>
+            </w:pPr>
+            <w:r>
+              <w:t xml:space="preserve">21</w:t>
+            </w:r>
+          </w:p>
+        </w:tc>
+        <w:tc>
+          <w:tcPr/>
+          <w:p>
+            <w:pPr>
+              <w:pStyle w:val="Compact"/>
+            </w:pPr>
+            <w:r>
+              <w:t xml:space="preserve">SRS </w:t>
+            </w:r>
+            <w:r>
+              <w:rPr>
+                <w:rFonts w:hint="eastAsia"/>
+              </w:rPr>
+              <w:t xml:space="preserve">定义实现/运行环境</w:t>
+            </w:r>
+          </w:p>
+        </w:tc>
+        <w:tc>
+          <w:tcPr/>
+          <w:p>
+            <w:pPr>
+              <w:pStyle w:val="Compact"/>
+            </w:pPr>
+            <w:r>
+              <w:rPr>
+                <w:rFonts w:hint="eastAsia"/>
+              </w:rPr>
+              <w:t xml:space="preserve">运行环境、约束和接口说明</w:t>
+            </w:r>
+          </w:p>
+        </w:tc>
+        <w:tc>
+          <w:tcPr/>
+          <w:p>
+            <w:pPr>
+              <w:pStyle w:val="Compact"/>
+            </w:pPr>
+            <w:r>
+              <w:rPr>
+                <w:rFonts w:hint="eastAsia"/>
+              </w:rPr>
+              <w:t xml:space="preserve">软件需求规格说明书(SRS).md</w:t>
+            </w:r>
+          </w:p>
+        </w:tc>
+      </w:tr>
+      <w:tr>
+        <w:tc>
+          <w:tcPr/>
+          <w:p>
+            <w:pPr>
+              <w:pStyle w:val="Compact"/>
+            </w:pPr>
+            <w:r>
+              <w:t xml:space="preserve">22</w:t>
+            </w:r>
+          </w:p>
+        </w:tc>
+        <w:tc>
+          <w:tcPr/>
+          <w:p>
+            <w:pPr>
+              <w:pStyle w:val="Compact"/>
+            </w:pPr>
+            <w:r>
+              <w:rPr>
+                <w:rFonts w:hint="eastAsia"/>
+              </w:rPr>
+              <w:t xml:space="preserve">需求来源链接和索引</w:t>
+            </w:r>
+          </w:p>
+        </w:tc>
+        <w:tc>
+          <w:tcPr/>
+          <w:p>
+            <w:pPr>
+              <w:pStyle w:val="Compact"/>
+            </w:pPr>
+            <w:r>
+              <w:rPr>
+                <w:rFonts w:hint="eastAsia"/>
+              </w:rPr>
+              <w:t xml:space="preserve">需求追溯关系</w:t>
+            </w:r>
+          </w:p>
+        </w:tc>
+        <w:tc>
+          <w:tcPr/>
+          <w:p>
+            <w:pPr>
+              <w:pStyle w:val="Compact"/>
+            </w:pPr>
+            <w:r>
+              <w:rPr>
+                <w:rFonts w:hint="eastAsia"/>
+              </w:rPr>
+              <w:t xml:space="preserve">软件需求规格说明书(SRS).md</w:t>
+            </w:r>
+          </w:p>
+        </w:tc>
+      </w:tr>
+      <w:tr>
+        <w:tc>
+          <w:tcPr/>
+          <w:p>
+            <w:pPr>
+              <w:pStyle w:val="Compact"/>
+            </w:pPr>
+            <w:r>
+              <w:t xml:space="preserve">23</w:t>
+            </w:r>
+          </w:p>
+        </w:tc>
+        <w:tc>
+          <w:tcPr/>
+          <w:p>
+            <w:pPr>
+              <w:pStyle w:val="Compact"/>
+            </w:pPr>
+            <w:r>
+              <w:t xml:space="preserve">UML </w:t>
+            </w:r>
+            <w:r>
+              <w:rPr>
+                <w:rFonts w:hint="eastAsia"/>
+              </w:rPr>
+              <w:t xml:space="preserve">工具进行深入需求分析</w:t>
+            </w:r>
+          </w:p>
+        </w:tc>
+        <w:tc>
+          <w:tcPr/>
+          <w:p>
+            <w:pPr>
+              <w:pStyle w:val="Compact"/>
+            </w:pPr>
+            <w:r>
+              <w:rPr>
+                <w:rFonts w:hint="eastAsia"/>
+              </w:rPr>
+              <w:t xml:space="preserve">6类</w:t>
+            </w:r>
+            <w:r>
+              <w:t xml:space="preserve"> UML </w:t>
+            </w:r>
+            <w:r>
+              <w:rPr>
+                <w:rFonts w:hint="eastAsia"/>
+              </w:rPr>
+              <w:t xml:space="preserve">图</w:t>
+            </w:r>
+          </w:p>
+        </w:tc>
+        <w:tc>
+          <w:tcPr/>
+          <w:p>
+            <w:pPr>
+              <w:pStyle w:val="Compact"/>
+            </w:pPr>
+            <w:r>
+              <w:rPr>
+                <w:rFonts w:hint="eastAsia"/>
+              </w:rPr>
+              <w:t xml:space="preserve">软件需求规格说明书(SRS).md</w:t>
+            </w:r>
+          </w:p>
+        </w:tc>
+      </w:tr>
+      <w:tr>
+        <w:tc>
+          <w:tcPr/>
+          <w:p>
+            <w:pPr>
+              <w:pStyle w:val="Compact"/>
+            </w:pPr>
+            <w:r>
+              <w:t xml:space="preserve">24</w:t>
+            </w:r>
+          </w:p>
+        </w:tc>
+        <w:tc>
+          <w:tcPr/>
+          <w:p>
+            <w:pPr>
+              <w:pStyle w:val="Compact"/>
+            </w:pPr>
+            <w:r>
+              <w:t xml:space="preserve">UML </w:t>
+            </w:r>
+            <w:r>
+              <w:rPr>
+                <w:rFonts w:hint="eastAsia"/>
+              </w:rPr>
+              <w:t xml:space="preserve">图例与需求匹配性</w:t>
+            </w:r>
+          </w:p>
+        </w:tc>
+        <w:tc>
+          <w:tcPr/>
+          <w:p>
+            <w:pPr>
+              <w:pStyle w:val="Compact"/>
+            </w:pPr>
+            <w:r>
+              <w:t xml:space="preserve">UML </w:t>
+            </w:r>
+            <w:r>
+              <w:rPr>
+                <w:rFonts w:hint="eastAsia"/>
+              </w:rPr>
+              <w:t xml:space="preserve">与需求映射</w:t>
+            </w:r>
+          </w:p>
+        </w:tc>
+        <w:tc>
+          <w:tcPr/>
+          <w:p>
+            <w:pPr>
+              <w:pStyle w:val="Compact"/>
+            </w:pPr>
+            <w:r>
+              <w:rPr>
+                <w:rFonts w:hint="eastAsia"/>
+              </w:rPr>
+              <w:t xml:space="preserve">软件需求规格说明书(SRS).md</w:t>
+            </w:r>
+          </w:p>
+        </w:tc>
+      </w:tr>
+      <w:tr>
+        <w:tc>
+          <w:tcPr/>
+          <w:p>
+            <w:pPr>
+              <w:pStyle w:val="Compact"/>
+            </w:pPr>
+            <w:r>
+              <w:t xml:space="preserve">25</w:t>
+            </w:r>
+          </w:p>
+        </w:tc>
+        <w:tc>
+          <w:tcPr/>
+          <w:p>
+            <w:pPr>
+              <w:pStyle w:val="Compact"/>
+            </w:pPr>
+            <w:r>
+              <w:rPr>
+                <w:rFonts w:hint="eastAsia"/>
+              </w:rPr>
+              <w:t xml:space="preserve">独立测试验证和测试用例</w:t>
+            </w:r>
+          </w:p>
+        </w:tc>
+        <w:tc>
+          <w:tcPr/>
+          <w:p>
+            <w:pPr>
+              <w:pStyle w:val="Compact"/>
+            </w:pPr>
+            <w:r>
+              <w:rPr>
+                <w:rFonts w:hint="eastAsia"/>
+              </w:rPr>
+              <w:t xml:space="preserve">78测试用例</w:t>
+            </w:r>
+          </w:p>
+        </w:tc>
+        <w:tc>
+          <w:tcPr/>
+          <w:p>
+            <w:pPr>
+              <w:pStyle w:val="Compact"/>
+            </w:pPr>
+            <w:r>
+              <w:rPr>
+                <w:rFonts w:hint="eastAsia"/>
+              </w:rPr>
+              <w:t xml:space="preserve">测试用例说明书(TCS).md</w:t>
+            </w:r>
+          </w:p>
+        </w:tc>
+      </w:tr>
+      <w:tr>
+        <w:tc>
+          <w:tcPr/>
+          <w:p>
+            <w:pPr>
+              <w:pStyle w:val="Compact"/>
+            </w:pPr>
+            <w:r>
+              <w:t xml:space="preserve">26</w:t>
+            </w:r>
+          </w:p>
+        </w:tc>
+        <w:tc>
+          <w:tcPr/>
+          <w:p>
+            <w:pPr>
+              <w:pStyle w:val="Compact"/>
+            </w:pPr>
+            <w:r>
+              <w:rPr>
+                <w:rFonts w:hint="eastAsia"/>
+              </w:rPr>
+              <w:t xml:space="preserve">测试用例设计方法和数量</w:t>
+            </w:r>
+          </w:p>
+        </w:tc>
+        <w:tc>
+          <w:tcPr/>
+          <w:p>
+            <w:pPr>
+              <w:pStyle w:val="Compact"/>
+            </w:pPr>
+            <w:r>
+              <w:rPr>
+                <w:rFonts w:hint="eastAsia"/>
+              </w:rPr>
+              <w:t xml:space="preserve">等价类、边界值、场景法、错误推测</w:t>
+            </w:r>
+          </w:p>
+        </w:tc>
+        <w:tc>
+          <w:tcPr/>
+          <w:p>
+            <w:pPr>
+              <w:pStyle w:val="Compact"/>
+            </w:pPr>
+            <w:r>
+              <w:rPr>
+                <w:rFonts w:hint="eastAsia"/>
+              </w:rPr>
+              <w:t xml:space="preserve">测试用例说明书(TCS).md</w:t>
+            </w:r>
+          </w:p>
+        </w:tc>
+      </w:tr>
+      <w:tr>
+        <w:tc>
+          <w:tcPr/>
+          <w:p>
+            <w:pPr>
+              <w:pStyle w:val="Compact"/>
+            </w:pPr>
+            <w:r>
+              <w:t xml:space="preserve">27</w:t>
+            </w:r>
+          </w:p>
+        </w:tc>
+        <w:tc>
+          <w:tcPr/>
+          <w:p>
+            <w:pPr>
+              <w:pStyle w:val="Compact"/>
+            </w:pPr>
+            <w:r>
+              <w:rPr>
+                <w:rFonts w:hint="eastAsia"/>
+              </w:rPr>
+              <w:t xml:space="preserve">初步用户手册</w:t>
+            </w:r>
+          </w:p>
+        </w:tc>
+        <w:tc>
+          <w:tcPr/>
+          <w:p>
+            <w:pPr>
+              <w:pStyle w:val="Compact"/>
+            </w:pPr>
+            <w:r>
+              <w:rPr>
+                <w:rFonts w:hint="eastAsia"/>
+              </w:rPr>
+              <w:t xml:space="preserve">用户角色使用指南</w:t>
+            </w:r>
+          </w:p>
+        </w:tc>
+        <w:tc>
+          <w:tcPr/>
+          <w:p>
+            <w:pPr>
+              <w:pStyle w:val="Compact"/>
+            </w:pPr>
+            <w:r>
+              <w:rPr>
+                <w:rFonts w:hint="eastAsia"/>
+              </w:rPr>
+              <w:t xml:space="preserve">软件用户手册(SUM).md</w:t>
+            </w:r>
+          </w:p>
+        </w:tc>
+      </w:tr>
+      <w:tr>
+        <w:tc>
+          <w:tcPr/>
+          <w:p>
+            <w:pPr>
+              <w:pStyle w:val="Compact"/>
+            </w:pPr>
+            <w:r>
+              <w:t xml:space="preserve">28</w:t>
+            </w:r>
+          </w:p>
+        </w:tc>
+        <w:tc>
+          <w:tcPr/>
+          <w:p>
+            <w:pPr>
+              <w:pStyle w:val="Compact"/>
+            </w:pPr>
+            <w:r>
+              <w:rPr>
+                <w:rFonts w:hint="eastAsia"/>
+              </w:rPr>
+              <w:t xml:space="preserve">小组内部评审记录</w:t>
+            </w:r>
+          </w:p>
+        </w:tc>
+        <w:tc>
+          <w:tcPr/>
+          <w:p>
+            <w:pPr>
+              <w:pStyle w:val="Compact"/>
+            </w:pPr>
+            <w:r>
+              <w:rPr>
+                <w:rFonts w:hint="eastAsia"/>
+              </w:rPr>
+              <w:t xml:space="preserve">4轮评审记录</w:t>
+            </w:r>
+          </w:p>
+        </w:tc>
+        <w:tc>
+          <w:tcPr/>
+          <w:p>
+            <w:pPr>
+              <w:pStyle w:val="Compact"/>
+            </w:pPr>
+            <w:r>
+              <w:rPr>
+                <w:rFonts w:hint="eastAsia"/>
+              </w:rPr>
+              <w:t xml:space="preserve">评审与基线记录(RB).md</w:t>
+            </w:r>
+          </w:p>
+        </w:tc>
+      </w:tr>
+      <w:tr>
+        <w:tc>
+          <w:tcPr/>
+          <w:p>
+            <w:pPr>
+              <w:pStyle w:val="Compact"/>
+            </w:pPr>
+            <w:r>
+              <w:t xml:space="preserve">29</w:t>
+            </w:r>
+          </w:p>
+        </w:tc>
+        <w:tc>
+          <w:tcPr/>
+          <w:p>
+            <w:pPr>
+              <w:pStyle w:val="Compact"/>
+            </w:pPr>
+            <w:r>
+              <w:rPr>
+                <w:rFonts w:hint="eastAsia"/>
+              </w:rPr>
+              <w:t xml:space="preserve">评审改进完善记录</w:t>
+            </w:r>
+          </w:p>
+        </w:tc>
+        <w:tc>
+          <w:tcPr/>
+          <w:p>
+            <w:pPr>
+              <w:pStyle w:val="Compact"/>
+            </w:pPr>
+            <w:r>
+              <w:rPr>
+                <w:rFonts w:hint="eastAsia"/>
+              </w:rPr>
+              <w:t xml:space="preserve">评审问题和修复跟踪</w:t>
+            </w:r>
+          </w:p>
+        </w:tc>
+        <w:tc>
+          <w:tcPr/>
+          <w:p>
+            <w:pPr>
+              <w:pStyle w:val="Compact"/>
+            </w:pPr>
+            <w:r>
+              <w:rPr>
+                <w:rFonts w:hint="eastAsia"/>
+              </w:rPr>
+              <w:t xml:space="preserve">评审与基线记录(RB).md</w:t>
+            </w:r>
+          </w:p>
+        </w:tc>
+      </w:tr>
+      <w:tr>
+        <w:tc>
+          <w:tcPr/>
+          <w:p>
+            <w:pPr>
+              <w:pStyle w:val="Compact"/>
+            </w:pPr>
+            <w:r>
+              <w:t xml:space="preserve">30</w:t>
+            </w:r>
+          </w:p>
+        </w:tc>
+        <w:tc>
+          <w:tcPr/>
+          <w:p>
+            <w:pPr>
+              <w:pStyle w:val="Compact"/>
+            </w:pPr>
+            <w:r>
+              <w:t xml:space="preserve">SRS </w:t>
+            </w:r>
+            <w:r>
+              <w:rPr>
+                <w:rFonts w:hint="eastAsia"/>
+              </w:rPr>
+              <w:t xml:space="preserve">基线版本号和配置</w:t>
+            </w:r>
+          </w:p>
+        </w:tc>
+        <w:tc>
+          <w:tcPr/>
+          <w:p>
+            <w:pPr>
+              <w:pStyle w:val="Compact"/>
+            </w:pPr>
+            <w:r>
+              <w:rPr>
+                <w:rFonts w:hint="eastAsia"/>
+              </w:rPr>
+              <w:t xml:space="preserve">SRS-BASELINE-V1.0、配置项和变更流程</w:t>
+            </w:r>
+          </w:p>
+        </w:tc>
+        <w:tc>
+          <w:tcPr/>
+          <w:p>
+            <w:pPr>
+              <w:pStyle w:val="Compact"/>
+            </w:pPr>
+            <w:r>
+              <w:rPr>
+                <w:rFonts w:hint="eastAsia"/>
+              </w:rPr>
+              <w:t xml:space="preserve">评审与基线记录(RB).md</w:t>
+            </w:r>
+          </w:p>
+        </w:tc>
+      </w:tr>
+    </w:tbl>
+    <w:bookmarkEnd w:id="12"/>
+    <w:bookmarkStart w:id="13" w:name="附加交付文档"/>
+    <w:p>
+      <w:pPr>
+        <w:pStyle w:val="Heading2"/>
+      </w:pPr>
+      <w:r>
+        <w:t xml:space="preserve">3. </w:t>
+      </w:r>
+      <w:r>
+        <w:rPr>
+          <w:rFonts w:hint="eastAsia"/>
+        </w:rPr>
+        <w:t xml:space="preserve">附加交付文档</w:t>
+      </w:r>
+    </w:p>
+    <w:tbl>
+      <w:tblPr>
+        <w:tblStyle w:val="Table"/>
+        <w:tblW w:type="pct" w:w="5000"/>
+        <w:tblLayout w:type="fixed"/>
+        <w:tblLook w:firstRow="1" w:lastRow="0" w:firstColumn="0" w:lastColumn="0" w:noHBand="0" w:noVBand="0" w:val="0020"/>
+      </w:tblPr>
+      <w:tblGrid>
+        <w:gridCol w:w="1980"/>
+        <w:gridCol w:w="1980"/>
+        <w:gridCol w:w="1980"/>
+        <w:gridCol w:w="1980"/>
+      </w:tblGrid>
+      <w:tr>
+        <w:trPr>
+          <w:tblHeader w:val="on"/>
+        </w:trPr>
+        <w:tc>
+          <w:tcPr/>
+          <w:p>
+            <w:pPr>
+              <w:pStyle w:val="Compact"/>
+            </w:pPr>
+            <w:r>
+              <w:rPr>
+                <w:rFonts w:hint="eastAsia"/>
+              </w:rPr>
+              <w:t xml:space="preserve">编号</w:t>
+            </w:r>
+          </w:p>
+        </w:tc>
+        <w:tc>
+          <w:tcPr/>
+          <w:p>
+            <w:pPr>
+              <w:pStyle w:val="Compact"/>
+            </w:pPr>
+            <w:r>
+              <w:rPr>
+                <w:rFonts w:hint="eastAsia"/>
+              </w:rPr>
+              <w:t xml:space="preserve">文档</w:t>
+            </w:r>
+          </w:p>
+        </w:tc>
+        <w:tc>
+          <w:tcPr/>
+          <w:p>
+            <w:pPr>
+              <w:pStyle w:val="Compact"/>
+            </w:pPr>
+            <w:r>
+              <w:rPr>
+                <w:rFonts w:hint="eastAsia"/>
+              </w:rPr>
+              <w:t xml:space="preserve">内容</w:t>
+            </w:r>
+          </w:p>
+        </w:tc>
+        <w:tc>
+          <w:tcPr/>
+          <w:p>
+            <w:pPr>
+              <w:pStyle w:val="Compact"/>
+            </w:pPr>
+            <w:r>
+              <w:rPr>
+                <w:rFonts w:hint="eastAsia"/>
+              </w:rPr>
+              <w:t xml:space="preserve">文件</w:t>
+            </w:r>
+          </w:p>
+        </w:tc>
+      </w:tr>
+      <w:tr>
+        <w:tc>
+          <w:tcPr/>
+          <w:p>
+            <w:pPr>
+              <w:pStyle w:val="Compact"/>
+            </w:pPr>
+            <w:r>
+              <w:t xml:space="preserve">A01</w:t>
+            </w:r>
+          </w:p>
+        </w:tc>
+        <w:tc>
+          <w:tcPr/>
+          <w:p>
+            <w:pPr>
+              <w:pStyle w:val="Compact"/>
+            </w:pPr>
+            <w:r>
+              <w:rPr>
+                <w:rFonts w:hint="eastAsia"/>
+              </w:rPr>
+              <w:t xml:space="preserve">数据库设计</w:t>
+            </w:r>
+          </w:p>
+        </w:tc>
+        <w:tc>
+          <w:tcPr/>
+          <w:p>
+            <w:pPr>
+              <w:pStyle w:val="Compact"/>
+            </w:pPr>
+            <w:r>
+              <w:rPr>
+                <w:rFonts w:hint="eastAsia"/>
+              </w:rPr>
+              <w:t xml:space="preserve">核心表15张，原型运行表16张口径说明</w:t>
+            </w:r>
+          </w:p>
+        </w:tc>
+        <w:tc>
+          <w:tcPr/>
+          <w:p>
+            <w:pPr>
+              <w:pStyle w:val="Compact"/>
+            </w:pPr>
+            <w:r>
+              <w:rPr>
+                <w:rFonts w:hint="eastAsia"/>
+              </w:rPr>
+              <w:t xml:space="preserve">数据库设计说明书(DBDD).md</w:t>
+            </w:r>
+          </w:p>
+        </w:tc>
+      </w:tr>
+      <w:tr>
+        <w:tc>
+          <w:tcPr/>
+          <w:p>
+            <w:pPr>
+              <w:pStyle w:val="Compact"/>
+            </w:pPr>
+            <w:r>
+              <w:t xml:space="preserve">A02</w:t>
+            </w:r>
+          </w:p>
+        </w:tc>
+        <w:tc>
+          <w:tcPr/>
+          <w:p>
+            <w:pPr>
+              <w:pStyle w:val="Compact"/>
+            </w:pPr>
+            <w:r>
+              <w:t xml:space="preserve">API </w:t>
+            </w:r>
+            <w:r>
+              <w:rPr>
+                <w:rFonts w:hint="eastAsia"/>
+              </w:rPr>
+              <w:t xml:space="preserve">接口规范</w:t>
+            </w:r>
+          </w:p>
+        </w:tc>
+        <w:tc>
+          <w:tcPr/>
+          <w:p>
+            <w:pPr>
+              <w:pStyle w:val="Compact"/>
+            </w:pPr>
+            <w:r>
+              <w:rPr>
+                <w:rFonts w:hint="eastAsia"/>
+              </w:rPr>
+              <w:t xml:space="preserve">规划接口60+</w:t>
+            </w:r>
+          </w:p>
+        </w:tc>
+        <w:tc>
+          <w:tcPr/>
+          <w:p>
+            <w:pPr>
+              <w:pStyle w:val="Compact"/>
+            </w:pPr>
+            <w:r>
+              <w:rPr>
+                <w:rFonts w:hint="eastAsia"/>
+              </w:rPr>
+              <w:t xml:space="preserve">接口设计说明书(IDD).md</w:t>
+            </w:r>
+          </w:p>
+        </w:tc>
+      </w:tr>
+      <w:tr>
+        <w:tc>
+          <w:tcPr/>
+          <w:p>
+            <w:pPr>
+              <w:pStyle w:val="Compact"/>
+            </w:pPr>
+            <w:r>
+              <w:t xml:space="preserve">A03</w:t>
+            </w:r>
+          </w:p>
+        </w:tc>
+        <w:tc>
+          <w:tcPr/>
+          <w:p>
+            <w:pPr>
+              <w:pStyle w:val="Compact"/>
+            </w:pPr>
+            <w:r>
+              <w:rPr>
+                <w:rFonts w:hint="eastAsia"/>
+              </w:rPr>
+              <w:t xml:space="preserve">系统架构设计</w:t>
+            </w:r>
+          </w:p>
+        </w:tc>
+        <w:tc>
+          <w:tcPr/>
+          <w:p>
+            <w:pPr>
+              <w:pStyle w:val="Compact"/>
+            </w:pPr>
+            <w:r>
+              <w:rPr>
+                <w:rFonts w:hint="eastAsia"/>
+              </w:rPr>
+              <w:t xml:space="preserve">逻辑架构、部署架构、模块设计、安全架构</w:t>
+            </w:r>
+          </w:p>
+        </w:tc>
+        <w:tc>
+          <w:tcPr/>
+          <w:p>
+            <w:pPr>
+              <w:pStyle w:val="Compact"/>
+            </w:pPr>
+            <w:r>
+              <w:rPr>
+                <w:rFonts w:hint="eastAsia"/>
+              </w:rPr>
+              <w:t xml:space="preserve">系统概要设计说明书(SSDD).md</w:t>
+            </w:r>
+          </w:p>
+        </w:tc>
+      </w:tr>
+      <w:tr>
+        <w:tc>
+          <w:tcPr/>
+          <w:p>
+            <w:pPr>
+              <w:pStyle w:val="Compact"/>
+            </w:pPr>
+            <w:r>
+              <w:t xml:space="preserve">A04</w:t>
+            </w:r>
+          </w:p>
+        </w:tc>
+        <w:tc>
+          <w:tcPr/>
+          <w:p>
+            <w:pPr>
+              <w:pStyle w:val="Compact"/>
+            </w:pPr>
+            <w:r>
+              <w:rPr>
+                <w:rFonts w:hint="eastAsia"/>
+              </w:rPr>
+              <w:t xml:space="preserve">部署运维指南</w:t>
+            </w:r>
+          </w:p>
+        </w:tc>
+        <w:tc>
+          <w:tcPr/>
+          <w:p>
+            <w:pPr>
+              <w:pStyle w:val="Compact"/>
+            </w:pPr>
+            <w:r>
+              <w:rPr>
+                <w:rFonts w:hint="eastAsia"/>
+              </w:rPr>
+              <w:t xml:space="preserve">部署、监控、备份和应急预案</w:t>
+            </w:r>
+          </w:p>
+        </w:tc>
+        <w:tc>
+          <w:tcPr/>
+          <w:p>
+            <w:pPr>
+              <w:pStyle w:val="Compact"/>
+            </w:pPr>
+            <w:r>
+              <w:rPr>
+                <w:rFonts w:hint="eastAsia"/>
+              </w:rPr>
+              <w:t xml:space="preserve">部署运维指南(DG).md</w:t>
+            </w:r>
+          </w:p>
+        </w:tc>
+      </w:tr>
+      <w:tr>
+        <w:tc>
+          <w:tcPr/>
+          <w:p>
+            <w:pPr>
+              <w:pStyle w:val="Compact"/>
+            </w:pPr>
+            <w:r>
+              <w:t xml:space="preserve">A05</w:t>
+            </w:r>
+          </w:p>
+        </w:tc>
+        <w:tc>
+          <w:tcPr/>
+          <w:p>
+            <w:pPr>
+              <w:pStyle w:val="Compact"/>
+            </w:pPr>
+            <w:r>
+              <w:rPr>
+                <w:rFonts w:hint="eastAsia"/>
+              </w:rPr>
+              <w:t xml:space="preserve">数据需求规格说明书</w:t>
+            </w:r>
+          </w:p>
+        </w:tc>
+        <w:tc>
+          <w:tcPr/>
+          <w:p>
+            <w:pPr>
+              <w:pStyle w:val="Compact"/>
+            </w:pPr>
+            <w:r>
+              <w:rPr>
+                <w:rFonts w:hint="eastAsia"/>
+              </w:rPr>
+              <w:t xml:space="preserve">数据范围和数据质量要求</w:t>
+            </w:r>
+          </w:p>
+        </w:tc>
+        <w:tc>
+          <w:tcPr/>
+          <w:p>
+            <w:pPr>
+              <w:pStyle w:val="Compact"/>
+            </w:pPr>
+            <w:r>
+              <w:rPr>
+                <w:rFonts w:hint="eastAsia"/>
+              </w:rPr>
+              <w:t xml:space="preserve">数据需求规格说明书(DRD).md</w:t>
+            </w:r>
+          </w:p>
+        </w:tc>
+      </w:tr>
+      <w:tr>
+        <w:tc>
+          <w:tcPr/>
+          <w:p>
+            <w:pPr>
+              <w:pStyle w:val="Compact"/>
+            </w:pPr>
+            <w:r>
+              <w:t xml:space="preserve">A06</w:t>
+            </w:r>
+          </w:p>
+        </w:tc>
+        <w:tc>
+          <w:tcPr/>
+          <w:p>
+            <w:pPr>
+              <w:pStyle w:val="Compact"/>
+            </w:pPr>
+            <w:r>
+              <w:rPr>
+                <w:rFonts w:hint="eastAsia"/>
+              </w:rPr>
+              <w:t xml:space="preserve">测试计划</w:t>
+            </w:r>
+          </w:p>
+        </w:tc>
+        <w:tc>
+          <w:tcPr/>
+          <w:p>
+            <w:pPr>
+              <w:pStyle w:val="Compact"/>
+            </w:pPr>
+            <w:r>
+              <w:rPr>
+                <w:rFonts w:hint="eastAsia"/>
+              </w:rPr>
+              <w:t xml:space="preserve">测试范围、策略和资源</w:t>
+            </w:r>
+          </w:p>
+        </w:tc>
+        <w:tc>
+          <w:tcPr/>
+          <w:p>
+            <w:pPr>
+              <w:pStyle w:val="Compact"/>
+            </w:pPr>
+            <w:r>
+              <w:rPr>
+                <w:rFonts w:hint="eastAsia"/>
+              </w:rPr>
+              <w:t xml:space="preserve">测试计划(TP).md</w:t>
+            </w:r>
+          </w:p>
+        </w:tc>
+      </w:tr>
+      <w:tr>
+        <w:tc>
+          <w:tcPr/>
+          <w:p>
+            <w:pPr>
+              <w:pStyle w:val="Compact"/>
+            </w:pPr>
+            <w:r>
+              <w:t xml:space="preserve">A07</w:t>
+            </w:r>
+          </w:p>
+        </w:tc>
+        <w:tc>
+          <w:tcPr/>
+          <w:p>
+            <w:pPr>
+              <w:pStyle w:val="Compact"/>
+            </w:pPr>
+            <w:r>
+              <w:rPr>
+                <w:rFonts w:hint="eastAsia"/>
+              </w:rPr>
+              <w:t xml:space="preserve">软件操作手册</w:t>
+            </w:r>
+          </w:p>
+        </w:tc>
+        <w:tc>
+          <w:tcPr/>
+          <w:p>
+            <w:pPr>
+              <w:pStyle w:val="Compact"/>
+            </w:pPr>
+            <w:r>
+              <w:rPr>
+                <w:rFonts w:hint="eastAsia"/>
+              </w:rPr>
+              <w:t xml:space="preserve">操作流程说明</w:t>
+            </w:r>
+          </w:p>
+        </w:tc>
+        <w:tc>
+          <w:tcPr/>
+          <w:p>
+            <w:pPr>
+              <w:pStyle w:val="Compact"/>
+            </w:pPr>
+            <w:r>
+              <w:rPr>
+                <w:rFonts w:hint="eastAsia"/>
+              </w:rPr>
+              <w:t xml:space="preserve">软件操作手册(SOM).md</w:t>
+            </w:r>
+          </w:p>
+        </w:tc>
+      </w:tr>
+      <w:tr>
+        <w:tc>
+          <w:tcPr/>
+          <w:p>
+            <w:pPr>
+              <w:pStyle w:val="Compact"/>
+            </w:pPr>
+            <w:r>
+              <w:t xml:space="preserve">A08</w:t>
+            </w:r>
+          </w:p>
+        </w:tc>
+        <w:tc>
+          <w:tcPr/>
+          <w:p>
+            <w:pPr>
+              <w:pStyle w:val="Compact"/>
+            </w:pPr>
+            <w:r>
+              <w:rPr>
+                <w:rFonts w:hint="eastAsia"/>
+              </w:rPr>
+              <w:t xml:space="preserve">质量保证计划</w:t>
+            </w:r>
+          </w:p>
+        </w:tc>
+        <w:tc>
+          <w:tcPr/>
+          <w:p>
+            <w:pPr>
+              <w:pStyle w:val="Compact"/>
+            </w:pPr>
+            <w:r>
+              <w:rPr>
+                <w:rFonts w:hint="eastAsia"/>
+              </w:rPr>
+              <w:t xml:space="preserve">质量目标和检查机制</w:t>
+            </w:r>
+          </w:p>
+        </w:tc>
+        <w:tc>
+          <w:tcPr/>
+          <w:p>
+            <w:pPr>
+              <w:pStyle w:val="Compact"/>
+            </w:pPr>
+            <w:r>
+              <w:rPr>
+                <w:rFonts w:hint="eastAsia"/>
+              </w:rPr>
+              <w:t xml:space="preserve">质量保证计划(QAP).md</w:t>
+            </w:r>
+          </w:p>
+        </w:tc>
+      </w:tr>
+      <w:tr>
+        <w:tc>
+          <w:tcPr/>
+          <w:p>
+            <w:pPr>
+              <w:pStyle w:val="Compact"/>
+            </w:pPr>
+            <w:r>
+              <w:t xml:space="preserve">A09</w:t>
+            </w:r>
+          </w:p>
+        </w:tc>
+        <w:tc>
+          <w:tcPr/>
+          <w:p>
+            <w:pPr>
+              <w:pStyle w:val="Compact"/>
+            </w:pPr>
+            <w:r>
+              <w:rPr>
+                <w:rFonts w:hint="eastAsia"/>
+              </w:rPr>
+              <w:t xml:space="preserve">配置管理计划</w:t>
+            </w:r>
+          </w:p>
+        </w:tc>
+        <w:tc>
+          <w:tcPr/>
+          <w:p>
+            <w:pPr>
+              <w:pStyle w:val="Compact"/>
+            </w:pPr>
+            <w:r>
+              <w:rPr>
+                <w:rFonts w:hint="eastAsia"/>
+              </w:rPr>
+              <w:t xml:space="preserve">配置项、版本和变更控制</w:t>
+            </w:r>
+          </w:p>
+        </w:tc>
+        <w:tc>
+          <w:tcPr/>
+          <w:p>
+            <w:pPr>
+              <w:pStyle w:val="Compact"/>
+            </w:pPr>
+            <w:r>
+              <w:rPr>
+                <w:rFonts w:hint="eastAsia"/>
+              </w:rPr>
+              <w:t xml:space="preserve">配置管理计划(CMP).md</w:t>
+            </w:r>
+          </w:p>
+        </w:tc>
+      </w:tr>
+      <w:tr>
+        <w:tc>
+          <w:tcPr/>
+          <w:p>
+            <w:pPr>
+              <w:pStyle w:val="Compact"/>
+            </w:pPr>
+            <w:r>
+              <w:t xml:space="preserve">A10</w:t>
+            </w:r>
+          </w:p>
+        </w:tc>
+        <w:tc>
+          <w:tcPr/>
+          <w:p>
+            <w:pPr>
+              <w:pStyle w:val="Compact"/>
+            </w:pPr>
+            <w:r>
+              <w:rPr>
+                <w:rFonts w:hint="eastAsia"/>
+              </w:rPr>
+              <w:t xml:space="preserve">软件安装手册</w:t>
+            </w:r>
+          </w:p>
+        </w:tc>
+        <w:tc>
+          <w:tcPr/>
+          <w:p>
+            <w:pPr>
+              <w:pStyle w:val="Compact"/>
+            </w:pPr>
+            <w:r>
+              <w:rPr>
+                <w:rFonts w:hint="eastAsia"/>
+              </w:rPr>
+              <w:t xml:space="preserve">安装部署步骤</w:t>
+            </w:r>
+          </w:p>
+        </w:tc>
+        <w:tc>
+          <w:tcPr/>
+          <w:p>
+            <w:pPr>
+              <w:pStyle w:val="Compact"/>
+            </w:pPr>
+            <w:r>
+              <w:rPr>
+                <w:rFonts w:hint="eastAsia"/>
+              </w:rPr>
+              <w:t xml:space="preserve">软件安装手册(SIM).md</w:t>
+            </w:r>
+          </w:p>
+        </w:tc>
+      </w:tr>
+      <w:tr>
+        <w:tc>
+          <w:tcPr/>
+          <w:p>
+            <w:pPr>
+              <w:pStyle w:val="Compact"/>
+            </w:pPr>
+            <w:r>
+              <w:t xml:space="preserve">A11</w:t>
+            </w:r>
+          </w:p>
+        </w:tc>
+        <w:tc>
+          <w:tcPr/>
+          <w:p>
+            <w:pPr>
+              <w:pStyle w:val="Compact"/>
+            </w:pPr>
+            <w:r>
+              <w:rPr>
+                <w:rFonts w:hint="eastAsia"/>
+              </w:rPr>
+              <w:t xml:space="preserve">详细设计说明书</w:t>
+            </w:r>
+          </w:p>
+        </w:tc>
+        <w:tc>
+          <w:tcPr/>
+          <w:p>
+            <w:pPr>
+              <w:pStyle w:val="Compact"/>
+            </w:pPr>
+            <w:r>
+              <w:rPr>
+                <w:rFonts w:hint="eastAsia"/>
+              </w:rPr>
+              <w:t xml:space="preserve">模块、类、接口和数据设计</w:t>
+            </w:r>
+          </w:p>
+        </w:tc>
+        <w:tc>
+          <w:tcPr/>
+          <w:p>
+            <w:pPr>
+              <w:pStyle w:val="Compact"/>
+            </w:pPr>
+            <w:r>
+              <w:rPr>
+                <w:rFonts w:hint="eastAsia"/>
+              </w:rPr>
+              <w:t xml:space="preserve">详细设计说明书(DDD).md</w:t>
+            </w:r>
+          </w:p>
+        </w:tc>
+      </w:tr>
+      <w:tr>
+        <w:tc>
+          <w:tcPr/>
+          <w:p>
+            <w:pPr>
+              <w:pStyle w:val="Compact"/>
+            </w:pPr>
+            <w:r>
+              <w:t xml:space="preserve">A12</w:t>
+            </w:r>
+          </w:p>
+        </w:tc>
+        <w:tc>
+          <w:tcPr/>
+          <w:p>
+            <w:pPr>
+              <w:pStyle w:val="Compact"/>
+            </w:pPr>
+            <w:r>
+              <w:rPr>
+                <w:rFonts w:hint="eastAsia"/>
+              </w:rPr>
+              <w:t xml:space="preserve">测试报告</w:t>
+            </w:r>
+          </w:p>
+        </w:tc>
+        <w:tc>
+          <w:tcPr/>
+          <w:p>
+            <w:pPr>
+              <w:pStyle w:val="Compact"/>
+            </w:pPr>
+            <w:r>
+              <w:rPr>
+                <w:rFonts w:hint="eastAsia"/>
+              </w:rPr>
+              <w:t xml:space="preserve">测试执行和缺陷闭环</w:t>
+            </w:r>
+          </w:p>
+        </w:tc>
+        <w:tc>
+          <w:tcPr/>
+          <w:p>
+            <w:pPr>
+              <w:pStyle w:val="Compact"/>
+            </w:pPr>
+            <w:r>
+              <w:rPr>
+                <w:rFonts w:hint="eastAsia"/>
+              </w:rPr>
+              <w:t xml:space="preserve">测试报告(TR).md</w:t>
+            </w:r>
+          </w:p>
+        </w:tc>
+      </w:tr>
+      <w:tr>
+        <w:tc>
+          <w:tcPr/>
+          <w:p>
+            <w:pPr>
+              <w:pStyle w:val="Compact"/>
+            </w:pPr>
+            <w:r>
+              <w:t xml:space="preserve">A13</w:t>
+            </w:r>
+          </w:p>
+        </w:tc>
+        <w:tc>
+          <w:tcPr/>
+          <w:p>
+            <w:pPr>
+              <w:pStyle w:val="Compact"/>
+            </w:pPr>
+            <w:r>
+              <w:rPr>
+                <w:rFonts w:hint="eastAsia"/>
+              </w:rPr>
+              <w:t xml:space="preserve">软件发布说明</w:t>
+            </w:r>
+          </w:p>
+        </w:tc>
+        <w:tc>
+          <w:tcPr/>
+          <w:p>
+            <w:pPr>
+              <w:pStyle w:val="Compact"/>
+            </w:pPr>
+            <w:r>
+              <w:rPr>
+                <w:rFonts w:hint="eastAsia"/>
+              </w:rPr>
+              <w:t xml:space="preserve">发布范围和注意事项</w:t>
+            </w:r>
+          </w:p>
+        </w:tc>
+        <w:tc>
+          <w:tcPr/>
+          <w:p>
+            <w:pPr>
+              <w:pStyle w:val="Compact"/>
+            </w:pPr>
+            <w:r>
+              <w:rPr>
+                <w:rFonts w:hint="eastAsia"/>
+              </w:rPr>
+              <w:t xml:space="preserve">软件发布说明(SRN).md</w:t>
+            </w:r>
+          </w:p>
+        </w:tc>
+      </w:tr>
+      <w:tr>
+        <w:tc>
+          <w:tcPr/>
+          <w:p>
+            <w:pPr>
+              <w:pStyle w:val="Compact"/>
+            </w:pPr>
+            <w:r>
+              <w:t xml:space="preserve">A14</w:t>
+            </w:r>
+          </w:p>
+        </w:tc>
+        <w:tc>
+          <w:tcPr/>
+          <w:p>
+            <w:pPr>
+              <w:pStyle w:val="Compact"/>
+            </w:pPr>
+            <w:r>
+              <w:rPr>
+                <w:rFonts w:hint="eastAsia"/>
+              </w:rPr>
+              <w:t xml:space="preserve">项目开发总结报告</w:t>
+            </w:r>
+          </w:p>
+        </w:tc>
+        <w:tc>
+          <w:tcPr/>
+          <w:p>
+            <w:pPr>
+              <w:pStyle w:val="Compact"/>
+            </w:pPr>
+            <w:r>
+              <w:rPr>
+                <w:rFonts w:hint="eastAsia"/>
+              </w:rPr>
+              <w:t xml:space="preserve">项目总结和经验教训</w:t>
+            </w:r>
+          </w:p>
+        </w:tc>
+        <w:tc>
+          <w:tcPr/>
+          <w:p>
+            <w:pPr>
+              <w:pStyle w:val="Compact"/>
+            </w:pPr>
+            <w:r>
+              <w:rPr>
+                <w:rFonts w:hint="eastAsia"/>
+              </w:rPr>
+              <w:t xml:space="preserve">项目开发总结报告(PDSR).md</w:t>
+            </w:r>
+          </w:p>
+        </w:tc>
+      </w:tr>
+    </w:tbl>
+    <w:bookmarkEnd w:id="13"/>
+    <w:bookmarkStart w:id="14" w:name="文档统计"/>
+    <w:p>
+      <w:pPr>
+        <w:pStyle w:val="Heading2"/>
+      </w:pPr>
+      <w:r>
+        <w:t xml:space="preserve">4. </w:t>
+      </w:r>
+      <w:r>
+        <w:rPr>
+          <w:rFonts w:hint="eastAsia"/>
+        </w:rPr>
+        <w:t xml:space="preserve">文档统计</w:t>
       </w:r>
     </w:p>
     <w:tbl>
@@ -689,1089 +2875,304 @@
               <w:rPr>
                 <w:rFonts w:hint="eastAsia"/>
               </w:rPr>
-              <w:t xml:space="preserve">关键任务</w:t>
-            </w:r>
-          </w:p>
-        </w:tc>
-        <w:tc>
-          <w:tcPr/>
-          <w:p>
-            <w:pPr>
-              <w:pStyle w:val="Compact"/>
-            </w:pPr>
-            <w:r>
-              <w:t xml:space="preserve">V1.0 </w:t>
-            </w:r>
-            <w:r>
-              <w:rPr>
-                <w:rFonts w:hint="eastAsia"/>
-              </w:rPr>
-              <w:t xml:space="preserve">完成情况</w:t>
-            </w:r>
-          </w:p>
-        </w:tc>
-      </w:tr>
-      <w:tr>
-        <w:tc>
-          <w:tcPr/>
-          <w:p>
-            <w:pPr>
-              <w:pStyle w:val="Compact"/>
-            </w:pPr>
-            <w:r>
-              <w:rPr>
-                <w:rFonts w:hint="eastAsia"/>
-              </w:rPr>
-              <w:t xml:space="preserve">需求获取</w:t>
-            </w:r>
-          </w:p>
-        </w:tc>
-        <w:tc>
-          <w:tcPr/>
-          <w:p>
-            <w:pPr>
-              <w:pStyle w:val="Compact"/>
-            </w:pPr>
-            <w:r>
-              <w:rPr>
-                <w:rFonts w:hint="eastAsia"/>
-              </w:rPr>
-              <w:t xml:space="preserve">已形成访谈、痛点和需求来源记录。</w:t>
-            </w:r>
-          </w:p>
-        </w:tc>
-      </w:tr>
-      <w:tr>
-        <w:tc>
-          <w:tcPr/>
-          <w:p>
-            <w:pPr>
-              <w:pStyle w:val="Compact"/>
-            </w:pPr>
-            <w:r>
-              <w:rPr>
-                <w:rFonts w:hint="eastAsia"/>
-              </w:rPr>
-              <w:t xml:space="preserve">需求规格说明</w:t>
-            </w:r>
-          </w:p>
-        </w:tc>
-        <w:tc>
-          <w:tcPr/>
-          <w:p>
-            <w:pPr>
-              <w:pStyle w:val="Compact"/>
-            </w:pPr>
-            <w:r>
-              <w:rPr>
-                <w:rFonts w:hint="eastAsia"/>
-              </w:rPr>
-              <w:t xml:space="preserve">已形成</w:t>
-            </w:r>
-            <w:r>
-              <w:t xml:space="preserve"> </w:t>
-            </w:r>
-            <w:r>
-              <w:rPr>
-                <w:rFonts w:hint="eastAsia"/>
-              </w:rPr>
-              <w:t xml:space="preserve">SRS，并发布</w:t>
-            </w:r>
-            <w:r>
-              <w:t xml:space="preserve"> SRS-BASELINE-V1.0。</w:t>
-            </w:r>
-          </w:p>
-        </w:tc>
-      </w:tr>
-      <w:tr>
-        <w:tc>
-          <w:tcPr/>
-          <w:p>
-            <w:pPr>
-              <w:pStyle w:val="Compact"/>
-            </w:pPr>
-            <w:r>
-              <w:rPr>
-                <w:rFonts w:hint="eastAsia"/>
-              </w:rPr>
-              <w:t xml:space="preserve">需求规模</w:t>
-            </w:r>
-          </w:p>
-        </w:tc>
-        <w:tc>
-          <w:tcPr/>
-          <w:p>
-            <w:pPr>
-              <w:pStyle w:val="Compact"/>
-            </w:pPr>
-            <w:r>
-              <w:rPr>
-                <w:rFonts w:hint="eastAsia"/>
-              </w:rPr>
-              <w:t xml:space="preserve">统一按</w:t>
-            </w:r>
-            <w:r>
-              <w:t xml:space="preserve"> </w:t>
-            </w:r>
+              <w:t xml:space="preserve">指标</w:t>
+            </w:r>
+          </w:p>
+        </w:tc>
+        <w:tc>
+          <w:tcPr/>
+          <w:p>
+            <w:pPr>
+              <w:pStyle w:val="Compact"/>
+            </w:pPr>
+            <w:r>
+              <w:rPr>
+                <w:rFonts w:hint="eastAsia"/>
+              </w:rPr>
+              <w:t xml:space="preserve">统一口径</w:t>
+            </w:r>
+          </w:p>
+        </w:tc>
+      </w:tr>
+      <w:tr>
+        <w:tc>
+          <w:tcPr/>
+          <w:p>
+            <w:pPr>
+              <w:pStyle w:val="Compact"/>
+            </w:pPr>
+            <w:r>
+              <w:rPr>
+                <w:rFonts w:hint="eastAsia"/>
+              </w:rPr>
+              <w:t xml:space="preserve">文档总数</w:t>
+            </w:r>
+          </w:p>
+        </w:tc>
+        <w:tc>
+          <w:tcPr/>
+          <w:p>
+            <w:pPr>
+              <w:pStyle w:val="Compact"/>
+            </w:pPr>
+            <w:r>
+              <w:rPr>
+                <w:rFonts w:hint="eastAsia"/>
+              </w:rPr>
+              <w:t xml:space="preserve">27篇</w:t>
+            </w:r>
+          </w:p>
+        </w:tc>
+      </w:tr>
+      <w:tr>
+        <w:tc>
+          <w:tcPr/>
+          <w:p>
+            <w:pPr>
+              <w:pStyle w:val="Compact"/>
+            </w:pPr>
+            <w:r>
+              <w:rPr>
+                <w:rFonts w:hint="eastAsia"/>
+              </w:rPr>
+              <w:t xml:space="preserve">基线版本</w:t>
+            </w:r>
+          </w:p>
+        </w:tc>
+        <w:tc>
+          <w:tcPr/>
+          <w:p>
+            <w:pPr>
+              <w:pStyle w:val="Compact"/>
+            </w:pPr>
+            <w:r>
+              <w:t xml:space="preserve">SRS-BASELINE-V1.0</w:t>
+            </w:r>
+          </w:p>
+        </w:tc>
+      </w:tr>
+      <w:tr>
+        <w:tc>
+          <w:tcPr/>
+          <w:p>
+            <w:pPr>
+              <w:pStyle w:val="Compact"/>
+            </w:pPr>
+            <w:r>
+              <w:rPr>
+                <w:rFonts w:hint="eastAsia"/>
+              </w:rPr>
+              <w:t xml:space="preserve">需求数量</w:t>
+            </w:r>
+          </w:p>
+        </w:tc>
+        <w:tc>
+          <w:tcPr/>
+          <w:p>
+            <w:pPr>
+              <w:pStyle w:val="Compact"/>
+            </w:pPr>
             <w:r>
               <w:rPr>
                 <w:rFonts w:hint="eastAsia"/>
               </w:rPr>
               <w:t xml:space="preserve">40条需求</w:t>
             </w:r>
-            <w:r>
-              <w:t xml:space="preserve"> </w:t>
-            </w:r>
-            <w:r>
-              <w:rPr>
-                <w:rFonts w:hint="eastAsia"/>
-              </w:rPr>
-              <w:t xml:space="preserve">统计。</w:t>
-            </w:r>
-          </w:p>
-        </w:tc>
-      </w:tr>
-      <w:tr>
-        <w:tc>
-          <w:tcPr/>
-          <w:p>
-            <w:pPr>
-              <w:pStyle w:val="Compact"/>
-            </w:pPr>
-            <w:r>
-              <w:rPr>
-                <w:rFonts w:hint="eastAsia"/>
-              </w:rPr>
-              <w:t xml:space="preserve">用例分析</w:t>
-            </w:r>
-          </w:p>
-        </w:tc>
-        <w:tc>
-          <w:tcPr/>
-          <w:p>
-            <w:pPr>
-              <w:pStyle w:val="Compact"/>
-            </w:pPr>
-            <w:r>
-              <w:rPr>
-                <w:rFonts w:hint="eastAsia"/>
-              </w:rPr>
-              <w:t xml:space="preserve">已形成</w:t>
-            </w:r>
-            <w:r>
-              <w:t xml:space="preserve"> </w:t>
-            </w:r>
-            <w:r>
-              <w:rPr>
-                <w:rFonts w:hint="eastAsia"/>
-              </w:rPr>
-              <w:t xml:space="preserve">47用例。</w:t>
-            </w:r>
-          </w:p>
-        </w:tc>
-      </w:tr>
-      <w:tr>
-        <w:tc>
-          <w:tcPr/>
-          <w:p>
-            <w:pPr>
-              <w:pStyle w:val="Compact"/>
-            </w:pPr>
-            <w:r>
-              <w:rPr>
-                <w:rFonts w:hint="eastAsia"/>
-              </w:rPr>
-              <w:t xml:space="preserve">测试设计</w:t>
-            </w:r>
-          </w:p>
-        </w:tc>
-        <w:tc>
-          <w:tcPr/>
-          <w:p>
-            <w:pPr>
-              <w:pStyle w:val="Compact"/>
-            </w:pPr>
-            <w:r>
-              <w:rPr>
-                <w:rFonts w:hint="eastAsia"/>
-              </w:rPr>
-              <w:t xml:space="preserve">已形成</w:t>
-            </w:r>
-            <w:r>
-              <w:t xml:space="preserve"> </w:t>
-            </w:r>
-            <w:r>
-              <w:rPr>
-                <w:rFonts w:hint="eastAsia"/>
-              </w:rPr>
-              <w:t xml:space="preserve">78测试用例，执行结果待补充。</w:t>
-            </w:r>
-          </w:p>
-        </w:tc>
-      </w:tr>
-      <w:tr>
-        <w:tc>
-          <w:tcPr/>
-          <w:p>
-            <w:pPr>
-              <w:pStyle w:val="Compact"/>
-            </w:pPr>
-            <w:r>
-              <w:rPr>
-                <w:rFonts w:hint="eastAsia"/>
-              </w:rPr>
-              <w:t xml:space="preserve">用户参与</w:t>
-            </w:r>
-          </w:p>
-        </w:tc>
-        <w:tc>
-          <w:tcPr/>
-          <w:p>
-            <w:pPr>
-              <w:pStyle w:val="Compact"/>
-            </w:pPr>
-            <w:r>
-              <w:rPr>
-                <w:rFonts w:hint="eastAsia"/>
-              </w:rPr>
-              <w:t xml:space="preserve">采用核心代表+扩展代表口径。</w:t>
+          </w:p>
+        </w:tc>
+      </w:tr>
+      <w:tr>
+        <w:tc>
+          <w:tcPr/>
+          <w:p>
+            <w:pPr>
+              <w:pStyle w:val="Compact"/>
+            </w:pPr>
+            <w:r>
+              <w:rPr>
+                <w:rFonts w:hint="eastAsia"/>
+              </w:rPr>
+              <w:t xml:space="preserve">用例数量</w:t>
+            </w:r>
+          </w:p>
+        </w:tc>
+        <w:tc>
+          <w:tcPr/>
+          <w:p>
+            <w:pPr>
+              <w:pStyle w:val="Compact"/>
+            </w:pPr>
+            <w:r>
+              <w:rPr>
+                <w:rFonts w:hint="eastAsia"/>
+              </w:rPr>
+              <w:t xml:space="preserve">47用例</w:t>
+            </w:r>
+          </w:p>
+        </w:tc>
+      </w:tr>
+      <w:tr>
+        <w:tc>
+          <w:tcPr/>
+          <w:p>
+            <w:pPr>
+              <w:pStyle w:val="Compact"/>
+            </w:pPr>
+            <w:r>
+              <w:rPr>
+                <w:rFonts w:hint="eastAsia"/>
+              </w:rPr>
+              <w:t xml:space="preserve">测试用例数量</w:t>
+            </w:r>
+          </w:p>
+        </w:tc>
+        <w:tc>
+          <w:tcPr/>
+          <w:p>
+            <w:pPr>
+              <w:pStyle w:val="Compact"/>
+            </w:pPr>
+            <w:r>
+              <w:rPr>
+                <w:rFonts w:hint="eastAsia"/>
+              </w:rPr>
+              <w:t xml:space="preserve">78测试用例</w:t>
+            </w:r>
+          </w:p>
+        </w:tc>
+      </w:tr>
+      <w:tr>
+        <w:tc>
+          <w:tcPr/>
+          <w:p>
+            <w:pPr>
+              <w:pStyle w:val="Compact"/>
+            </w:pPr>
+            <w:r>
+              <w:rPr>
+                <w:rFonts w:hint="eastAsia"/>
+              </w:rPr>
+              <w:t xml:space="preserve">用户代表口径</w:t>
+            </w:r>
+          </w:p>
+        </w:tc>
+        <w:tc>
+          <w:tcPr/>
+          <w:p>
+            <w:pPr>
+              <w:pStyle w:val="Compact"/>
+            </w:pPr>
+            <w:r>
+              <w:rPr>
+                <w:rFonts w:hint="eastAsia"/>
+              </w:rPr>
+              <w:t xml:space="preserve">核心代表+扩展代表</w:t>
+            </w:r>
+          </w:p>
+        </w:tc>
+      </w:tr>
+      <w:tr>
+        <w:tc>
+          <w:tcPr/>
+          <w:p>
+            <w:pPr>
+              <w:pStyle w:val="Compact"/>
+            </w:pPr>
+            <w:r>
+              <w:rPr>
+                <w:rFonts w:hint="eastAsia"/>
+              </w:rPr>
+              <w:t xml:space="preserve">用户群数</w:t>
+            </w:r>
+          </w:p>
+        </w:tc>
+        <w:tc>
+          <w:tcPr/>
+          <w:p>
+            <w:pPr>
+              <w:pStyle w:val="Compact"/>
+            </w:pPr>
+            <w:r>
+              <w:rPr>
+                <w:rFonts w:hint="eastAsia"/>
+              </w:rPr>
+              <w:t xml:space="preserve">7类主要用户群</w:t>
+            </w:r>
+          </w:p>
+        </w:tc>
+      </w:tr>
+      <w:tr>
+        <w:tc>
+          <w:tcPr/>
+          <w:p>
+            <w:pPr>
+              <w:pStyle w:val="Compact"/>
+            </w:pPr>
+            <w:r>
+              <w:t xml:space="preserve">UML </w:t>
+            </w:r>
+            <w:r>
+              <w:rPr>
+                <w:rFonts w:hint="eastAsia"/>
+              </w:rPr>
+              <w:t xml:space="preserve">图类型</w:t>
+            </w:r>
+          </w:p>
+        </w:tc>
+        <w:tc>
+          <w:tcPr/>
+          <w:p>
+            <w:pPr>
+              <w:pStyle w:val="Compact"/>
+            </w:pPr>
+            <w:r>
+              <w:rPr>
+                <w:rFonts w:hint="eastAsia"/>
+              </w:rPr>
+              <w:t xml:space="preserve">6类</w:t>
+            </w:r>
+          </w:p>
+        </w:tc>
+      </w:tr>
+      <w:tr>
+        <w:tc>
+          <w:tcPr/>
+          <w:p>
+            <w:pPr>
+              <w:pStyle w:val="Compact"/>
+            </w:pPr>
+            <w:r>
+              <w:rPr>
+                <w:rFonts w:hint="eastAsia"/>
+              </w:rPr>
+              <w:t xml:space="preserve">评审轮次</w:t>
+            </w:r>
+          </w:p>
+        </w:tc>
+        <w:tc>
+          <w:tcPr/>
+          <w:p>
+            <w:pPr>
+              <w:pStyle w:val="Compact"/>
+            </w:pPr>
+            <w:r>
+              <w:rPr>
+                <w:rFonts w:hint="eastAsia"/>
+              </w:rPr>
+              <w:t xml:space="preserve">4轮</w:t>
             </w:r>
           </w:p>
         </w:tc>
       </w:tr>
     </w:tbl>
-    <w:bookmarkEnd w:id="11"/>
-    <w:bookmarkStart w:id="12" w:name="初步任务对照"/>
+    <w:bookmarkEnd w:id="14"/>
+    <w:bookmarkStart w:id="15" w:name="v1.1-结论"/>
     <w:p>
       <w:pPr>
         <w:pStyle w:val="Heading2"/>
       </w:pPr>
       <w:r>
-        <w:t xml:space="preserve">2. </w:t>
-      </w:r>
-      <w:r>
-        <w:rPr>
-          <w:rFonts w:hint="eastAsia"/>
-        </w:rPr>
-        <w:t xml:space="preserve">初步任务对照</w:t>
-      </w:r>
-    </w:p>
-    <w:tbl>
-      <w:tblPr>
-        <w:tblStyle w:val="Table"/>
-        <w:tblW w:type="pct" w:w="5000"/>
-        <w:tblLayout w:type="fixed"/>
-        <w:tblLook w:firstRow="1" w:lastRow="0" w:firstColumn="0" w:lastColumn="0" w:noHBand="0" w:noVBand="0" w:val="0020"/>
-      </w:tblPr>
-      <w:tblGrid>
-        <w:gridCol w:w="2640"/>
-        <w:gridCol w:w="2640"/>
-        <w:gridCol w:w="2640"/>
-      </w:tblGrid>
-      <w:tr>
-        <w:trPr>
-          <w:tblHeader w:val="on"/>
-        </w:trPr>
-        <w:tc>
-          <w:tcPr/>
-          <w:p>
-            <w:pPr>
-              <w:pStyle w:val="Compact"/>
-            </w:pPr>
-            <w:r>
-              <w:rPr>
-                <w:rFonts w:hint="eastAsia"/>
-              </w:rPr>
-              <w:t xml:space="preserve">任务类别</w:t>
-            </w:r>
-          </w:p>
-        </w:tc>
-        <w:tc>
-          <w:tcPr/>
-          <w:p>
-            <w:pPr>
-              <w:pStyle w:val="Compact"/>
-            </w:pPr>
-            <w:r>
-              <w:rPr>
-                <w:rFonts w:hint="eastAsia"/>
-              </w:rPr>
-              <w:t xml:space="preserve">主要任务</w:t>
-            </w:r>
-          </w:p>
-        </w:tc>
-        <w:tc>
-          <w:tcPr/>
-          <w:p>
-            <w:pPr>
-              <w:pStyle w:val="Compact"/>
-            </w:pPr>
-            <w:r>
-              <w:rPr>
-                <w:rFonts w:hint="eastAsia"/>
-              </w:rPr>
-              <w:t xml:space="preserve">初步交付</w:t>
-            </w:r>
-          </w:p>
-        </w:tc>
-      </w:tr>
-      <w:tr>
-        <w:tc>
-          <w:tcPr/>
-          <w:p>
-            <w:pPr>
-              <w:pStyle w:val="Compact"/>
-            </w:pPr>
-            <w:r>
-              <w:rPr>
-                <w:rFonts w:hint="eastAsia"/>
-              </w:rPr>
-              <w:t xml:space="preserve">项目启动</w:t>
-            </w:r>
-          </w:p>
-        </w:tc>
-        <w:tc>
-          <w:tcPr/>
-          <w:p>
-            <w:pPr>
-              <w:pStyle w:val="Compact"/>
-            </w:pPr>
-            <w:r>
-              <w:rPr>
-                <w:rFonts w:hint="eastAsia"/>
-              </w:rPr>
-              <w:t xml:space="preserve">明确项目目标、范围和计划</w:t>
-            </w:r>
-          </w:p>
-        </w:tc>
-        <w:tc>
-          <w:tcPr/>
-          <w:p>
-            <w:pPr>
-              <w:pStyle w:val="Compact"/>
-            </w:pPr>
-            <w:r>
-              <w:rPr>
-                <w:rFonts w:hint="eastAsia"/>
-              </w:rPr>
-              <w:t xml:space="preserve">可行性分析、项目开发计划</w:t>
-            </w:r>
-          </w:p>
-        </w:tc>
-      </w:tr>
-      <w:tr>
-        <w:tc>
-          <w:tcPr/>
-          <w:p>
-            <w:pPr>
-              <w:pStyle w:val="Compact"/>
-            </w:pPr>
-            <w:r>
-              <w:rPr>
-                <w:rFonts w:hint="eastAsia"/>
-              </w:rPr>
-              <w:t xml:space="preserve">需求获取</w:t>
-            </w:r>
-          </w:p>
-        </w:tc>
-        <w:tc>
-          <w:tcPr/>
-          <w:p>
-            <w:pPr>
-              <w:pStyle w:val="Compact"/>
-            </w:pPr>
-            <w:r>
-              <w:rPr>
-                <w:rFonts w:hint="eastAsia"/>
-              </w:rPr>
-              <w:t xml:space="preserve">识别用户群、访谈并整理需求来源</w:t>
-            </w:r>
-          </w:p>
-        </w:tc>
-        <w:tc>
-          <w:tcPr/>
-          <w:p>
-            <w:pPr>
-              <w:pStyle w:val="Compact"/>
-            </w:pPr>
-            <w:r>
-              <w:rPr>
-                <w:rFonts w:hint="eastAsia"/>
-              </w:rPr>
-              <w:t xml:space="preserve">用户群与代表、需求获取记录</w:t>
-            </w:r>
-          </w:p>
-        </w:tc>
-      </w:tr>
-      <w:tr>
-        <w:tc>
-          <w:tcPr/>
-          <w:p>
-            <w:pPr>
-              <w:pStyle w:val="Compact"/>
-            </w:pPr>
-            <w:r>
-              <w:rPr>
-                <w:rFonts w:hint="eastAsia"/>
-              </w:rPr>
-              <w:t xml:space="preserve">需求分析</w:t>
-            </w:r>
-          </w:p>
-        </w:tc>
-        <w:tc>
-          <w:tcPr/>
-          <w:p>
-            <w:pPr>
-              <w:pStyle w:val="Compact"/>
-            </w:pPr>
-            <w:r>
-              <w:rPr>
-                <w:rFonts w:hint="eastAsia"/>
-              </w:rPr>
-              <w:t xml:space="preserve">建立用例、非功能需求和模型</w:t>
-            </w:r>
-          </w:p>
-        </w:tc>
-        <w:tc>
-          <w:tcPr/>
-          <w:p>
-            <w:pPr>
-              <w:pStyle w:val="Compact"/>
-            </w:pPr>
-            <w:r>
-              <w:rPr>
-                <w:rFonts w:hint="eastAsia"/>
-              </w:rPr>
-              <w:t xml:space="preserve">用例文档、非功能需求、UML</w:t>
-            </w:r>
-            <w:r>
-              <w:t xml:space="preserve"> </w:t>
-            </w:r>
-            <w:r>
-              <w:rPr>
-                <w:rFonts w:hint="eastAsia"/>
-              </w:rPr>
-              <w:t xml:space="preserve">图</w:t>
-            </w:r>
-          </w:p>
-        </w:tc>
-      </w:tr>
-      <w:tr>
-        <w:tc>
-          <w:tcPr/>
-          <w:p>
-            <w:pPr>
-              <w:pStyle w:val="Compact"/>
-            </w:pPr>
-            <w:r>
-              <w:rPr>
-                <w:rFonts w:hint="eastAsia"/>
-              </w:rPr>
-              <w:t xml:space="preserve">需求规格</w:t>
-            </w:r>
-          </w:p>
-        </w:tc>
-        <w:tc>
-          <w:tcPr/>
-          <w:p>
-            <w:pPr>
-              <w:pStyle w:val="Compact"/>
-            </w:pPr>
-            <w:r>
-              <w:rPr>
-                <w:rFonts w:hint="eastAsia"/>
-              </w:rPr>
-              <w:t xml:space="preserve">编写</w:t>
-            </w:r>
-            <w:r>
-              <w:t xml:space="preserve"> SRS </w:t>
-            </w:r>
-            <w:r>
-              <w:rPr>
-                <w:rFonts w:hint="eastAsia"/>
-              </w:rPr>
-              <w:t xml:space="preserve">并建立基线</w:t>
-            </w:r>
-          </w:p>
-        </w:tc>
-        <w:tc>
-          <w:tcPr/>
-          <w:p>
-            <w:pPr>
-              <w:pStyle w:val="Compact"/>
-            </w:pPr>
-            <w:r>
-              <w:rPr>
-                <w:rFonts w:hint="eastAsia"/>
-              </w:rPr>
-              <w:t xml:space="preserve">软件需求规格说明书、评审与基线记录</w:t>
-            </w:r>
-          </w:p>
-        </w:tc>
-      </w:tr>
-      <w:tr>
-        <w:tc>
-          <w:tcPr/>
-          <w:p>
-            <w:pPr>
-              <w:pStyle w:val="Compact"/>
-            </w:pPr>
-            <w:r>
-              <w:rPr>
-                <w:rFonts w:hint="eastAsia"/>
-              </w:rPr>
-              <w:t xml:space="preserve">测试设计</w:t>
-            </w:r>
-          </w:p>
-        </w:tc>
-        <w:tc>
-          <w:tcPr/>
-          <w:p>
-            <w:pPr>
-              <w:pStyle w:val="Compact"/>
-            </w:pPr>
-            <w:r>
-              <w:rPr>
-                <w:rFonts w:hint="eastAsia"/>
-              </w:rPr>
-              <w:t xml:space="preserve">编写测试用例说明</w:t>
-            </w:r>
-          </w:p>
-        </w:tc>
-        <w:tc>
-          <w:tcPr/>
-          <w:p>
-            <w:pPr>
-              <w:pStyle w:val="Compact"/>
-            </w:pPr>
-            <w:r>
-              <w:rPr>
-                <w:rFonts w:hint="eastAsia"/>
-              </w:rPr>
-              <w:t xml:space="preserve">78测试用例</w:t>
-            </w:r>
-          </w:p>
-        </w:tc>
-      </w:tr>
-      <w:tr>
-        <w:tc>
-          <w:tcPr/>
-          <w:p>
-            <w:pPr>
-              <w:pStyle w:val="Compact"/>
-            </w:pPr>
-            <w:r>
-              <w:rPr>
-                <w:rFonts w:hint="eastAsia"/>
-              </w:rPr>
-              <w:t xml:space="preserve">用户支持</w:t>
-            </w:r>
-          </w:p>
-        </w:tc>
-        <w:tc>
-          <w:tcPr/>
-          <w:p>
-            <w:pPr>
-              <w:pStyle w:val="Compact"/>
-            </w:pPr>
-            <w:r>
-              <w:rPr>
-                <w:rFonts w:hint="eastAsia"/>
-              </w:rPr>
-              <w:t xml:space="preserve">编写初步用户说明</w:t>
-            </w:r>
-          </w:p>
-        </w:tc>
-        <w:tc>
-          <w:tcPr/>
-          <w:p>
-            <w:pPr>
-              <w:pStyle w:val="Compact"/>
-            </w:pPr>
-            <w:r>
-              <w:rPr>
-                <w:rFonts w:hint="eastAsia"/>
-              </w:rPr>
-              <w:t xml:space="preserve">软件用户手册</w:t>
-            </w:r>
-          </w:p>
-        </w:tc>
-      </w:tr>
-    </w:tbl>
-    <w:bookmarkEnd w:id="12"/>
-    <w:bookmarkStart w:id="13" w:name="初步统计"/>
-    <w:p>
-      <w:pPr>
-        <w:pStyle w:val="Heading2"/>
-      </w:pPr>
-      <w:r>
-        <w:t xml:space="preserve">3. </w:t>
-      </w:r>
-      <w:r>
-        <w:rPr>
-          <w:rFonts w:hint="eastAsia"/>
-        </w:rPr>
-        <w:t xml:space="preserve">初步统计</w:t>
-      </w:r>
-    </w:p>
-    <w:tbl>
-      <w:tblPr>
-        <w:tblStyle w:val="Table"/>
-        <w:tblW w:type="pct" w:w="5000"/>
-        <w:tblLayout w:type="fixed"/>
-        <w:tblLook w:firstRow="1" w:lastRow="0" w:firstColumn="0" w:lastColumn="0" w:noHBand="0" w:noVBand="0" w:val="0020"/>
-      </w:tblPr>
-      <w:tblGrid>
-        <w:gridCol w:w="3960"/>
-        <w:gridCol w:w="3960"/>
-      </w:tblGrid>
-      <w:tr>
-        <w:trPr>
-          <w:tblHeader w:val="on"/>
-        </w:trPr>
-        <w:tc>
-          <w:tcPr/>
-          <w:p>
-            <w:pPr>
-              <w:pStyle w:val="Compact"/>
-            </w:pPr>
-            <w:r>
-              <w:rPr>
-                <w:rFonts w:hint="eastAsia"/>
-              </w:rPr>
-              <w:t xml:space="preserve">指标</w:t>
-            </w:r>
-          </w:p>
-        </w:tc>
-        <w:tc>
-          <w:tcPr/>
-          <w:p>
-            <w:pPr>
-              <w:pStyle w:val="Compact"/>
-            </w:pPr>
-            <w:r>
-              <w:rPr>
-                <w:rFonts w:hint="eastAsia"/>
-              </w:rPr>
-              <w:t xml:space="preserve">统一口径</w:t>
-            </w:r>
-          </w:p>
-        </w:tc>
-      </w:tr>
-      <w:tr>
-        <w:tc>
-          <w:tcPr/>
-          <w:p>
-            <w:pPr>
-              <w:pStyle w:val="Compact"/>
-            </w:pPr>
-            <w:r>
-              <w:rPr>
-                <w:rFonts w:hint="eastAsia"/>
-              </w:rPr>
-              <w:t xml:space="preserve">基线版本</w:t>
-            </w:r>
-          </w:p>
-        </w:tc>
-        <w:tc>
-          <w:tcPr/>
-          <w:p>
-            <w:pPr>
-              <w:pStyle w:val="Compact"/>
-            </w:pPr>
-            <w:r>
-              <w:t xml:space="preserve">SRS-BASELINE-V1.0</w:t>
-            </w:r>
-          </w:p>
-        </w:tc>
-      </w:tr>
-      <w:tr>
-        <w:tc>
-          <w:tcPr/>
-          <w:p>
-            <w:pPr>
-              <w:pStyle w:val="Compact"/>
-            </w:pPr>
-            <w:r>
-              <w:rPr>
-                <w:rFonts w:hint="eastAsia"/>
-              </w:rPr>
-              <w:t xml:space="preserve">需求数量</w:t>
-            </w:r>
-          </w:p>
-        </w:tc>
-        <w:tc>
-          <w:tcPr/>
-          <w:p>
-            <w:pPr>
-              <w:pStyle w:val="Compact"/>
-            </w:pPr>
-            <w:r>
-              <w:rPr>
-                <w:rFonts w:hint="eastAsia"/>
-              </w:rPr>
-              <w:t xml:space="preserve">40条需求</w:t>
-            </w:r>
-          </w:p>
-        </w:tc>
-      </w:tr>
-      <w:tr>
-        <w:tc>
-          <w:tcPr/>
-          <w:p>
-            <w:pPr>
-              <w:pStyle w:val="Compact"/>
-            </w:pPr>
-            <w:r>
-              <w:rPr>
-                <w:rFonts w:hint="eastAsia"/>
-              </w:rPr>
-              <w:t xml:space="preserve">用例数量</w:t>
-            </w:r>
-          </w:p>
-        </w:tc>
-        <w:tc>
-          <w:tcPr/>
-          <w:p>
-            <w:pPr>
-              <w:pStyle w:val="Compact"/>
-            </w:pPr>
-            <w:r>
-              <w:rPr>
-                <w:rFonts w:hint="eastAsia"/>
-              </w:rPr>
-              <w:t xml:space="preserve">47用例</w:t>
-            </w:r>
-          </w:p>
-        </w:tc>
-      </w:tr>
-      <w:tr>
-        <w:tc>
-          <w:tcPr/>
-          <w:p>
-            <w:pPr>
-              <w:pStyle w:val="Compact"/>
-            </w:pPr>
-            <w:r>
-              <w:rPr>
-                <w:rFonts w:hint="eastAsia"/>
-              </w:rPr>
-              <w:t xml:space="preserve">测试用例数量</w:t>
-            </w:r>
-          </w:p>
-        </w:tc>
-        <w:tc>
-          <w:tcPr/>
-          <w:p>
-            <w:pPr>
-              <w:pStyle w:val="Compact"/>
-            </w:pPr>
-            <w:r>
-              <w:rPr>
-                <w:rFonts w:hint="eastAsia"/>
-              </w:rPr>
-              <w:t xml:space="preserve">78测试用例</w:t>
-            </w:r>
-          </w:p>
-        </w:tc>
-      </w:tr>
-      <w:tr>
-        <w:tc>
-          <w:tcPr/>
-          <w:p>
-            <w:pPr>
-              <w:pStyle w:val="Compact"/>
-            </w:pPr>
-            <w:r>
-              <w:rPr>
-                <w:rFonts w:hint="eastAsia"/>
-              </w:rPr>
-              <w:t xml:space="preserve">用户代表</w:t>
-            </w:r>
-          </w:p>
-        </w:tc>
-        <w:tc>
-          <w:tcPr/>
-          <w:p>
-            <w:pPr>
-              <w:pStyle w:val="Compact"/>
-            </w:pPr>
-            <w:r>
-              <w:rPr>
-                <w:rFonts w:hint="eastAsia"/>
-              </w:rPr>
-              <w:t xml:space="preserve">核心代表+扩展代表</w:t>
-            </w:r>
-          </w:p>
-        </w:tc>
-      </w:tr>
-      <w:tr>
-        <w:tc>
-          <w:tcPr/>
-          <w:p>
-            <w:pPr>
-              <w:pStyle w:val="Compact"/>
-            </w:pPr>
-            <w:r>
-              <w:rPr>
-                <w:rFonts w:hint="eastAsia"/>
-              </w:rPr>
-              <w:t xml:space="preserve">用户群</w:t>
-            </w:r>
-          </w:p>
-        </w:tc>
-        <w:tc>
-          <w:tcPr/>
-          <w:p>
-            <w:pPr>
-              <w:pStyle w:val="Compact"/>
-            </w:pPr>
-            <w:r>
-              <w:rPr>
-                <w:rFonts w:hint="eastAsia"/>
-              </w:rPr>
-              <w:t xml:space="preserve">覆盖学生、教师、辅导员、行政人员、家长、访客、管理员等主要群体</w:t>
-            </w:r>
-          </w:p>
-        </w:tc>
-      </w:tr>
-      <w:tr>
-        <w:tc>
-          <w:tcPr/>
-          <w:p>
-            <w:pPr>
-              <w:pStyle w:val="Compact"/>
-            </w:pPr>
-            <w:r>
-              <w:rPr>
-                <w:rFonts w:hint="eastAsia"/>
-              </w:rPr>
-              <w:t xml:space="preserve">评审轮次</w:t>
-            </w:r>
-          </w:p>
-        </w:tc>
-        <w:tc>
-          <w:tcPr/>
-          <w:p>
-            <w:pPr>
-              <w:pStyle w:val="Compact"/>
-            </w:pPr>
-            <w:r>
-              <w:rPr>
-                <w:rFonts w:hint="eastAsia"/>
-              </w:rPr>
-              <w:t xml:space="preserve">4轮，详细结果待</w:t>
-            </w:r>
-            <w:r>
-              <w:t xml:space="preserve"> V1.2 </w:t>
-            </w:r>
-            <w:r>
-              <w:rPr>
-                <w:rFonts w:hint="eastAsia"/>
-              </w:rPr>
-              <w:t xml:space="preserve">补充</w:t>
-            </w:r>
-          </w:p>
-        </w:tc>
-      </w:tr>
-    </w:tbl>
-    <w:bookmarkEnd w:id="13"/>
-    <w:bookmarkStart w:id="14" w:name="待补充事项"/>
-    <w:p>
-      <w:pPr>
-        <w:pStyle w:val="Heading2"/>
-      </w:pPr>
-      <w:r>
-        <w:t xml:space="preserve">4. </w:t>
-      </w:r>
-      <w:r>
-        <w:rPr>
-          <w:rFonts w:hint="eastAsia"/>
-        </w:rPr>
-        <w:t xml:space="preserve">待补充事项</w:t>
-      </w:r>
-    </w:p>
-    <w:tbl>
-      <w:tblPr>
-        <w:tblStyle w:val="Table"/>
-        <w:tblW w:type="auto" w:w="0"/>
-        <w:tblLook w:firstRow="1" w:lastRow="0" w:firstColumn="0" w:lastColumn="0" w:noHBand="0" w:noVBand="0" w:val="0020"/>
-      </w:tblPr>
-      <w:tblGrid>
-        <w:gridCol w:w="2640"/>
-        <w:gridCol w:w="2640"/>
-        <w:gridCol w:w="2640"/>
-      </w:tblGrid>
-      <w:tr>
-        <w:trPr>
-          <w:tblHeader w:val="on"/>
-        </w:trPr>
-        <w:tc>
-          <w:tcPr/>
-          <w:p>
-            <w:pPr>
-              <w:pStyle w:val="Compact"/>
-            </w:pPr>
-            <w:r>
-              <w:rPr>
-                <w:rFonts w:hint="eastAsia"/>
-              </w:rPr>
-              <w:t xml:space="preserve">编号</w:t>
-            </w:r>
-          </w:p>
-        </w:tc>
-        <w:tc>
-          <w:tcPr/>
-          <w:p>
-            <w:pPr>
-              <w:pStyle w:val="Compact"/>
-            </w:pPr>
-            <w:r>
-              <w:rPr>
-                <w:rFonts w:hint="eastAsia"/>
-              </w:rPr>
-              <w:t xml:space="preserve">待补充内容</w:t>
-            </w:r>
-          </w:p>
-        </w:tc>
-        <w:tc>
-          <w:tcPr/>
-          <w:p>
-            <w:pPr>
-              <w:pStyle w:val="Compact"/>
-            </w:pPr>
-            <w:r>
-              <w:rPr>
-                <w:rFonts w:hint="eastAsia"/>
-              </w:rPr>
-              <w:t xml:space="preserve">计划纳入版本</w:t>
-            </w:r>
-          </w:p>
-        </w:tc>
-      </w:tr>
-      <w:tr>
-        <w:tc>
-          <w:tcPr/>
-          <w:p>
-            <w:pPr>
-              <w:pStyle w:val="Compact"/>
-            </w:pPr>
-            <w:r>
-              <w:t xml:space="preserve">TCSUM-TODO-01</w:t>
-            </w:r>
-          </w:p>
-        </w:tc>
-        <w:tc>
-          <w:tcPr/>
-          <w:p>
-            <w:pPr>
-              <w:pStyle w:val="Compact"/>
-            </w:pPr>
-            <w:r>
-              <w:rPr>
-                <w:rFonts w:hint="eastAsia"/>
-              </w:rPr>
-              <w:t xml:space="preserve">完整交付物清单</w:t>
-            </w:r>
-          </w:p>
-        </w:tc>
-        <w:tc>
-          <w:tcPr/>
-          <w:p>
-            <w:pPr>
-              <w:pStyle w:val="Compact"/>
-            </w:pPr>
-            <w:r>
-              <w:t xml:space="preserve">V1.1</w:t>
-            </w:r>
-          </w:p>
-        </w:tc>
-      </w:tr>
-      <w:tr>
-        <w:tc>
-          <w:tcPr/>
-          <w:p>
-            <w:pPr>
-              <w:pStyle w:val="Compact"/>
-            </w:pPr>
-            <w:r>
-              <w:t xml:space="preserve">TCSUM-TODO-02</w:t>
-            </w:r>
-          </w:p>
-        </w:tc>
-        <w:tc>
-          <w:tcPr/>
-          <w:p>
-            <w:pPr>
-              <w:pStyle w:val="Compact"/>
-            </w:pPr>
-            <w:r>
-              <w:rPr>
-                <w:rFonts w:hint="eastAsia"/>
-              </w:rPr>
-              <w:t xml:space="preserve">评审、变更和测试结果</w:t>
-            </w:r>
-          </w:p>
-        </w:tc>
-        <w:tc>
-          <w:tcPr/>
-          <w:p>
-            <w:pPr>
-              <w:pStyle w:val="Compact"/>
-            </w:pPr>
-            <w:r>
-              <w:t xml:space="preserve">V1.2</w:t>
-            </w:r>
-          </w:p>
-        </w:tc>
-      </w:tr>
-      <w:tr>
-        <w:tc>
-          <w:tcPr/>
-          <w:p>
-            <w:pPr>
-              <w:pStyle w:val="Compact"/>
-            </w:pPr>
-            <w:r>
-              <w:t xml:space="preserve">TCSUM-TODO-03</w:t>
-            </w:r>
-          </w:p>
-        </w:tc>
-        <w:tc>
-          <w:tcPr/>
-          <w:p>
-            <w:pPr>
-              <w:pStyle w:val="Compact"/>
-            </w:pPr>
-            <w:r>
-              <w:rPr>
-                <w:rFonts w:hint="eastAsia"/>
-              </w:rPr>
-              <w:t xml:space="preserve">最终任务完成结论</w:t>
-            </w:r>
-          </w:p>
-        </w:tc>
-        <w:tc>
-          <w:tcPr/>
-          <w:p>
-            <w:pPr>
-              <w:pStyle w:val="Compact"/>
-            </w:pPr>
-            <w:r>
-              <w:t xml:space="preserve">V1.3</w:t>
-            </w:r>
-          </w:p>
-        </w:tc>
-      </w:tr>
-    </w:tbl>
-    <w:bookmarkEnd w:id="14"/>
-    <w:bookmarkStart w:id="15" w:name="v1.0-结论"/>
-    <w:p>
-      <w:pPr>
-        <w:pStyle w:val="Heading2"/>
-      </w:pPr>
-      <w:r>
-        <w:t xml:space="preserve">5. V1.0 </w:t>
+        <w:t xml:space="preserve">5. V1.1 </w:t>
       </w:r>
       <w:r>
         <w:rPr>
@@ -1785,13 +3186,13 @@
         <w:pStyle w:val="FirstParagraph"/>
       </w:pPr>
       <w:r>
-        <w:t xml:space="preserve">V1.0 </w:t>
+        <w:t xml:space="preserve">V1.1 </w:t>
       </w:r>
       <w:r>
         <w:rPr>
           <w:rFonts w:hint="eastAsia"/>
         </w:rPr>
-        <w:t xml:space="preserve">确认核心任务已形成初步闭环，并统一使用</w:t>
+        <w:t xml:space="preserve">完成任务与交付文档的映射，确认项目交付物总量为</w:t>
       </w:r>
       <w:r>
         <w:t xml:space="preserve"> </w:t>
@@ -1800,7 +3201,16 @@
         <w:rPr>
           <w:rFonts w:hint="eastAsia"/>
         </w:rPr>
-        <w:t xml:space="preserve">SRS-BASELINE-V1.0、40条需求、47用例、78测试用例、核心代表+扩展代表的表述。后续版本将补齐交付清单、评审变更与最终结论。</w:t>
+        <w:t xml:space="preserve">27篇。评审结果、变更记录和测试执行情况将在</w:t>
+      </w:r>
+      <w:r>
+        <w:t xml:space="preserve"> V1.2 </w:t>
+      </w:r>
+      <w:r>
+        <w:rPr>
+          <w:rFonts w:hint="eastAsia"/>
+        </w:rPr>
+        <w:t xml:space="preserve">中补充。</w:t>
       </w:r>
     </w:p>
     <w:bookmarkEnd w:id="15"/>

--- a/15-项目总结/任务完成总结.docx
+++ b/15-项目总结/任务完成总结.docx
@@ -2,7 +2,7 @@
 <file path=word/document.xml><?xml version="1.0" encoding="utf-8"?>
 <w:document xmlns:w="http://schemas.openxmlformats.org/wordprocessingml/2006/main" xmlns:m="http://schemas.openxmlformats.org/officeDocument/2006/math" xmlns:r="http://schemas.openxmlformats.org/officeDocument/2006/relationships" xmlns:o="urn:schemas-microsoft-com:office:office" xmlns:v="urn:schemas-microsoft-com:vml" xmlns:w10="urn:schemas-microsoft-com:office:word" xmlns:a="http://schemas.openxmlformats.org/drawingml/2006/main" xmlns:pic="http://schemas.openxmlformats.org/drawingml/2006/picture" xmlns:wp="http://schemas.openxmlformats.org/drawingml/2006/wordprocessingDrawing">
   <w:body>
-    <w:bookmarkStart w:id="17" w:name="任务完成总结---v1.2-评审变更测试补充版"/>
+    <w:bookmarkStart w:id="17" w:name="任务完成总结---v1.3-最终总结"/>
     <w:p>
       <w:pPr>
         <w:pStyle w:val="Heading1"/>
@@ -14,13 +14,13 @@
         <w:t xml:space="preserve">任务完成总结</w:t>
       </w:r>
       <w:r>
-        <w:t xml:space="preserve"> - V1.2 </w:t>
+        <w:t xml:space="preserve"> - V1.3 </w:t>
       </w:r>
       <w:r>
         <w:rPr>
           <w:rFonts w:hint="eastAsia"/>
         </w:rPr>
-        <w:t xml:space="preserve">评审变更测试补充版</w:t>
+        <w:t xml:space="preserve">最终总结</w:t>
       </w:r>
     </w:p>
     <w:bookmarkStart w:id="9" w:name="统一元信息"/>
@@ -38,7 +38,8 @@
     <w:tbl>
       <w:tblPr>
         <w:tblStyle w:val="Table"/>
-        <w:tblW w:type="auto" w:w="0"/>
+        <w:tblW w:type="pct" w:w="5000"/>
+        <w:tblLayout w:type="fixed"/>
         <w:tblLook w:firstRow="1" w:lastRow="0" w:firstColumn="0" w:lastColumn="0" w:noHBand="0" w:noVBand="0" w:val="0020"/>
       </w:tblPr>
       <w:tblGrid>
@@ -214,7 +215,7 @@
               <w:pStyle w:val="Compact"/>
             </w:pPr>
             <w:r>
-              <w:t xml:space="preserve">V1.2</w:t>
+              <w:t xml:space="preserve">V1.3</w:t>
             </w:r>
           </w:p>
         </w:tc>
@@ -244,7 +245,7 @@
               <w:rPr>
                 <w:rFonts w:hint="eastAsia"/>
               </w:rPr>
-              <w:t xml:space="preserve">评审变更测试补充版</w:t>
+              <w:t xml:space="preserve">最终交付</w:t>
             </w:r>
           </w:p>
         </w:tc>
@@ -476,6 +477,45 @@
             </w:pPr>
             <w:r>
               <w:t xml:space="preserve">2026-06-19</w:t>
+            </w:r>
+          </w:p>
+        </w:tc>
+      </w:tr>
+      <w:tr>
+        <w:tc>
+          <w:tcPr/>
+          <w:p>
+            <w:pPr>
+              <w:pStyle w:val="Compact"/>
+            </w:pPr>
+            <w:r>
+              <w:rPr>
+                <w:rFonts w:hint="eastAsia"/>
+              </w:rPr>
+              <w:t xml:space="preserve">副本说明</w:t>
+            </w:r>
+          </w:p>
+        </w:tc>
+        <w:tc>
+          <w:tcPr/>
+          <w:p>
+            <w:pPr>
+              <w:pStyle w:val="Compact"/>
+            </w:pPr>
+            <w:r>
+              <w:rPr>
+                <w:rFonts w:hint="eastAsia"/>
+              </w:rPr>
+              <w:t xml:space="preserve">原文件“任务完成总结.docx”与“任务完成总结-V1.3.docx”内容一致，作为</w:t>
+            </w:r>
+            <w:r>
+              <w:t xml:space="preserve"> V1.3 </w:t>
+            </w:r>
+            <w:r>
+              <w:rPr>
+                <w:rFonts w:hint="eastAsia"/>
+              </w:rPr>
+              <w:t xml:space="preserve">最终交付副本。</w:t>
             </w:r>
           </w:p>
         </w:tc>
@@ -733,9 +773,61 @@
           </w:p>
         </w:tc>
       </w:tr>
+      <w:tr>
+        <w:tc>
+          <w:tcPr/>
+          <w:p>
+            <w:pPr>
+              <w:pStyle w:val="Compact"/>
+            </w:pPr>
+            <w:r>
+              <w:t xml:space="preserve">V1.3</w:t>
+            </w:r>
+          </w:p>
+        </w:tc>
+        <w:tc>
+          <w:tcPr/>
+          <w:p>
+            <w:pPr>
+              <w:pStyle w:val="Compact"/>
+            </w:pPr>
+            <w:r>
+              <w:t xml:space="preserve">2026-05-24</w:t>
+            </w:r>
+          </w:p>
+        </w:tc>
+        <w:tc>
+          <w:tcPr/>
+          <w:p>
+            <w:pPr>
+              <w:pStyle w:val="Compact"/>
+            </w:pPr>
+            <w:r>
+              <w:rPr>
+                <w:rFonts w:hint="eastAsia"/>
+              </w:rPr>
+              <w:t xml:space="preserve">最终交付</w:t>
+            </w:r>
+          </w:p>
+        </w:tc>
+        <w:tc>
+          <w:tcPr/>
+          <w:p>
+            <w:pPr>
+              <w:pStyle w:val="Compact"/>
+            </w:pPr>
+            <w:r>
+              <w:rPr>
+                <w:rFonts w:hint="eastAsia"/>
+              </w:rPr>
+              <w:t xml:space="preserve">汇总任务完成结论并统一全部关键口径。</w:t>
+            </w:r>
+          </w:p>
+        </w:tc>
+      </w:tr>
     </w:tbl>
     <w:bookmarkEnd w:id="10"/>
-    <w:bookmarkStart w:id="11" w:name="总体完成情况"/>
+    <w:bookmarkStart w:id="11" w:name="总体结论"/>
     <w:p>
       <w:pPr>
         <w:pStyle w:val="Heading2"/>
@@ -747,7 +839,7 @@
         <w:rPr>
           <w:rFonts w:hint="eastAsia"/>
         </w:rPr>
-        <w:t xml:space="preserve">总体完成情况</w:t>
+        <w:t xml:space="preserve">总体结论</w:t>
       </w:r>
     </w:p>
     <w:p>
@@ -755,26 +847,50 @@
         <w:pStyle w:val="FirstParagraph"/>
       </w:pPr>
       <w:r>
-        <w:t xml:space="preserve">V1.2 </w:t>
+        <w:rPr>
+          <w:rFonts w:hint="eastAsia"/>
+        </w:rPr>
+        <w:t xml:space="preserve">校务问答机器人项目相关课程任务已完成。最终交付以</w:t>
+      </w:r>
+      <w:r>
+        <w:t xml:space="preserve"> SRS-BASELINE-V1.0 </w:t>
       </w:r>
       <w:r>
         <w:rPr>
           <w:rFonts w:hint="eastAsia"/>
         </w:rPr>
-        <w:t xml:space="preserve">在</w:t>
+        <w:t xml:space="preserve">为需求基线，形成</w:t>
       </w:r>
       <w:r>
-        <w:t xml:space="preserve"> V1.1 </w:t>
+        <w:t xml:space="preserve"> </w:t>
       </w:r>
       <w:r>
         <w:rPr>
           <w:rFonts w:hint="eastAsia"/>
         </w:rPr>
-        <w:t xml:space="preserve">的任务与交付清单基础上，补充评审、变更和测试执行情况。项目核心任务已通过评审和测试验证，具备最终归档条件。</w:t>
+        <w:t xml:space="preserve">40条需求、47用例、78测试用例</w:t>
+      </w:r>
+      <w:r>
+        <w:t xml:space="preserve"> </w:t>
+      </w:r>
+      <w:r>
+        <w:rPr>
+          <w:rFonts w:hint="eastAsia"/>
+        </w:rPr>
+        <w:t xml:space="preserve">和</w:t>
+      </w:r>
+      <w:r>
+        <w:t xml:space="preserve"> </w:t>
+      </w:r>
+      <w:r>
+        <w:rPr>
+          <w:rFonts w:hint="eastAsia"/>
+        </w:rPr>
+        <w:t xml:space="preserve">27篇文档交付物。用户代表统计采用核心代表+扩展代表口径，避免与具体访谈、评审参与人数产生冲突。</w:t>
       </w:r>
     </w:p>
     <w:bookmarkEnd w:id="11"/>
-    <w:bookmarkStart w:id="12" w:name="评审完成情况"/>
+    <w:bookmarkStart w:id="12" w:name="任务与交付物对照表"/>
     <w:p>
       <w:pPr>
         <w:pStyle w:val="Heading2"/>
@@ -786,22 +902,21 @@
         <w:rPr>
           <w:rFonts w:hint="eastAsia"/>
         </w:rPr>
-        <w:t xml:space="preserve">评审完成情况</w:t>
+        <w:t xml:space="preserve">任务与交付物对照表</w:t>
       </w:r>
     </w:p>
     <w:tbl>
       <w:tblPr>
         <w:tblStyle w:val="Table"/>
-        <w:tblW w:type="auto" w:w="0"/>
+        <w:tblW w:type="pct" w:w="5000"/>
+        <w:tblLayout w:type="fixed"/>
         <w:tblLook w:firstRow="1" w:lastRow="0" w:firstColumn="0" w:lastColumn="0" w:noHBand="0" w:noVBand="0" w:val="0020"/>
       </w:tblPr>
       <w:tblGrid>
-        <w:gridCol w:w="1320"/>
-        <w:gridCol w:w="1320"/>
-        <w:gridCol w:w="1320"/>
-        <w:gridCol w:w="1320"/>
-        <w:gridCol w:w="1320"/>
-        <w:gridCol w:w="1320"/>
+        <w:gridCol w:w="1980"/>
+        <w:gridCol w:w="1980"/>
+        <w:gridCol w:w="1980"/>
+        <w:gridCol w:w="1980"/>
       </w:tblGrid>
       <w:tr>
         <w:trPr>
@@ -817,115 +932,216 @@
               <w:rPr>
                 <w:rFonts w:hint="eastAsia"/>
               </w:rPr>
-              <w:t xml:space="preserve">评审轮次</w:t>
-            </w:r>
-          </w:p>
-        </w:tc>
-        <w:tc>
-          <w:tcPr/>
-          <w:p>
-            <w:pPr>
-              <w:pStyle w:val="Compact"/>
-            </w:pPr>
-            <w:r>
-              <w:rPr>
-                <w:rFonts w:hint="eastAsia"/>
-              </w:rPr>
-              <w:t xml:space="preserve">对应任务</w:t>
-            </w:r>
-          </w:p>
-        </w:tc>
-        <w:tc>
-          <w:tcPr/>
-          <w:p>
-            <w:pPr>
-              <w:pStyle w:val="Compact"/>
-            </w:pPr>
-            <w:r>
-              <w:rPr>
-                <w:rFonts w:hint="eastAsia"/>
-              </w:rPr>
-              <w:t xml:space="preserve">评审对象</w:t>
-            </w:r>
-          </w:p>
-        </w:tc>
-        <w:tc>
-          <w:tcPr/>
-          <w:p>
-            <w:pPr>
-              <w:pStyle w:val="Compact"/>
-            </w:pPr>
-            <w:r>
-              <w:rPr>
-                <w:rFonts w:hint="eastAsia"/>
-              </w:rPr>
-              <w:t xml:space="preserve">问题数</w:t>
-            </w:r>
-          </w:p>
-        </w:tc>
-        <w:tc>
-          <w:tcPr/>
-          <w:p>
-            <w:pPr>
-              <w:pStyle w:val="Compact"/>
-            </w:pPr>
-            <w:r>
-              <w:rPr>
-                <w:rFonts w:hint="eastAsia"/>
-              </w:rPr>
-              <w:t xml:space="preserve">关闭数</w:t>
-            </w:r>
-          </w:p>
-        </w:tc>
-        <w:tc>
-          <w:tcPr/>
-          <w:p>
-            <w:pPr>
-              <w:pStyle w:val="Compact"/>
-            </w:pPr>
-            <w:r>
-              <w:rPr>
-                <w:rFonts w:hint="eastAsia"/>
-              </w:rPr>
-              <w:t xml:space="preserve">结论</w:t>
-            </w:r>
-          </w:p>
-        </w:tc>
-      </w:tr>
-      <w:tr>
-        <w:tc>
-          <w:tcPr/>
-          <w:p>
-            <w:pPr>
-              <w:pStyle w:val="Compact"/>
-            </w:pPr>
-            <w:r>
-              <w:t xml:space="preserve">R1</w:t>
-            </w:r>
-          </w:p>
-        </w:tc>
-        <w:tc>
-          <w:tcPr/>
-          <w:p>
-            <w:pPr>
-              <w:pStyle w:val="Compact"/>
-            </w:pPr>
-            <w:r>
-              <w:t xml:space="preserve">1-2</w:t>
-            </w:r>
-          </w:p>
-        </w:tc>
-        <w:tc>
-          <w:tcPr/>
-          <w:p>
-            <w:pPr>
-              <w:pStyle w:val="Compact"/>
-            </w:pPr>
-            <w:r>
-              <w:t xml:space="preserve">Vision &amp; Scope、Context Diagram</w:t>
-            </w:r>
-          </w:p>
-        </w:tc>
+              <w:t xml:space="preserve">任务</w:t>
+            </w:r>
+          </w:p>
+        </w:tc>
+        <w:tc>
+          <w:tcPr/>
+          <w:p>
+            <w:pPr>
+              <w:pStyle w:val="Compact"/>
+            </w:pPr>
+            <w:r>
+              <w:rPr>
+                <w:rFonts w:hint="eastAsia"/>
+              </w:rPr>
+              <w:t xml:space="preserve">任务描述</w:t>
+            </w:r>
+          </w:p>
+        </w:tc>
+        <w:tc>
+          <w:tcPr/>
+          <w:p>
+            <w:pPr>
+              <w:pStyle w:val="Compact"/>
+            </w:pPr>
+            <w:r>
+              <w:rPr>
+                <w:rFonts w:hint="eastAsia"/>
+              </w:rPr>
+              <w:t xml:space="preserve">交付文档</w:t>
+            </w:r>
+          </w:p>
+        </w:tc>
+        <w:tc>
+          <w:tcPr/>
+          <w:p>
+            <w:pPr>
+              <w:pStyle w:val="Compact"/>
+            </w:pPr>
+            <w:r>
+              <w:rPr>
+                <w:rFonts w:hint="eastAsia"/>
+              </w:rPr>
+              <w:t xml:space="preserve">文件</w:t>
+            </w:r>
+          </w:p>
+        </w:tc>
+      </w:tr>
+      <w:tr>
+        <w:tc>
+          <w:tcPr/>
+          <w:p>
+            <w:pPr>
+              <w:pStyle w:val="Compact"/>
+            </w:pPr>
+            <w:r>
+              <w:t xml:space="preserve">1</w:t>
+            </w:r>
+          </w:p>
+        </w:tc>
+        <w:tc>
+          <w:tcPr/>
+          <w:p>
+            <w:pPr>
+              <w:pStyle w:val="Compact"/>
+            </w:pPr>
+            <w:r>
+              <w:t xml:space="preserve">Vision &amp; Scope </w:t>
+            </w:r>
+            <w:r>
+              <w:rPr>
+                <w:rFonts w:hint="eastAsia"/>
+              </w:rPr>
+              <w:t xml:space="preserve">文档</w:t>
+            </w:r>
+          </w:p>
+        </w:tc>
+        <w:tc>
+          <w:tcPr/>
+          <w:p>
+            <w:pPr>
+              <w:pStyle w:val="Compact"/>
+            </w:pPr>
+            <w:r>
+              <w:t xml:space="preserve">Vision &amp; Scope</w:t>
+            </w:r>
+          </w:p>
+        </w:tc>
+        <w:tc>
+          <w:tcPr/>
+          <w:p>
+            <w:pPr>
+              <w:pStyle w:val="Compact"/>
+            </w:pPr>
+            <w:r>
+              <w:rPr>
+                <w:rFonts w:hint="eastAsia"/>
+              </w:rPr>
+              <w:t xml:space="preserve">愿景与范围文档(VS).md</w:t>
+            </w:r>
+          </w:p>
+        </w:tc>
+      </w:tr>
+      <w:tr>
+        <w:tc>
+          <w:tcPr/>
+          <w:p>
+            <w:pPr>
+              <w:pStyle w:val="Compact"/>
+            </w:pPr>
+            <w:r>
+              <w:t xml:space="preserve">2</w:t>
+            </w:r>
+          </w:p>
+        </w:tc>
+        <w:tc>
+          <w:tcPr/>
+          <w:p>
+            <w:pPr>
+              <w:pStyle w:val="Compact"/>
+            </w:pPr>
+            <w:r>
+              <w:t xml:space="preserve">Context Diagram</w:t>
+            </w:r>
+          </w:p>
+        </w:tc>
+        <w:tc>
+          <w:tcPr/>
+          <w:p>
+            <w:pPr>
+              <w:pStyle w:val="Compact"/>
+            </w:pPr>
+            <w:r>
+              <w:rPr>
+                <w:rFonts w:hint="eastAsia"/>
+              </w:rPr>
+              <w:t xml:space="preserve">系统上下文图</w:t>
+            </w:r>
+          </w:p>
+        </w:tc>
+        <w:tc>
+          <w:tcPr/>
+          <w:p>
+            <w:pPr>
+              <w:pStyle w:val="Compact"/>
+            </w:pPr>
+            <w:r>
+              <w:rPr>
+                <w:rFonts w:hint="eastAsia"/>
+              </w:rPr>
+              <w:t xml:space="preserve">系统上下文图(CD).md</w:t>
+            </w:r>
+          </w:p>
+        </w:tc>
+      </w:tr>
+      <w:tr>
+        <w:tc>
+          <w:tcPr/>
+          <w:p>
+            <w:pPr>
+              <w:pStyle w:val="Compact"/>
+            </w:pPr>
+            <w:r>
+              <w:t xml:space="preserve">3</w:t>
+            </w:r>
+          </w:p>
+        </w:tc>
+        <w:tc>
+          <w:tcPr/>
+          <w:p>
+            <w:pPr>
+              <w:pStyle w:val="Compact"/>
+            </w:pPr>
+            <w:r>
+              <w:rPr>
+                <w:rFonts w:hint="eastAsia"/>
+              </w:rPr>
+              <w:t xml:space="preserve">识别用户群和相关用户代表</w:t>
+            </w:r>
+          </w:p>
+        </w:tc>
+        <w:tc>
+          <w:tcPr/>
+          <w:p>
+            <w:pPr>
+              <w:pStyle w:val="Compact"/>
+            </w:pPr>
+            <w:r>
+              <w:rPr>
+                <w:rFonts w:hint="eastAsia"/>
+              </w:rPr>
+              <w:t xml:space="preserve">用户群识别，采用核心代表+扩展代表口径</w:t>
+            </w:r>
+          </w:p>
+        </w:tc>
+        <w:tc>
+          <w:tcPr/>
+          <w:p>
+            <w:pPr>
+              <w:pStyle w:val="Compact"/>
+            </w:pPr>
+            <w:r>
+              <w:rPr>
+                <w:rFonts w:hint="eastAsia"/>
+              </w:rPr>
+              <w:t xml:space="preserve">用户群与代表(UG).md</w:t>
+            </w:r>
+          </w:p>
+        </w:tc>
+      </w:tr>
+      <w:tr>
         <w:tc>
           <w:tcPr/>
           <w:p>
@@ -944,62 +1160,43 @@
               <w:pStyle w:val="Compact"/>
             </w:pPr>
             <w:r>
-              <w:t xml:space="preserve">4</w:t>
-            </w:r>
-          </w:p>
-        </w:tc>
-        <w:tc>
-          <w:tcPr/>
-          <w:p>
-            <w:pPr>
-              <w:pStyle w:val="Compact"/>
-            </w:pPr>
-            <w:r>
-              <w:rPr>
-                <w:rFonts w:hint="eastAsia"/>
-              </w:rPr>
-              <w:t xml:space="preserve">通过</w:t>
-            </w:r>
-          </w:p>
-        </w:tc>
-      </w:tr>
-      <w:tr>
-        <w:tc>
-          <w:tcPr/>
-          <w:p>
-            <w:pPr>
-              <w:pStyle w:val="Compact"/>
-            </w:pPr>
-            <w:r>
-              <w:t xml:space="preserve">R2</w:t>
-            </w:r>
-          </w:p>
-        </w:tc>
-        <w:tc>
-          <w:tcPr/>
-          <w:p>
-            <w:pPr>
-              <w:pStyle w:val="Compact"/>
-            </w:pPr>
-            <w:r>
-              <w:t xml:space="preserve">3-7</w:t>
-            </w:r>
-          </w:p>
-        </w:tc>
-        <w:tc>
-          <w:tcPr/>
-          <w:p>
-            <w:pPr>
-              <w:pStyle w:val="Compact"/>
-            </w:pPr>
-            <w:r>
-              <w:rPr>
-                <w:rFonts w:hint="eastAsia"/>
-              </w:rPr>
-              <w:t xml:space="preserve">用户群、需求获取、原型</w:t>
-            </w:r>
-          </w:p>
-        </w:tc>
+              <w:rPr>
+                <w:rFonts w:hint="eastAsia"/>
+              </w:rPr>
+              <w:t xml:space="preserve">邀请并确认用户代表及职责</w:t>
+            </w:r>
+          </w:p>
+        </w:tc>
+        <w:tc>
+          <w:tcPr/>
+          <w:p>
+            <w:pPr>
+              <w:pStyle w:val="Compact"/>
+            </w:pPr>
+            <w:r>
+              <w:rPr>
+                <w:rFonts w:hint="eastAsia"/>
+              </w:rPr>
+              <w:t xml:space="preserve">用户代表职责定义</w:t>
+            </w:r>
+          </w:p>
+        </w:tc>
+        <w:tc>
+          <w:tcPr/>
+          <w:p>
+            <w:pPr>
+              <w:pStyle w:val="Compact"/>
+            </w:pPr>
+            <w:r>
+              <w:rPr>
+                <w:rFonts w:hint="eastAsia"/>
+              </w:rPr>
+              <w:t xml:space="preserve">用户群与代表(UG).md</w:t>
+            </w:r>
+          </w:p>
+        </w:tc>
+      </w:tr>
+      <w:tr>
         <w:tc>
           <w:tcPr/>
           <w:p>
@@ -1018,59 +1215,79 @@
               <w:pStyle w:val="Compact"/>
             </w:pPr>
             <w:r>
-              <w:t xml:space="preserve">5</w:t>
-            </w:r>
-          </w:p>
-        </w:tc>
-        <w:tc>
-          <w:tcPr/>
-          <w:p>
-            <w:pPr>
-              <w:pStyle w:val="Compact"/>
-            </w:pPr>
-            <w:r>
-              <w:rPr>
-                <w:rFonts w:hint="eastAsia"/>
-              </w:rPr>
-              <w:t xml:space="preserve">通过</w:t>
-            </w:r>
-          </w:p>
-        </w:tc>
-      </w:tr>
-      <w:tr>
-        <w:tc>
-          <w:tcPr/>
-          <w:p>
-            <w:pPr>
-              <w:pStyle w:val="Compact"/>
-            </w:pPr>
-            <w:r>
-              <w:t xml:space="preserve">R3</w:t>
-            </w:r>
-          </w:p>
-        </w:tc>
-        <w:tc>
-          <w:tcPr/>
-          <w:p>
-            <w:pPr>
-              <w:pStyle w:val="Compact"/>
-            </w:pPr>
-            <w:r>
-              <w:t xml:space="preserve">8-24</w:t>
-            </w:r>
-          </w:p>
-        </w:tc>
-        <w:tc>
-          <w:tcPr/>
-          <w:p>
-            <w:pPr>
-              <w:pStyle w:val="Compact"/>
-            </w:pPr>
-            <w:r>
-              <w:rPr>
-                <w:rFonts w:hint="eastAsia"/>
-              </w:rPr>
-              <w:t xml:space="preserve">用例、非功能需求、SRS</w:t>
+              <w:rPr>
+                <w:rFonts w:hint="eastAsia"/>
+              </w:rPr>
+              <w:t xml:space="preserve">用户群和用户代表分类</w:t>
+            </w:r>
+          </w:p>
+        </w:tc>
+        <w:tc>
+          <w:tcPr/>
+          <w:p>
+            <w:pPr>
+              <w:pStyle w:val="Compact"/>
+            </w:pPr>
+            <w:r>
+              <w:rPr>
+                <w:rFonts w:hint="eastAsia"/>
+              </w:rPr>
+              <w:t xml:space="preserve">按使用频率、技术能力、权限和优先级分类</w:t>
+            </w:r>
+          </w:p>
+        </w:tc>
+        <w:tc>
+          <w:tcPr/>
+          <w:p>
+            <w:pPr>
+              <w:pStyle w:val="Compact"/>
+            </w:pPr>
+            <w:r>
+              <w:rPr>
+                <w:rFonts w:hint="eastAsia"/>
+              </w:rPr>
+              <w:t xml:space="preserve">用户群与代表(UG).md</w:t>
+            </w:r>
+          </w:p>
+        </w:tc>
+      </w:tr>
+      <w:tr>
+        <w:tc>
+          <w:tcPr/>
+          <w:p>
+            <w:pPr>
+              <w:pStyle w:val="Compact"/>
+            </w:pPr>
+            <w:r>
+              <w:t xml:space="preserve">6</w:t>
+            </w:r>
+          </w:p>
+        </w:tc>
+        <w:tc>
+          <w:tcPr/>
+          <w:p>
+            <w:pPr>
+              <w:pStyle w:val="Compact"/>
+            </w:pPr>
+            <w:r>
+              <w:rPr>
+                <w:rFonts w:hint="eastAsia"/>
+              </w:rPr>
+              <w:t xml:space="preserve">每类用户需求获取</w:t>
+            </w:r>
+          </w:p>
+        </w:tc>
+        <w:tc>
+          <w:tcPr/>
+          <w:p>
+            <w:pPr>
+              <w:pStyle w:val="Compact"/>
+            </w:pPr>
+            <w:r>
+              <w:rPr>
+                <w:rFonts w:hint="eastAsia"/>
+              </w:rPr>
+              <w:t xml:space="preserve">需求来源、痛点和</w:t>
             </w:r>
             <w:r>
               <w:t xml:space="preserve"> </w:t>
@@ -1079,67 +1296,275 @@
               <w:rPr>
                 <w:rFonts w:hint="eastAsia"/>
               </w:rPr>
-              <w:t xml:space="preserve">初稿</w:t>
-            </w:r>
-          </w:p>
-        </w:tc>
-        <w:tc>
-          <w:tcPr/>
-          <w:p>
-            <w:pPr>
-              <w:pStyle w:val="Compact"/>
-            </w:pPr>
-            <w:r>
-              <w:t xml:space="preserve">4</w:t>
-            </w:r>
-          </w:p>
-        </w:tc>
-        <w:tc>
-          <w:tcPr/>
-          <w:p>
-            <w:pPr>
-              <w:pStyle w:val="Compact"/>
-            </w:pPr>
-            <w:r>
-              <w:t xml:space="preserve">4</w:t>
-            </w:r>
-          </w:p>
-        </w:tc>
-        <w:tc>
-          <w:tcPr/>
-          <w:p>
-            <w:pPr>
-              <w:pStyle w:val="Compact"/>
-            </w:pPr>
-            <w:r>
-              <w:rPr>
-                <w:rFonts w:hint="eastAsia"/>
-              </w:rPr>
-              <w:t xml:space="preserve">通过</w:t>
-            </w:r>
-          </w:p>
-        </w:tc>
-      </w:tr>
-      <w:tr>
-        <w:tc>
-          <w:tcPr/>
-          <w:p>
-            <w:pPr>
-              <w:pStyle w:val="Compact"/>
-            </w:pPr>
-            <w:r>
-              <w:t xml:space="preserve">R4</w:t>
-            </w:r>
-          </w:p>
-        </w:tc>
-        <w:tc>
-          <w:tcPr/>
-          <w:p>
-            <w:pPr>
-              <w:pStyle w:val="Compact"/>
-            </w:pPr>
-            <w:r>
-              <w:t xml:space="preserve">25-30</w:t>
+              <w:t xml:space="preserve">40条需求</w:t>
+            </w:r>
+            <w:r>
+              <w:t xml:space="preserve"> </w:t>
+            </w:r>
+            <w:r>
+              <w:rPr>
+                <w:rFonts w:hint="eastAsia"/>
+              </w:rPr>
+              <w:t xml:space="preserve">汇总</w:t>
+            </w:r>
+          </w:p>
+        </w:tc>
+        <w:tc>
+          <w:tcPr/>
+          <w:p>
+            <w:pPr>
+              <w:pStyle w:val="Compact"/>
+            </w:pPr>
+            <w:r>
+              <w:rPr>
+                <w:rFonts w:hint="eastAsia"/>
+              </w:rPr>
+              <w:t xml:space="preserve">需求获取记录(RG).md</w:t>
+            </w:r>
+          </w:p>
+        </w:tc>
+      </w:tr>
+      <w:tr>
+        <w:tc>
+          <w:tcPr/>
+          <w:p>
+            <w:pPr>
+              <w:pStyle w:val="Compact"/>
+            </w:pPr>
+            <w:r>
+              <w:t xml:space="preserve">7</w:t>
+            </w:r>
+          </w:p>
+        </w:tc>
+        <w:tc>
+          <w:tcPr/>
+          <w:p>
+            <w:pPr>
+              <w:pStyle w:val="Compact"/>
+            </w:pPr>
+            <w:r>
+              <w:rPr>
+                <w:rFonts w:hint="eastAsia"/>
+              </w:rPr>
+              <w:t xml:space="preserve">原型辅助需求获取</w:t>
+            </w:r>
+          </w:p>
+        </w:tc>
+        <w:tc>
+          <w:tcPr/>
+          <w:p>
+            <w:pPr>
+              <w:pStyle w:val="Compact"/>
+            </w:pPr>
+            <w:r>
+              <w:rPr>
+                <w:rFonts w:hint="eastAsia"/>
+              </w:rPr>
+              <w:t xml:space="preserve">原型设计和反馈记录</w:t>
+            </w:r>
+          </w:p>
+        </w:tc>
+        <w:tc>
+          <w:tcPr/>
+          <w:p>
+            <w:pPr>
+              <w:pStyle w:val="Compact"/>
+            </w:pPr>
+            <w:r>
+              <w:rPr>
+                <w:rFonts w:hint="eastAsia"/>
+              </w:rPr>
+              <w:t xml:space="preserve">原型设计文档(PT).md</w:t>
+            </w:r>
+          </w:p>
+        </w:tc>
+      </w:tr>
+      <w:tr>
+        <w:tc>
+          <w:tcPr/>
+          <w:p>
+            <w:pPr>
+              <w:pStyle w:val="Compact"/>
+            </w:pPr>
+            <w:r>
+              <w:t xml:space="preserve">8</w:t>
+            </w:r>
+          </w:p>
+        </w:tc>
+        <w:tc>
+          <w:tcPr/>
+          <w:p>
+            <w:pPr>
+              <w:pStyle w:val="Compact"/>
+            </w:pPr>
+            <w:r>
+              <w:rPr>
+                <w:rFonts w:hint="eastAsia"/>
+              </w:rPr>
+              <w:t xml:space="preserve">用例文档</w:t>
+            </w:r>
+          </w:p>
+        </w:tc>
+        <w:tc>
+          <w:tcPr/>
+          <w:p>
+            <w:pPr>
+              <w:pStyle w:val="Compact"/>
+            </w:pPr>
+            <w:r>
+              <w:rPr>
+                <w:rFonts w:hint="eastAsia"/>
+              </w:rPr>
+              <w:t xml:space="preserve">47用例</w:t>
+            </w:r>
+            <w:r>
+              <w:t xml:space="preserve"> </w:t>
+            </w:r>
+            <w:r>
+              <w:rPr>
+                <w:rFonts w:hint="eastAsia"/>
+              </w:rPr>
+              <w:t xml:space="preserve">规约</w:t>
+            </w:r>
+          </w:p>
+        </w:tc>
+        <w:tc>
+          <w:tcPr/>
+          <w:p>
+            <w:pPr>
+              <w:pStyle w:val="Compact"/>
+            </w:pPr>
+            <w:r>
+              <w:rPr>
+                <w:rFonts w:hint="eastAsia"/>
+              </w:rPr>
+              <w:t xml:space="preserve">用例文档(UC).md</w:t>
+            </w:r>
+          </w:p>
+        </w:tc>
+      </w:tr>
+      <w:tr>
+        <w:tc>
+          <w:tcPr/>
+          <w:p>
+            <w:pPr>
+              <w:pStyle w:val="Compact"/>
+            </w:pPr>
+            <w:r>
+              <w:t xml:space="preserve">9</w:t>
+            </w:r>
+          </w:p>
+        </w:tc>
+        <w:tc>
+          <w:tcPr/>
+          <w:p>
+            <w:pPr>
+              <w:pStyle w:val="Compact"/>
+            </w:pPr>
+            <w:r>
+              <w:rPr>
+                <w:rFonts w:hint="eastAsia"/>
+              </w:rPr>
+              <w:t xml:space="preserve">用例图、场景说明、界面原型、领域模型</w:t>
+            </w:r>
+          </w:p>
+        </w:tc>
+        <w:tc>
+          <w:tcPr/>
+          <w:p>
+            <w:pPr>
+              <w:pStyle w:val="Compact"/>
+            </w:pPr>
+            <w:r>
+              <w:t xml:space="preserve">UML </w:t>
+            </w:r>
+            <w:r>
+              <w:rPr>
+                <w:rFonts w:hint="eastAsia"/>
+              </w:rPr>
+              <w:t xml:space="preserve">与场景材料</w:t>
+            </w:r>
+          </w:p>
+        </w:tc>
+        <w:tc>
+          <w:tcPr/>
+          <w:p>
+            <w:pPr>
+              <w:pStyle w:val="Compact"/>
+            </w:pPr>
+            <w:r>
+              <w:rPr>
+                <w:rFonts w:hint="eastAsia"/>
+              </w:rPr>
+              <w:t xml:space="preserve">用例文档(UC).md</w:t>
+            </w:r>
+          </w:p>
+        </w:tc>
+      </w:tr>
+      <w:tr>
+        <w:tc>
+          <w:tcPr/>
+          <w:p>
+            <w:pPr>
+              <w:pStyle w:val="Compact"/>
+            </w:pPr>
+            <w:r>
+              <w:t xml:space="preserve">10</w:t>
+            </w:r>
+          </w:p>
+        </w:tc>
+        <w:tc>
+          <w:tcPr/>
+          <w:p>
+            <w:pPr>
+              <w:pStyle w:val="Compact"/>
+            </w:pPr>
+            <w:r>
+              <w:rPr>
+                <w:rFonts w:hint="eastAsia"/>
+              </w:rPr>
+              <w:t xml:space="preserve">非功能性需求</w:t>
+            </w:r>
+          </w:p>
+        </w:tc>
+        <w:tc>
+          <w:tcPr/>
+          <w:p>
+            <w:pPr>
+              <w:pStyle w:val="Compact"/>
+            </w:pPr>
+            <w:r>
+              <w:rPr>
+                <w:rFonts w:hint="eastAsia"/>
+              </w:rPr>
+              <w:t xml:space="preserve">性能、安全、可用性等非功能需求</w:t>
+            </w:r>
+          </w:p>
+        </w:tc>
+        <w:tc>
+          <w:tcPr/>
+          <w:p>
+            <w:pPr>
+              <w:pStyle w:val="Compact"/>
+            </w:pPr>
+            <w:r>
+              <w:rPr>
+                <w:rFonts w:hint="eastAsia"/>
+              </w:rPr>
+              <w:t xml:space="preserve">非功能性需求(NFR).md</w:t>
+            </w:r>
+          </w:p>
+        </w:tc>
+      </w:tr>
+      <w:tr>
+        <w:tc>
+          <w:tcPr/>
+          <w:p>
+            <w:pPr>
+              <w:pStyle w:val="Compact"/>
+            </w:pPr>
+            <w:r>
+              <w:t xml:space="preserve">21</w:t>
             </w:r>
           </w:p>
         </w:tc>
@@ -1156,130 +1581,558 @@
               <w:rPr>
                 <w:rFonts w:hint="eastAsia"/>
               </w:rPr>
-              <w:t xml:space="preserve">最终稿、测试用例、用户手册</w:t>
-            </w:r>
-          </w:p>
-        </w:tc>
-        <w:tc>
-          <w:tcPr/>
-          <w:p>
-            <w:pPr>
-              <w:pStyle w:val="Compact"/>
-            </w:pPr>
-            <w:r>
-              <w:t xml:space="preserve">3</w:t>
-            </w:r>
-          </w:p>
-        </w:tc>
-        <w:tc>
-          <w:tcPr/>
-          <w:p>
-            <w:pPr>
-              <w:pStyle w:val="Compact"/>
-            </w:pPr>
-            <w:r>
-              <w:t xml:space="preserve">3</w:t>
-            </w:r>
-          </w:p>
-        </w:tc>
-        <w:tc>
-          <w:tcPr/>
-          <w:p>
-            <w:pPr>
-              <w:pStyle w:val="Compact"/>
-            </w:pPr>
-            <w:r>
-              <w:rPr>
-                <w:rFonts w:hint="eastAsia"/>
-              </w:rPr>
-              <w:t xml:space="preserve">通过</w:t>
-            </w:r>
-          </w:p>
-        </w:tc>
-      </w:tr>
-      <w:tr>
-        <w:tc>
-          <w:tcPr/>
-          <w:p>
-            <w:pPr>
-              <w:pStyle w:val="Compact"/>
-            </w:pPr>
-            <w:r>
-              <w:rPr>
-                <w:rFonts w:hint="eastAsia"/>
-              </w:rPr>
-              <w:t xml:space="preserve">合计</w:t>
-            </w:r>
-          </w:p>
-        </w:tc>
-        <w:tc>
-          <w:tcPr/>
-          <w:p>
-            <w:pPr>
-              <w:pStyle w:val="Compact"/>
-            </w:pPr>
-            <w:r>
-              <w:rPr>
-                <w:rFonts w:hint="eastAsia"/>
-              </w:rPr>
-              <w:t xml:space="preserve">全部核心任务</w:t>
-            </w:r>
-          </w:p>
-        </w:tc>
-        <w:tc>
-          <w:tcPr/>
-          <w:p>
-            <w:pPr>
-              <w:pStyle w:val="Compact"/>
-            </w:pPr>
-            <w:r>
-              <w:rPr>
-                <w:rFonts w:hint="eastAsia"/>
-              </w:rPr>
-              <w:t xml:space="preserve">全部核心评审对象</w:t>
-            </w:r>
-          </w:p>
-        </w:tc>
-        <w:tc>
-          <w:tcPr/>
-          <w:p>
-            <w:pPr>
-              <w:pStyle w:val="Compact"/>
-            </w:pPr>
-            <w:r>
-              <w:t xml:space="preserve">16</w:t>
-            </w:r>
-          </w:p>
-        </w:tc>
-        <w:tc>
-          <w:tcPr/>
-          <w:p>
-            <w:pPr>
-              <w:pStyle w:val="Compact"/>
-            </w:pPr>
-            <w:r>
-              <w:t xml:space="preserve">16</w:t>
-            </w:r>
-          </w:p>
-        </w:tc>
-        <w:tc>
-          <w:tcPr/>
-          <w:p>
-            <w:pPr>
-              <w:pStyle w:val="Compact"/>
-            </w:pPr>
-            <w:r>
-              <w:rPr>
-                <w:rFonts w:hint="eastAsia"/>
-              </w:rPr>
-              <w:t xml:space="preserve">修复率100%</w:t>
+              <w:t xml:space="preserve">定义实现/运行环境</w:t>
+            </w:r>
+          </w:p>
+        </w:tc>
+        <w:tc>
+          <w:tcPr/>
+          <w:p>
+            <w:pPr>
+              <w:pStyle w:val="Compact"/>
+            </w:pPr>
+            <w:r>
+              <w:rPr>
+                <w:rFonts w:hint="eastAsia"/>
+              </w:rPr>
+              <w:t xml:space="preserve">运行环境、约束和接口说明</w:t>
+            </w:r>
+          </w:p>
+        </w:tc>
+        <w:tc>
+          <w:tcPr/>
+          <w:p>
+            <w:pPr>
+              <w:pStyle w:val="Compact"/>
+            </w:pPr>
+            <w:r>
+              <w:rPr>
+                <w:rFonts w:hint="eastAsia"/>
+              </w:rPr>
+              <w:t xml:space="preserve">软件需求规格说明书(SRS).md</w:t>
+            </w:r>
+          </w:p>
+        </w:tc>
+      </w:tr>
+      <w:tr>
+        <w:tc>
+          <w:tcPr/>
+          <w:p>
+            <w:pPr>
+              <w:pStyle w:val="Compact"/>
+            </w:pPr>
+            <w:r>
+              <w:t xml:space="preserve">22</w:t>
+            </w:r>
+          </w:p>
+        </w:tc>
+        <w:tc>
+          <w:tcPr/>
+          <w:p>
+            <w:pPr>
+              <w:pStyle w:val="Compact"/>
+            </w:pPr>
+            <w:r>
+              <w:rPr>
+                <w:rFonts w:hint="eastAsia"/>
+              </w:rPr>
+              <w:t xml:space="preserve">需求来源链接和索引</w:t>
+            </w:r>
+          </w:p>
+        </w:tc>
+        <w:tc>
+          <w:tcPr/>
+          <w:p>
+            <w:pPr>
+              <w:pStyle w:val="Compact"/>
+            </w:pPr>
+            <w:r>
+              <w:rPr>
+                <w:rFonts w:hint="eastAsia"/>
+              </w:rPr>
+              <w:t xml:space="preserve">需求追溯关系</w:t>
+            </w:r>
+          </w:p>
+        </w:tc>
+        <w:tc>
+          <w:tcPr/>
+          <w:p>
+            <w:pPr>
+              <w:pStyle w:val="Compact"/>
+            </w:pPr>
+            <w:r>
+              <w:rPr>
+                <w:rFonts w:hint="eastAsia"/>
+              </w:rPr>
+              <w:t xml:space="preserve">软件需求规格说明书(SRS).md</w:t>
+            </w:r>
+          </w:p>
+        </w:tc>
+      </w:tr>
+      <w:tr>
+        <w:tc>
+          <w:tcPr/>
+          <w:p>
+            <w:pPr>
+              <w:pStyle w:val="Compact"/>
+            </w:pPr>
+            <w:r>
+              <w:t xml:space="preserve">23</w:t>
+            </w:r>
+          </w:p>
+        </w:tc>
+        <w:tc>
+          <w:tcPr/>
+          <w:p>
+            <w:pPr>
+              <w:pStyle w:val="Compact"/>
+            </w:pPr>
+            <w:r>
+              <w:t xml:space="preserve">UML </w:t>
+            </w:r>
+            <w:r>
+              <w:rPr>
+                <w:rFonts w:hint="eastAsia"/>
+              </w:rPr>
+              <w:t xml:space="preserve">工具进行深入需求分析</w:t>
+            </w:r>
+          </w:p>
+        </w:tc>
+        <w:tc>
+          <w:tcPr/>
+          <w:p>
+            <w:pPr>
+              <w:pStyle w:val="Compact"/>
+            </w:pPr>
+            <w:r>
+              <w:rPr>
+                <w:rFonts w:hint="eastAsia"/>
+              </w:rPr>
+              <w:t xml:space="preserve">6类</w:t>
+            </w:r>
+            <w:r>
+              <w:t xml:space="preserve"> UML </w:t>
+            </w:r>
+            <w:r>
+              <w:rPr>
+                <w:rFonts w:hint="eastAsia"/>
+              </w:rPr>
+              <w:t xml:space="preserve">图</w:t>
+            </w:r>
+          </w:p>
+        </w:tc>
+        <w:tc>
+          <w:tcPr/>
+          <w:p>
+            <w:pPr>
+              <w:pStyle w:val="Compact"/>
+            </w:pPr>
+            <w:r>
+              <w:rPr>
+                <w:rFonts w:hint="eastAsia"/>
+              </w:rPr>
+              <w:t xml:space="preserve">软件需求规格说明书(SRS).md</w:t>
+            </w:r>
+          </w:p>
+        </w:tc>
+      </w:tr>
+      <w:tr>
+        <w:tc>
+          <w:tcPr/>
+          <w:p>
+            <w:pPr>
+              <w:pStyle w:val="Compact"/>
+            </w:pPr>
+            <w:r>
+              <w:t xml:space="preserve">24</w:t>
+            </w:r>
+          </w:p>
+        </w:tc>
+        <w:tc>
+          <w:tcPr/>
+          <w:p>
+            <w:pPr>
+              <w:pStyle w:val="Compact"/>
+            </w:pPr>
+            <w:r>
+              <w:t xml:space="preserve">UML </w:t>
+            </w:r>
+            <w:r>
+              <w:rPr>
+                <w:rFonts w:hint="eastAsia"/>
+              </w:rPr>
+              <w:t xml:space="preserve">图例与需求匹配性</w:t>
+            </w:r>
+          </w:p>
+        </w:tc>
+        <w:tc>
+          <w:tcPr/>
+          <w:p>
+            <w:pPr>
+              <w:pStyle w:val="Compact"/>
+            </w:pPr>
+            <w:r>
+              <w:t xml:space="preserve">UML </w:t>
+            </w:r>
+            <w:r>
+              <w:rPr>
+                <w:rFonts w:hint="eastAsia"/>
+              </w:rPr>
+              <w:t xml:space="preserve">与需求映射</w:t>
+            </w:r>
+          </w:p>
+        </w:tc>
+        <w:tc>
+          <w:tcPr/>
+          <w:p>
+            <w:pPr>
+              <w:pStyle w:val="Compact"/>
+            </w:pPr>
+            <w:r>
+              <w:rPr>
+                <w:rFonts w:hint="eastAsia"/>
+              </w:rPr>
+              <w:t xml:space="preserve">软件需求规格说明书(SRS).md</w:t>
+            </w:r>
+          </w:p>
+        </w:tc>
+      </w:tr>
+      <w:tr>
+        <w:tc>
+          <w:tcPr/>
+          <w:p>
+            <w:pPr>
+              <w:pStyle w:val="Compact"/>
+            </w:pPr>
+            <w:r>
+              <w:t xml:space="preserve">25</w:t>
+            </w:r>
+          </w:p>
+        </w:tc>
+        <w:tc>
+          <w:tcPr/>
+          <w:p>
+            <w:pPr>
+              <w:pStyle w:val="Compact"/>
+            </w:pPr>
+            <w:r>
+              <w:rPr>
+                <w:rFonts w:hint="eastAsia"/>
+              </w:rPr>
+              <w:t xml:space="preserve">独立测试验证和测试用例</w:t>
+            </w:r>
+          </w:p>
+        </w:tc>
+        <w:tc>
+          <w:tcPr/>
+          <w:p>
+            <w:pPr>
+              <w:pStyle w:val="Compact"/>
+            </w:pPr>
+            <w:r>
+              <w:rPr>
+                <w:rFonts w:hint="eastAsia"/>
+              </w:rPr>
+              <w:t xml:space="preserve">78测试用例</w:t>
+            </w:r>
+          </w:p>
+        </w:tc>
+        <w:tc>
+          <w:tcPr/>
+          <w:p>
+            <w:pPr>
+              <w:pStyle w:val="Compact"/>
+            </w:pPr>
+            <w:r>
+              <w:rPr>
+                <w:rFonts w:hint="eastAsia"/>
+              </w:rPr>
+              <w:t xml:space="preserve">测试用例说明书(TCS).md</w:t>
+            </w:r>
+          </w:p>
+        </w:tc>
+      </w:tr>
+      <w:tr>
+        <w:tc>
+          <w:tcPr/>
+          <w:p>
+            <w:pPr>
+              <w:pStyle w:val="Compact"/>
+            </w:pPr>
+            <w:r>
+              <w:t xml:space="preserve">26</w:t>
+            </w:r>
+          </w:p>
+        </w:tc>
+        <w:tc>
+          <w:tcPr/>
+          <w:p>
+            <w:pPr>
+              <w:pStyle w:val="Compact"/>
+            </w:pPr>
+            <w:r>
+              <w:rPr>
+                <w:rFonts w:hint="eastAsia"/>
+              </w:rPr>
+              <w:t xml:space="preserve">测试用例设计方法和数量</w:t>
+            </w:r>
+          </w:p>
+        </w:tc>
+        <w:tc>
+          <w:tcPr/>
+          <w:p>
+            <w:pPr>
+              <w:pStyle w:val="Compact"/>
+            </w:pPr>
+            <w:r>
+              <w:rPr>
+                <w:rFonts w:hint="eastAsia"/>
+              </w:rPr>
+              <w:t xml:space="preserve">等价类、边界值、场景法、错误推测</w:t>
+            </w:r>
+          </w:p>
+        </w:tc>
+        <w:tc>
+          <w:tcPr/>
+          <w:p>
+            <w:pPr>
+              <w:pStyle w:val="Compact"/>
+            </w:pPr>
+            <w:r>
+              <w:rPr>
+                <w:rFonts w:hint="eastAsia"/>
+              </w:rPr>
+              <w:t xml:space="preserve">测试用例说明书(TCS).md</w:t>
+            </w:r>
+          </w:p>
+        </w:tc>
+      </w:tr>
+      <w:tr>
+        <w:tc>
+          <w:tcPr/>
+          <w:p>
+            <w:pPr>
+              <w:pStyle w:val="Compact"/>
+            </w:pPr>
+            <w:r>
+              <w:t xml:space="preserve">27</w:t>
+            </w:r>
+          </w:p>
+        </w:tc>
+        <w:tc>
+          <w:tcPr/>
+          <w:p>
+            <w:pPr>
+              <w:pStyle w:val="Compact"/>
+            </w:pPr>
+            <w:r>
+              <w:rPr>
+                <w:rFonts w:hint="eastAsia"/>
+              </w:rPr>
+              <w:t xml:space="preserve">初步用户手册</w:t>
+            </w:r>
+          </w:p>
+        </w:tc>
+        <w:tc>
+          <w:tcPr/>
+          <w:p>
+            <w:pPr>
+              <w:pStyle w:val="Compact"/>
+            </w:pPr>
+            <w:r>
+              <w:rPr>
+                <w:rFonts w:hint="eastAsia"/>
+              </w:rPr>
+              <w:t xml:space="preserve">用户角色使用指南</w:t>
+            </w:r>
+          </w:p>
+        </w:tc>
+        <w:tc>
+          <w:tcPr/>
+          <w:p>
+            <w:pPr>
+              <w:pStyle w:val="Compact"/>
+            </w:pPr>
+            <w:r>
+              <w:rPr>
+                <w:rFonts w:hint="eastAsia"/>
+              </w:rPr>
+              <w:t xml:space="preserve">软件用户手册(SUM).md</w:t>
+            </w:r>
+          </w:p>
+        </w:tc>
+      </w:tr>
+      <w:tr>
+        <w:tc>
+          <w:tcPr/>
+          <w:p>
+            <w:pPr>
+              <w:pStyle w:val="Compact"/>
+            </w:pPr>
+            <w:r>
+              <w:t xml:space="preserve">28</w:t>
+            </w:r>
+          </w:p>
+        </w:tc>
+        <w:tc>
+          <w:tcPr/>
+          <w:p>
+            <w:pPr>
+              <w:pStyle w:val="Compact"/>
+            </w:pPr>
+            <w:r>
+              <w:rPr>
+                <w:rFonts w:hint="eastAsia"/>
+              </w:rPr>
+              <w:t xml:space="preserve">小组内部评审记录</w:t>
+            </w:r>
+          </w:p>
+        </w:tc>
+        <w:tc>
+          <w:tcPr/>
+          <w:p>
+            <w:pPr>
+              <w:pStyle w:val="Compact"/>
+            </w:pPr>
+            <w:r>
+              <w:rPr>
+                <w:rFonts w:hint="eastAsia"/>
+              </w:rPr>
+              <w:t xml:space="preserve">4轮评审记录</w:t>
+            </w:r>
+          </w:p>
+        </w:tc>
+        <w:tc>
+          <w:tcPr/>
+          <w:p>
+            <w:pPr>
+              <w:pStyle w:val="Compact"/>
+            </w:pPr>
+            <w:r>
+              <w:rPr>
+                <w:rFonts w:hint="eastAsia"/>
+              </w:rPr>
+              <w:t xml:space="preserve">评审与基线记录(RB).md</w:t>
+            </w:r>
+          </w:p>
+        </w:tc>
+      </w:tr>
+      <w:tr>
+        <w:tc>
+          <w:tcPr/>
+          <w:p>
+            <w:pPr>
+              <w:pStyle w:val="Compact"/>
+            </w:pPr>
+            <w:r>
+              <w:t xml:space="preserve">29</w:t>
+            </w:r>
+          </w:p>
+        </w:tc>
+        <w:tc>
+          <w:tcPr/>
+          <w:p>
+            <w:pPr>
+              <w:pStyle w:val="Compact"/>
+            </w:pPr>
+            <w:r>
+              <w:rPr>
+                <w:rFonts w:hint="eastAsia"/>
+              </w:rPr>
+              <w:t xml:space="preserve">评审改进完善记录</w:t>
+            </w:r>
+          </w:p>
+        </w:tc>
+        <w:tc>
+          <w:tcPr/>
+          <w:p>
+            <w:pPr>
+              <w:pStyle w:val="Compact"/>
+            </w:pPr>
+            <w:r>
+              <w:rPr>
+                <w:rFonts w:hint="eastAsia"/>
+              </w:rPr>
+              <w:t xml:space="preserve">16项评审问题修复跟踪</w:t>
+            </w:r>
+          </w:p>
+        </w:tc>
+        <w:tc>
+          <w:tcPr/>
+          <w:p>
+            <w:pPr>
+              <w:pStyle w:val="Compact"/>
+            </w:pPr>
+            <w:r>
+              <w:rPr>
+                <w:rFonts w:hint="eastAsia"/>
+              </w:rPr>
+              <w:t xml:space="preserve">评审与基线记录(RB).md</w:t>
+            </w:r>
+          </w:p>
+        </w:tc>
+      </w:tr>
+      <w:tr>
+        <w:tc>
+          <w:tcPr/>
+          <w:p>
+            <w:pPr>
+              <w:pStyle w:val="Compact"/>
+            </w:pPr>
+            <w:r>
+              <w:t xml:space="preserve">30</w:t>
+            </w:r>
+          </w:p>
+        </w:tc>
+        <w:tc>
+          <w:tcPr/>
+          <w:p>
+            <w:pPr>
+              <w:pStyle w:val="Compact"/>
+            </w:pPr>
+            <w:r>
+              <w:t xml:space="preserve">SRS </w:t>
+            </w:r>
+            <w:r>
+              <w:rPr>
+                <w:rFonts w:hint="eastAsia"/>
+              </w:rPr>
+              <w:t xml:space="preserve">基线版本号和配置</w:t>
+            </w:r>
+          </w:p>
+        </w:tc>
+        <w:tc>
+          <w:tcPr/>
+          <w:p>
+            <w:pPr>
+              <w:pStyle w:val="Compact"/>
+            </w:pPr>
+            <w:r>
+              <w:rPr>
+                <w:rFonts w:hint="eastAsia"/>
+              </w:rPr>
+              <w:t xml:space="preserve">SRS-BASELINE-V1.0、配置项和变更流程</w:t>
+            </w:r>
+          </w:p>
+        </w:tc>
+        <w:tc>
+          <w:tcPr/>
+          <w:p>
+            <w:pPr>
+              <w:pStyle w:val="Compact"/>
+            </w:pPr>
+            <w:r>
+              <w:rPr>
+                <w:rFonts w:hint="eastAsia"/>
+              </w:rPr>
+              <w:t xml:space="preserve">评审与基线记录(RB).md</w:t>
             </w:r>
           </w:p>
         </w:tc>
       </w:tr>
     </w:tbl>
     <w:bookmarkEnd w:id="12"/>
-    <w:bookmarkStart w:id="13" w:name="变更与口径修复"/>
+    <w:bookmarkStart w:id="13" w:name="交付统计"/>
     <w:p>
       <w:pPr>
         <w:pStyle w:val="Heading2"/>
@@ -1291,7 +2144,7 @@
         <w:rPr>
           <w:rFonts w:hint="eastAsia"/>
         </w:rPr>
-        <w:t xml:space="preserve">变更与口径修复</w:t>
+        <w:t xml:space="preserve">交付统计</w:t>
       </w:r>
     </w:p>
     <w:tbl>
@@ -1301,9 +2154,8 @@
         <w:tblLook w:firstRow="1" w:lastRow="0" w:firstColumn="0" w:lastColumn="0" w:noHBand="0" w:noVBand="0" w:val="0020"/>
       </w:tblPr>
       <w:tblGrid>
-        <w:gridCol w:w="2640"/>
-        <w:gridCol w:w="2640"/>
-        <w:gridCol w:w="2640"/>
+        <w:gridCol w:w="3960"/>
+        <w:gridCol w:w="3960"/>
       </w:tblGrid>
       <w:tr>
         <w:trPr>
@@ -1319,85 +2171,78 @@
               <w:rPr>
                 <w:rFonts w:hint="eastAsia"/>
               </w:rPr>
-              <w:t xml:space="preserve">修复项</w:t>
-            </w:r>
-          </w:p>
-        </w:tc>
-        <w:tc>
-          <w:tcPr/>
-          <w:p>
-            <w:pPr>
-              <w:pStyle w:val="Compact"/>
-            </w:pPr>
-            <w:r>
-              <w:rPr>
-                <w:rFonts w:hint="eastAsia"/>
-              </w:rPr>
-              <w:t xml:space="preserve">原风险</w:t>
-            </w:r>
-          </w:p>
-        </w:tc>
-        <w:tc>
-          <w:tcPr/>
-          <w:p>
-            <w:pPr>
-              <w:pStyle w:val="Compact"/>
-            </w:pPr>
-            <w:r>
-              <w:t xml:space="preserve">V1.2 </w:t>
-            </w:r>
-            <w:r>
-              <w:rPr>
-                <w:rFonts w:hint="eastAsia"/>
-              </w:rPr>
-              <w:t xml:space="preserve">修复口径</w:t>
-            </w:r>
-          </w:p>
-        </w:tc>
-      </w:tr>
-      <w:tr>
-        <w:tc>
-          <w:tcPr/>
-          <w:p>
-            <w:pPr>
-              <w:pStyle w:val="Compact"/>
-            </w:pPr>
-            <w:r>
-              <w:rPr>
-                <w:rFonts w:hint="eastAsia"/>
-              </w:rPr>
-              <w:t xml:space="preserve">基线标识</w:t>
-            </w:r>
-          </w:p>
-        </w:tc>
-        <w:tc>
-          <w:tcPr/>
-          <w:p>
-            <w:pPr>
-              <w:pStyle w:val="Compact"/>
-            </w:pPr>
-            <w:r>
-              <w:rPr>
-                <w:rFonts w:hint="eastAsia"/>
-              </w:rPr>
-              <w:t xml:space="preserve">多种基线写法混用</w:t>
-            </w:r>
-          </w:p>
-        </w:tc>
-        <w:tc>
-          <w:tcPr/>
-          <w:p>
-            <w:pPr>
-              <w:pStyle w:val="Compact"/>
-            </w:pPr>
-            <w:r>
-              <w:rPr>
-                <w:rFonts w:hint="eastAsia"/>
-              </w:rPr>
-              <w:t xml:space="preserve">统一为</w:t>
-            </w:r>
-            <w:r>
-              <w:t xml:space="preserve"> SRS-BASELINE-V1.0。</w:t>
+              <w:t xml:space="preserve">指标</w:t>
+            </w:r>
+          </w:p>
+        </w:tc>
+        <w:tc>
+          <w:tcPr/>
+          <w:p>
+            <w:pPr>
+              <w:pStyle w:val="Compact"/>
+            </w:pPr>
+            <w:r>
+              <w:rPr>
+                <w:rFonts w:hint="eastAsia"/>
+              </w:rPr>
+              <w:t xml:space="preserve">最终口径</w:t>
+            </w:r>
+          </w:p>
+        </w:tc>
+      </w:tr>
+      <w:tr>
+        <w:tc>
+          <w:tcPr/>
+          <w:p>
+            <w:pPr>
+              <w:pStyle w:val="Compact"/>
+            </w:pPr>
+            <w:r>
+              <w:rPr>
+                <w:rFonts w:hint="eastAsia"/>
+              </w:rPr>
+              <w:t xml:space="preserve">文档总数</w:t>
+            </w:r>
+          </w:p>
+        </w:tc>
+        <w:tc>
+          <w:tcPr/>
+          <w:p>
+            <w:pPr>
+              <w:pStyle w:val="Compact"/>
+            </w:pPr>
+            <w:r>
+              <w:rPr>
+                <w:rFonts w:hint="eastAsia"/>
+              </w:rPr>
+              <w:t xml:space="preserve">27篇</w:t>
+            </w:r>
+          </w:p>
+        </w:tc>
+      </w:tr>
+      <w:tr>
+        <w:tc>
+          <w:tcPr/>
+          <w:p>
+            <w:pPr>
+              <w:pStyle w:val="Compact"/>
+            </w:pPr>
+            <w:r>
+              <w:rPr>
+                <w:rFonts w:hint="eastAsia"/>
+              </w:rPr>
+              <w:t xml:space="preserve">基线版本</w:t>
+            </w:r>
+          </w:p>
+        </w:tc>
+        <w:tc>
+          <w:tcPr/>
+          <w:p>
+            <w:pPr>
+              <w:pStyle w:val="Compact"/>
+            </w:pPr>
+            <w:r>
+              <w:t xml:space="preserve">SRS-BASELINE-V1.0</w:t>
             </w:r>
           </w:p>
         </w:tc>
@@ -1427,30 +2272,7 @@
               <w:rPr>
                 <w:rFonts w:hint="eastAsia"/>
               </w:rPr>
-              <w:t xml:space="preserve">不确定需求数量表述与需求条目冲突</w:t>
-            </w:r>
-          </w:p>
-        </w:tc>
-        <w:tc>
-          <w:tcPr/>
-          <w:p>
-            <w:pPr>
-              <w:pStyle w:val="Compact"/>
-            </w:pPr>
-            <w:r>
-              <w:rPr>
-                <w:rFonts w:hint="eastAsia"/>
-              </w:rPr>
-              <w:t xml:space="preserve">统一为</w:t>
-            </w:r>
-            <w:r>
-              <w:t xml:space="preserve"> </w:t>
-            </w:r>
-            <w:r>
-              <w:rPr>
-                <w:rFonts w:hint="eastAsia"/>
-              </w:rPr>
-              <w:t xml:space="preserve">40条需求。</w:t>
+              <w:t xml:space="preserve">40条需求</w:t>
             </w:r>
           </w:p>
         </w:tc>
@@ -1480,83 +2302,70 @@
               <w:rPr>
                 <w:rFonts w:hint="eastAsia"/>
               </w:rPr>
-              <w:t xml:space="preserve">需求和用例数量混用</w:t>
-            </w:r>
-          </w:p>
-        </w:tc>
-        <w:tc>
-          <w:tcPr/>
-          <w:p>
-            <w:pPr>
-              <w:pStyle w:val="Compact"/>
-            </w:pPr>
-            <w:r>
-              <w:rPr>
-                <w:rFonts w:hint="eastAsia"/>
-              </w:rPr>
-              <w:t xml:space="preserve">统一为</w:t>
-            </w:r>
-            <w:r>
-              <w:t xml:space="preserve"> </w:t>
-            </w:r>
-            <w:r>
-              <w:rPr>
-                <w:rFonts w:hint="eastAsia"/>
-              </w:rPr>
-              <w:t xml:space="preserve">47用例。</w:t>
-            </w:r>
-          </w:p>
-        </w:tc>
-      </w:tr>
-      <w:tr>
-        <w:tc>
-          <w:tcPr/>
-          <w:p>
-            <w:pPr>
-              <w:pStyle w:val="Compact"/>
-            </w:pPr>
-            <w:r>
-              <w:rPr>
-                <w:rFonts w:hint="eastAsia"/>
-              </w:rPr>
-              <w:t xml:space="preserve">测试数量</w:t>
-            </w:r>
-          </w:p>
-        </w:tc>
-        <w:tc>
-          <w:tcPr/>
-          <w:p>
-            <w:pPr>
-              <w:pStyle w:val="Compact"/>
-            </w:pPr>
-            <w:r>
-              <w:rPr>
-                <w:rFonts w:hint="eastAsia"/>
-              </w:rPr>
-              <w:t xml:space="preserve">不确定测试数量表述不够明确</w:t>
-            </w:r>
-          </w:p>
-        </w:tc>
-        <w:tc>
-          <w:tcPr/>
-          <w:p>
-            <w:pPr>
-              <w:pStyle w:val="Compact"/>
-            </w:pPr>
-            <w:r>
-              <w:rPr>
-                <w:rFonts w:hint="eastAsia"/>
-              </w:rPr>
-              <w:t xml:space="preserve">统一为</w:t>
-            </w:r>
-            <w:r>
-              <w:t xml:space="preserve"> </w:t>
-            </w:r>
-            <w:r>
-              <w:rPr>
-                <w:rFonts w:hint="eastAsia"/>
-              </w:rPr>
-              <w:t xml:space="preserve">78测试用例。</w:t>
+              <w:t xml:space="preserve">47用例</w:t>
+            </w:r>
+          </w:p>
+        </w:tc>
+      </w:tr>
+      <w:tr>
+        <w:tc>
+          <w:tcPr/>
+          <w:p>
+            <w:pPr>
+              <w:pStyle w:val="Compact"/>
+            </w:pPr>
+            <w:r>
+              <w:rPr>
+                <w:rFonts w:hint="eastAsia"/>
+              </w:rPr>
+              <w:t xml:space="preserve">测试用例数量</w:t>
+            </w:r>
+          </w:p>
+        </w:tc>
+        <w:tc>
+          <w:tcPr/>
+          <w:p>
+            <w:pPr>
+              <w:pStyle w:val="Compact"/>
+            </w:pPr>
+            <w:r>
+              <w:rPr>
+                <w:rFonts w:hint="eastAsia"/>
+              </w:rPr>
+              <w:t xml:space="preserve">78测试用例</w:t>
+            </w:r>
+          </w:p>
+        </w:tc>
+      </w:tr>
+      <w:tr>
+        <w:tc>
+          <w:tcPr/>
+          <w:p>
+            <w:pPr>
+              <w:pStyle w:val="Compact"/>
+            </w:pPr>
+            <w:r>
+              <w:rPr>
+                <w:rFonts w:hint="eastAsia"/>
+              </w:rPr>
+              <w:t xml:space="preserve">测试执行结果</w:t>
+            </w:r>
+          </w:p>
+        </w:tc>
+        <w:tc>
+          <w:tcPr/>
+          <w:p>
+            <w:pPr>
+              <w:pStyle w:val="Compact"/>
+            </w:pPr>
+            <w:r>
+              <w:t xml:space="preserve">78/78 </w:t>
+            </w:r>
+            <w:r>
+              <w:rPr>
+                <w:rFonts w:hint="eastAsia"/>
+              </w:rPr>
+              <w:t xml:space="preserve">通过</w:t>
             </w:r>
           </w:p>
         </w:tc>
@@ -1586,125 +2395,197 @@
               <w:rPr>
                 <w:rFonts w:hint="eastAsia"/>
               </w:rPr>
-              <w:t xml:space="preserve">固定人数可能与参与范围冲突</w:t>
-            </w:r>
-          </w:p>
-        </w:tc>
-        <w:tc>
-          <w:tcPr/>
-          <w:p>
-            <w:pPr>
-              <w:pStyle w:val="Compact"/>
-            </w:pPr>
-            <w:r>
-              <w:rPr>
-                <w:rFonts w:hint="eastAsia"/>
-              </w:rPr>
-              <w:t xml:space="preserve">统一为核心代表+扩展代表。</w:t>
-            </w:r>
-          </w:p>
-        </w:tc>
-      </w:tr>
-      <w:tr>
-        <w:tc>
-          <w:tcPr/>
-          <w:p>
-            <w:pPr>
-              <w:pStyle w:val="Compact"/>
-            </w:pPr>
-            <w:r>
-              <w:rPr>
-                <w:rFonts w:hint="eastAsia"/>
-              </w:rPr>
-              <w:t xml:space="preserve">文档总数</w:t>
-            </w:r>
-          </w:p>
-        </w:tc>
-        <w:tc>
-          <w:tcPr/>
-          <w:p>
-            <w:pPr>
-              <w:pStyle w:val="Compact"/>
-            </w:pPr>
-            <w:r>
-              <w:rPr>
-                <w:rFonts w:hint="eastAsia"/>
-              </w:rPr>
-              <w:t xml:space="preserve">初始交付范围与最终交付范围并存</w:t>
-            </w:r>
-          </w:p>
-        </w:tc>
-        <w:tc>
-          <w:tcPr/>
-          <w:p>
-            <w:pPr>
-              <w:pStyle w:val="Compact"/>
-            </w:pPr>
-            <w:r>
-              <w:rPr>
-                <w:rFonts w:hint="eastAsia"/>
-              </w:rPr>
-              <w:t xml:space="preserve">统一为最终交付</w:t>
-            </w:r>
-            <w:r>
-              <w:t xml:space="preserve"> </w:t>
-            </w:r>
-            <w:r>
-              <w:rPr>
-                <w:rFonts w:hint="eastAsia"/>
-              </w:rPr>
-              <w:t xml:space="preserve">27篇。</w:t>
-            </w:r>
-          </w:p>
-        </w:tc>
-      </w:tr>
-      <w:tr>
-        <w:tc>
-          <w:tcPr/>
-          <w:p>
-            <w:pPr>
-              <w:pStyle w:val="Compact"/>
-            </w:pPr>
-            <w:r>
-              <w:rPr>
-                <w:rFonts w:hint="eastAsia"/>
-              </w:rPr>
-              <w:t xml:space="preserve">数据库表数</w:t>
-            </w:r>
-          </w:p>
-        </w:tc>
-        <w:tc>
-          <w:tcPr/>
-          <w:p>
-            <w:pPr>
-              <w:pStyle w:val="Compact"/>
-            </w:pPr>
-            <w:r>
-              <w:rPr>
-                <w:rFonts w:hint="eastAsia"/>
-              </w:rPr>
-              <w:t xml:space="preserve">15张和16张并存</w:t>
-            </w:r>
-          </w:p>
-        </w:tc>
-        <w:tc>
-          <w:tcPr/>
-          <w:p>
-            <w:pPr>
-              <w:pStyle w:val="Compact"/>
-            </w:pPr>
-            <w:r>
-              <w:rPr>
-                <w:rFonts w:hint="eastAsia"/>
-              </w:rPr>
-              <w:t xml:space="preserve">说明为核心表15张、原型运行表16张。</w:t>
+              <w:t xml:space="preserve">核心代表+扩展代表</w:t>
+            </w:r>
+          </w:p>
+        </w:tc>
+      </w:tr>
+      <w:tr>
+        <w:tc>
+          <w:tcPr/>
+          <w:p>
+            <w:pPr>
+              <w:pStyle w:val="Compact"/>
+            </w:pPr>
+            <w:r>
+              <w:rPr>
+                <w:rFonts w:hint="eastAsia"/>
+              </w:rPr>
+              <w:t xml:space="preserve">用户群</w:t>
+            </w:r>
+          </w:p>
+        </w:tc>
+        <w:tc>
+          <w:tcPr/>
+          <w:p>
+            <w:pPr>
+              <w:pStyle w:val="Compact"/>
+            </w:pPr>
+            <w:r>
+              <w:rPr>
+                <w:rFonts w:hint="eastAsia"/>
+              </w:rPr>
+              <w:t xml:space="preserve">7类主要用户群</w:t>
+            </w:r>
+          </w:p>
+        </w:tc>
+      </w:tr>
+      <w:tr>
+        <w:tc>
+          <w:tcPr/>
+          <w:p>
+            <w:pPr>
+              <w:pStyle w:val="Compact"/>
+            </w:pPr>
+            <w:r>
+              <w:t xml:space="preserve">UML </w:t>
+            </w:r>
+            <w:r>
+              <w:rPr>
+                <w:rFonts w:hint="eastAsia"/>
+              </w:rPr>
+              <w:t xml:space="preserve">图类型</w:t>
+            </w:r>
+          </w:p>
+        </w:tc>
+        <w:tc>
+          <w:tcPr/>
+          <w:p>
+            <w:pPr>
+              <w:pStyle w:val="Compact"/>
+            </w:pPr>
+            <w:r>
+              <w:rPr>
+                <w:rFonts w:hint="eastAsia"/>
+              </w:rPr>
+              <w:t xml:space="preserve">6类</w:t>
+            </w:r>
+          </w:p>
+        </w:tc>
+      </w:tr>
+      <w:tr>
+        <w:tc>
+          <w:tcPr/>
+          <w:p>
+            <w:pPr>
+              <w:pStyle w:val="Compact"/>
+            </w:pPr>
+            <w:r>
+              <w:rPr>
+                <w:rFonts w:hint="eastAsia"/>
+              </w:rPr>
+              <w:t xml:space="preserve">评审轮次</w:t>
+            </w:r>
+          </w:p>
+        </w:tc>
+        <w:tc>
+          <w:tcPr/>
+          <w:p>
+            <w:pPr>
+              <w:pStyle w:val="Compact"/>
+            </w:pPr>
+            <w:r>
+              <w:rPr>
+                <w:rFonts w:hint="eastAsia"/>
+              </w:rPr>
+              <w:t xml:space="preserve">4轮</w:t>
+            </w:r>
+          </w:p>
+        </w:tc>
+      </w:tr>
+      <w:tr>
+        <w:tc>
+          <w:tcPr/>
+          <w:p>
+            <w:pPr>
+              <w:pStyle w:val="Compact"/>
+            </w:pPr>
+            <w:r>
+              <w:rPr>
+                <w:rFonts w:hint="eastAsia"/>
+              </w:rPr>
+              <w:t xml:space="preserve">评审问题</w:t>
+            </w:r>
+          </w:p>
+        </w:tc>
+        <w:tc>
+          <w:tcPr/>
+          <w:p>
+            <w:pPr>
+              <w:pStyle w:val="Compact"/>
+            </w:pPr>
+            <w:r>
+              <w:rPr>
+                <w:rFonts w:hint="eastAsia"/>
+              </w:rPr>
+              <w:t xml:space="preserve">16项，全部关闭</w:t>
+            </w:r>
+          </w:p>
+        </w:tc>
+      </w:tr>
+      <w:tr>
+        <w:tc>
+          <w:tcPr/>
+          <w:p>
+            <w:pPr>
+              <w:pStyle w:val="Compact"/>
+            </w:pPr>
+            <w:r>
+              <w:rPr>
+                <w:rFonts w:hint="eastAsia"/>
+              </w:rPr>
+              <w:t xml:space="preserve">原型缺陷</w:t>
+            </w:r>
+          </w:p>
+        </w:tc>
+        <w:tc>
+          <w:tcPr/>
+          <w:p>
+            <w:pPr>
+              <w:pStyle w:val="Compact"/>
+            </w:pPr>
+            <w:r>
+              <w:rPr>
+                <w:rFonts w:hint="eastAsia"/>
+              </w:rPr>
+              <w:t xml:space="preserve">5项，全部回归通过</w:t>
+            </w:r>
+          </w:p>
+        </w:tc>
+      </w:tr>
+      <w:tr>
+        <w:tc>
+          <w:tcPr/>
+          <w:p>
+            <w:pPr>
+              <w:pStyle w:val="Compact"/>
+            </w:pPr>
+            <w:r>
+              <w:rPr>
+                <w:rFonts w:hint="eastAsia"/>
+              </w:rPr>
+              <w:t xml:space="preserve">数据库设计口径</w:t>
+            </w:r>
+          </w:p>
+        </w:tc>
+        <w:tc>
+          <w:tcPr/>
+          <w:p>
+            <w:pPr>
+              <w:pStyle w:val="Compact"/>
+            </w:pPr>
+            <w:r>
+              <w:rPr>
+                <w:rFonts w:hint="eastAsia"/>
+              </w:rPr>
+              <w:t xml:space="preserve">核心表15张，原型运行表16张</w:t>
             </w:r>
           </w:p>
         </w:tc>
       </w:tr>
     </w:tbl>
     <w:bookmarkEnd w:id="13"/>
-    <w:bookmarkStart w:id="14" w:name="测试完成情况"/>
+    <w:bookmarkStart w:id="14" w:name="附加技术文档"/>
     <w:p>
       <w:pPr>
         <w:pStyle w:val="Heading2"/>
@@ -1716,20 +2597,20 @@
         <w:rPr>
           <w:rFonts w:hint="eastAsia"/>
         </w:rPr>
-        <w:t xml:space="preserve">测试完成情况</w:t>
+        <w:t xml:space="preserve">附加技术文档</w:t>
       </w:r>
     </w:p>
     <w:tbl>
       <w:tblPr>
         <w:tblStyle w:val="Table"/>
-        <w:tblW w:type="auto" w:w="0"/>
+        <w:tblW w:type="pct" w:w="5000"/>
+        <w:tblLayout w:type="fixed"/>
         <w:tblLook w:firstRow="1" w:lastRow="0" w:firstColumn="0" w:lastColumn="0" w:noHBand="0" w:noVBand="0" w:val="0020"/>
       </w:tblPr>
       <w:tblGrid>
-        <w:gridCol w:w="1980"/>
-        <w:gridCol w:w="1980"/>
-        <w:gridCol w:w="1980"/>
-        <w:gridCol w:w="1980"/>
+        <w:gridCol w:w="2640"/>
+        <w:gridCol w:w="2640"/>
+        <w:gridCol w:w="2640"/>
       </w:tblGrid>
       <w:tr>
         <w:trPr>
@@ -1745,443 +2626,450 @@
               <w:rPr>
                 <w:rFonts w:hint="eastAsia"/>
               </w:rPr>
-              <w:t xml:space="preserve">测试类别</w:t>
-            </w:r>
-          </w:p>
-        </w:tc>
-        <w:tc>
-          <w:tcPr/>
-          <w:p>
-            <w:pPr>
-              <w:pStyle w:val="Compact"/>
-            </w:pPr>
-            <w:r>
-              <w:rPr>
-                <w:rFonts w:hint="eastAsia"/>
-              </w:rPr>
-              <w:t xml:space="preserve">测试用例数</w:t>
-            </w:r>
-          </w:p>
-        </w:tc>
-        <w:tc>
-          <w:tcPr/>
-          <w:p>
-            <w:pPr>
-              <w:pStyle w:val="Compact"/>
-            </w:pPr>
-            <w:r>
-              <w:rPr>
-                <w:rFonts w:hint="eastAsia"/>
-              </w:rPr>
-              <w:t xml:space="preserve">通过数</w:t>
-            </w:r>
-          </w:p>
-        </w:tc>
-        <w:tc>
-          <w:tcPr/>
-          <w:p>
-            <w:pPr>
-              <w:pStyle w:val="Compact"/>
-            </w:pPr>
-            <w:r>
-              <w:rPr>
-                <w:rFonts w:hint="eastAsia"/>
-              </w:rPr>
-              <w:t xml:space="preserve">结论</w:t>
-            </w:r>
-          </w:p>
-        </w:tc>
-      </w:tr>
-      <w:tr>
-        <w:tc>
-          <w:tcPr/>
-          <w:p>
-            <w:pPr>
-              <w:pStyle w:val="Compact"/>
-            </w:pPr>
-            <w:r>
-              <w:rPr>
-                <w:rFonts w:hint="eastAsia"/>
-              </w:rPr>
-              <w:t xml:space="preserve">功能流程</w:t>
-            </w:r>
-          </w:p>
-        </w:tc>
-        <w:tc>
-          <w:tcPr/>
-          <w:p>
-            <w:pPr>
-              <w:pStyle w:val="Compact"/>
-            </w:pPr>
-            <w:r>
-              <w:t xml:space="preserve">38</w:t>
-            </w:r>
-          </w:p>
-        </w:tc>
-        <w:tc>
-          <w:tcPr/>
-          <w:p>
-            <w:pPr>
-              <w:pStyle w:val="Compact"/>
-            </w:pPr>
-            <w:r>
-              <w:t xml:space="preserve">38</w:t>
-            </w:r>
-          </w:p>
-        </w:tc>
-        <w:tc>
-          <w:tcPr/>
-          <w:p>
-            <w:pPr>
-              <w:pStyle w:val="Compact"/>
-            </w:pPr>
-            <w:r>
-              <w:rPr>
-                <w:rFonts w:hint="eastAsia"/>
-              </w:rPr>
-              <w:t xml:space="preserve">通过</w:t>
-            </w:r>
-          </w:p>
-        </w:tc>
-      </w:tr>
-      <w:tr>
-        <w:tc>
-          <w:tcPr/>
-          <w:p>
-            <w:pPr>
-              <w:pStyle w:val="Compact"/>
-            </w:pPr>
-            <w:r>
-              <w:rPr>
-                <w:rFonts w:hint="eastAsia"/>
-              </w:rPr>
-              <w:t xml:space="preserve">问答与</w:t>
-            </w:r>
-            <w:r>
-              <w:t xml:space="preserve"> NLU</w:t>
-            </w:r>
-          </w:p>
-        </w:tc>
-        <w:tc>
-          <w:tcPr/>
-          <w:p>
-            <w:pPr>
-              <w:pStyle w:val="Compact"/>
-            </w:pPr>
-            <w:r>
-              <w:t xml:space="preserve">12</w:t>
-            </w:r>
-          </w:p>
-        </w:tc>
-        <w:tc>
-          <w:tcPr/>
-          <w:p>
-            <w:pPr>
-              <w:pStyle w:val="Compact"/>
-            </w:pPr>
-            <w:r>
-              <w:t xml:space="preserve">12</w:t>
-            </w:r>
-          </w:p>
-        </w:tc>
-        <w:tc>
-          <w:tcPr/>
-          <w:p>
-            <w:pPr>
-              <w:pStyle w:val="Compact"/>
-            </w:pPr>
-            <w:r>
-              <w:rPr>
-                <w:rFonts w:hint="eastAsia"/>
-              </w:rPr>
-              <w:t xml:space="preserve">通过</w:t>
-            </w:r>
-          </w:p>
-        </w:tc>
-      </w:tr>
-      <w:tr>
-        <w:tc>
-          <w:tcPr/>
-          <w:p>
-            <w:pPr>
-              <w:pStyle w:val="Compact"/>
-            </w:pPr>
-            <w:r>
-              <w:rPr>
-                <w:rFonts w:hint="eastAsia"/>
-              </w:rPr>
-              <w:t xml:space="preserve">权限与安全</w:t>
-            </w:r>
-          </w:p>
-        </w:tc>
-        <w:tc>
-          <w:tcPr/>
-          <w:p>
-            <w:pPr>
-              <w:pStyle w:val="Compact"/>
-            </w:pPr>
-            <w:r>
-              <w:t xml:space="preserve">8</w:t>
-            </w:r>
-          </w:p>
-        </w:tc>
-        <w:tc>
-          <w:tcPr/>
-          <w:p>
-            <w:pPr>
-              <w:pStyle w:val="Compact"/>
-            </w:pPr>
-            <w:r>
-              <w:t xml:space="preserve">8</w:t>
-            </w:r>
-          </w:p>
-        </w:tc>
-        <w:tc>
-          <w:tcPr/>
-          <w:p>
-            <w:pPr>
-              <w:pStyle w:val="Compact"/>
-            </w:pPr>
-            <w:r>
-              <w:rPr>
-                <w:rFonts w:hint="eastAsia"/>
-              </w:rPr>
-              <w:t xml:space="preserve">通过</w:t>
-            </w:r>
-          </w:p>
-        </w:tc>
-      </w:tr>
-      <w:tr>
-        <w:tc>
-          <w:tcPr/>
-          <w:p>
-            <w:pPr>
-              <w:pStyle w:val="Compact"/>
-            </w:pPr>
-            <w:r>
-              <w:rPr>
-                <w:rFonts w:hint="eastAsia"/>
-              </w:rPr>
-              <w:t xml:space="preserve">性能与可靠性</w:t>
-            </w:r>
-          </w:p>
-        </w:tc>
-        <w:tc>
-          <w:tcPr/>
-          <w:p>
-            <w:pPr>
-              <w:pStyle w:val="Compact"/>
-            </w:pPr>
-            <w:r>
-              <w:t xml:space="preserve">8</w:t>
-            </w:r>
-          </w:p>
-        </w:tc>
-        <w:tc>
-          <w:tcPr/>
-          <w:p>
-            <w:pPr>
-              <w:pStyle w:val="Compact"/>
-            </w:pPr>
-            <w:r>
-              <w:t xml:space="preserve">8</w:t>
-            </w:r>
-          </w:p>
-        </w:tc>
-        <w:tc>
-          <w:tcPr/>
-          <w:p>
-            <w:pPr>
-              <w:pStyle w:val="Compact"/>
-            </w:pPr>
-            <w:r>
-              <w:rPr>
-                <w:rFonts w:hint="eastAsia"/>
-              </w:rPr>
-              <w:t xml:space="preserve">通过</w:t>
-            </w:r>
-          </w:p>
-        </w:tc>
-      </w:tr>
-      <w:tr>
-        <w:tc>
-          <w:tcPr/>
-          <w:p>
-            <w:pPr>
-              <w:pStyle w:val="Compact"/>
-            </w:pPr>
-            <w:r>
-              <w:rPr>
-                <w:rFonts w:hint="eastAsia"/>
-              </w:rPr>
-              <w:t xml:space="preserve">兼容性与安装</w:t>
-            </w:r>
-          </w:p>
-        </w:tc>
-        <w:tc>
-          <w:tcPr/>
-          <w:p>
-            <w:pPr>
-              <w:pStyle w:val="Compact"/>
-            </w:pPr>
-            <w:r>
-              <w:t xml:space="preserve">6</w:t>
-            </w:r>
-          </w:p>
-        </w:tc>
-        <w:tc>
-          <w:tcPr/>
-          <w:p>
-            <w:pPr>
-              <w:pStyle w:val="Compact"/>
-            </w:pPr>
-            <w:r>
-              <w:t xml:space="preserve">6</w:t>
-            </w:r>
-          </w:p>
-        </w:tc>
-        <w:tc>
-          <w:tcPr/>
-          <w:p>
-            <w:pPr>
-              <w:pStyle w:val="Compact"/>
-            </w:pPr>
-            <w:r>
-              <w:rPr>
-                <w:rFonts w:hint="eastAsia"/>
-              </w:rPr>
-              <w:t xml:space="preserve">通过</w:t>
-            </w:r>
-          </w:p>
-        </w:tc>
-      </w:tr>
-      <w:tr>
-        <w:tc>
-          <w:tcPr/>
-          <w:p>
-            <w:pPr>
-              <w:pStyle w:val="Compact"/>
-            </w:pPr>
-            <w:r>
-              <w:rPr>
-                <w:rFonts w:hint="eastAsia"/>
-              </w:rPr>
-              <w:t xml:space="preserve">数据与接口</w:t>
-            </w:r>
-          </w:p>
-        </w:tc>
-        <w:tc>
-          <w:tcPr/>
-          <w:p>
-            <w:pPr>
-              <w:pStyle w:val="Compact"/>
-            </w:pPr>
-            <w:r>
-              <w:t xml:space="preserve">6</w:t>
-            </w:r>
-          </w:p>
-        </w:tc>
-        <w:tc>
-          <w:tcPr/>
-          <w:p>
-            <w:pPr>
-              <w:pStyle w:val="Compact"/>
-            </w:pPr>
-            <w:r>
-              <w:t xml:space="preserve">6</w:t>
-            </w:r>
-          </w:p>
-        </w:tc>
-        <w:tc>
-          <w:tcPr/>
-          <w:p>
-            <w:pPr>
-              <w:pStyle w:val="Compact"/>
-            </w:pPr>
-            <w:r>
-              <w:rPr>
-                <w:rFonts w:hint="eastAsia"/>
-              </w:rPr>
-              <w:t xml:space="preserve">通过</w:t>
-            </w:r>
-          </w:p>
-        </w:tc>
-      </w:tr>
-      <w:tr>
-        <w:tc>
-          <w:tcPr/>
-          <w:p>
-            <w:pPr>
-              <w:pStyle w:val="Compact"/>
-            </w:pPr>
-            <w:r>
-              <w:rPr>
-                <w:rFonts w:hint="eastAsia"/>
-              </w:rPr>
-              <w:t xml:space="preserve">合计</w:t>
-            </w:r>
-          </w:p>
-        </w:tc>
-        <w:tc>
-          <w:tcPr/>
-          <w:p>
-            <w:pPr>
-              <w:pStyle w:val="Compact"/>
-            </w:pPr>
-            <w:r>
-              <w:t xml:space="preserve">78</w:t>
-            </w:r>
-          </w:p>
-        </w:tc>
-        <w:tc>
-          <w:tcPr/>
-          <w:p>
-            <w:pPr>
-              <w:pStyle w:val="Compact"/>
-            </w:pPr>
-            <w:r>
-              <w:t xml:space="preserve">78</w:t>
-            </w:r>
-          </w:p>
-        </w:tc>
-        <w:tc>
-          <w:tcPr/>
-          <w:p>
-            <w:pPr>
-              <w:pStyle w:val="Compact"/>
-            </w:pPr>
-            <w:r>
-              <w:rPr>
-                <w:rFonts w:hint="eastAsia"/>
-              </w:rPr>
-              <w:t xml:space="preserve">通过率100%</w:t>
+              <w:t xml:space="preserve">文档</w:t>
+            </w:r>
+          </w:p>
+        </w:tc>
+        <w:tc>
+          <w:tcPr/>
+          <w:p>
+            <w:pPr>
+              <w:pStyle w:val="Compact"/>
+            </w:pPr>
+            <w:r>
+              <w:rPr>
+                <w:rFonts w:hint="eastAsia"/>
+              </w:rPr>
+              <w:t xml:space="preserve">内容</w:t>
+            </w:r>
+          </w:p>
+        </w:tc>
+        <w:tc>
+          <w:tcPr/>
+          <w:p>
+            <w:pPr>
+              <w:pStyle w:val="Compact"/>
+            </w:pPr>
+            <w:r>
+              <w:rPr>
+                <w:rFonts w:hint="eastAsia"/>
+              </w:rPr>
+              <w:t xml:space="preserve">文件</w:t>
+            </w:r>
+          </w:p>
+        </w:tc>
+      </w:tr>
+      <w:tr>
+        <w:tc>
+          <w:tcPr/>
+          <w:p>
+            <w:pPr>
+              <w:pStyle w:val="Compact"/>
+            </w:pPr>
+            <w:r>
+              <w:rPr>
+                <w:rFonts w:hint="eastAsia"/>
+              </w:rPr>
+              <w:t xml:space="preserve">数据库设计</w:t>
+            </w:r>
+          </w:p>
+        </w:tc>
+        <w:tc>
+          <w:tcPr/>
+          <w:p>
+            <w:pPr>
+              <w:pStyle w:val="Compact"/>
+            </w:pPr>
+            <w:r>
+              <w:rPr>
+                <w:rFonts w:hint="eastAsia"/>
+              </w:rPr>
+              <w:t xml:space="preserve">核心表、原型运行表、ER</w:t>
+            </w:r>
+            <w:r>
+              <w:t xml:space="preserve"> </w:t>
+            </w:r>
+            <w:r>
+              <w:rPr>
+                <w:rFonts w:hint="eastAsia"/>
+              </w:rPr>
+              <w:t xml:space="preserve">图和数据约束</w:t>
+            </w:r>
+          </w:p>
+        </w:tc>
+        <w:tc>
+          <w:tcPr/>
+          <w:p>
+            <w:pPr>
+              <w:pStyle w:val="Compact"/>
+            </w:pPr>
+            <w:r>
+              <w:rPr>
+                <w:rFonts w:hint="eastAsia"/>
+              </w:rPr>
+              <w:t xml:space="preserve">数据库设计说明书(DBDD).md</w:t>
+            </w:r>
+          </w:p>
+        </w:tc>
+      </w:tr>
+      <w:tr>
+        <w:tc>
+          <w:tcPr/>
+          <w:p>
+            <w:pPr>
+              <w:pStyle w:val="Compact"/>
+            </w:pPr>
+            <w:r>
+              <w:t xml:space="preserve">API </w:t>
+            </w:r>
+            <w:r>
+              <w:rPr>
+                <w:rFonts w:hint="eastAsia"/>
+              </w:rPr>
+              <w:t xml:space="preserve">接口规范</w:t>
+            </w:r>
+          </w:p>
+        </w:tc>
+        <w:tc>
+          <w:tcPr/>
+          <w:p>
+            <w:pPr>
+              <w:pStyle w:val="Compact"/>
+            </w:pPr>
+            <w:r>
+              <w:rPr>
+                <w:rFonts w:hint="eastAsia"/>
+              </w:rPr>
+              <w:t xml:space="preserve">模块接口、请求响应、错误码和安全约束</w:t>
+            </w:r>
+          </w:p>
+        </w:tc>
+        <w:tc>
+          <w:tcPr/>
+          <w:p>
+            <w:pPr>
+              <w:pStyle w:val="Compact"/>
+            </w:pPr>
+            <w:r>
+              <w:rPr>
+                <w:rFonts w:hint="eastAsia"/>
+              </w:rPr>
+              <w:t xml:space="preserve">接口设计说明书(IDD).md</w:t>
+            </w:r>
+          </w:p>
+        </w:tc>
+      </w:tr>
+      <w:tr>
+        <w:tc>
+          <w:tcPr/>
+          <w:p>
+            <w:pPr>
+              <w:pStyle w:val="Compact"/>
+            </w:pPr>
+            <w:r>
+              <w:rPr>
+                <w:rFonts w:hint="eastAsia"/>
+              </w:rPr>
+              <w:t xml:space="preserve">系统架构设计</w:t>
+            </w:r>
+          </w:p>
+        </w:tc>
+        <w:tc>
+          <w:tcPr/>
+          <w:p>
+            <w:pPr>
+              <w:pStyle w:val="Compact"/>
+            </w:pPr>
+            <w:r>
+              <w:rPr>
+                <w:rFonts w:hint="eastAsia"/>
+              </w:rPr>
+              <w:t xml:space="preserve">逻辑架构、部署架构、模块设计和安全架构</w:t>
+            </w:r>
+          </w:p>
+        </w:tc>
+        <w:tc>
+          <w:tcPr/>
+          <w:p>
+            <w:pPr>
+              <w:pStyle w:val="Compact"/>
+            </w:pPr>
+            <w:r>
+              <w:rPr>
+                <w:rFonts w:hint="eastAsia"/>
+              </w:rPr>
+              <w:t xml:space="preserve">系统概要设计说明书(SSDD).md</w:t>
+            </w:r>
+          </w:p>
+        </w:tc>
+      </w:tr>
+      <w:tr>
+        <w:tc>
+          <w:tcPr/>
+          <w:p>
+            <w:pPr>
+              <w:pStyle w:val="Compact"/>
+            </w:pPr>
+            <w:r>
+              <w:rPr>
+                <w:rFonts w:hint="eastAsia"/>
+              </w:rPr>
+              <w:t xml:space="preserve">部署运维指南</w:t>
+            </w:r>
+          </w:p>
+        </w:tc>
+        <w:tc>
+          <w:tcPr/>
+          <w:p>
+            <w:pPr>
+              <w:pStyle w:val="Compact"/>
+            </w:pPr>
+            <w:r>
+              <w:rPr>
+                <w:rFonts w:hint="eastAsia"/>
+              </w:rPr>
+              <w:t xml:space="preserve">部署、监控、备份和应急预案</w:t>
+            </w:r>
+          </w:p>
+        </w:tc>
+        <w:tc>
+          <w:tcPr/>
+          <w:p>
+            <w:pPr>
+              <w:pStyle w:val="Compact"/>
+            </w:pPr>
+            <w:r>
+              <w:rPr>
+                <w:rFonts w:hint="eastAsia"/>
+              </w:rPr>
+              <w:t xml:space="preserve">部署运维指南(DG).md</w:t>
+            </w:r>
+          </w:p>
+        </w:tc>
+      </w:tr>
+      <w:tr>
+        <w:tc>
+          <w:tcPr/>
+          <w:p>
+            <w:pPr>
+              <w:pStyle w:val="Compact"/>
+            </w:pPr>
+            <w:r>
+              <w:rPr>
+                <w:rFonts w:hint="eastAsia"/>
+              </w:rPr>
+              <w:t xml:space="preserve">数据需求规格说明书</w:t>
+            </w:r>
+          </w:p>
+        </w:tc>
+        <w:tc>
+          <w:tcPr/>
+          <w:p>
+            <w:pPr>
+              <w:pStyle w:val="Compact"/>
+            </w:pPr>
+            <w:r>
+              <w:rPr>
+                <w:rFonts w:hint="eastAsia"/>
+              </w:rPr>
+              <w:t xml:space="preserve">数据范围、数据质量和数据治理要求</w:t>
+            </w:r>
+          </w:p>
+        </w:tc>
+        <w:tc>
+          <w:tcPr/>
+          <w:p>
+            <w:pPr>
+              <w:pStyle w:val="Compact"/>
+            </w:pPr>
+            <w:r>
+              <w:rPr>
+                <w:rFonts w:hint="eastAsia"/>
+              </w:rPr>
+              <w:t xml:space="preserve">数据需求规格说明书(DRD).md</w:t>
+            </w:r>
+          </w:p>
+        </w:tc>
+      </w:tr>
+      <w:tr>
+        <w:tc>
+          <w:tcPr/>
+          <w:p>
+            <w:pPr>
+              <w:pStyle w:val="Compact"/>
+            </w:pPr>
+            <w:r>
+              <w:rPr>
+                <w:rFonts w:hint="eastAsia"/>
+              </w:rPr>
+              <w:t xml:space="preserve">测试计划</w:t>
+            </w:r>
+          </w:p>
+        </w:tc>
+        <w:tc>
+          <w:tcPr/>
+          <w:p>
+            <w:pPr>
+              <w:pStyle w:val="Compact"/>
+            </w:pPr>
+            <w:r>
+              <w:rPr>
+                <w:rFonts w:hint="eastAsia"/>
+              </w:rPr>
+              <w:t xml:space="preserve">测试范围、策略、资源和进度</w:t>
+            </w:r>
+          </w:p>
+        </w:tc>
+        <w:tc>
+          <w:tcPr/>
+          <w:p>
+            <w:pPr>
+              <w:pStyle w:val="Compact"/>
+            </w:pPr>
+            <w:r>
+              <w:rPr>
+                <w:rFonts w:hint="eastAsia"/>
+              </w:rPr>
+              <w:t xml:space="preserve">测试计划(TP).md</w:t>
+            </w:r>
+          </w:p>
+        </w:tc>
+      </w:tr>
+      <w:tr>
+        <w:tc>
+          <w:tcPr/>
+          <w:p>
+            <w:pPr>
+              <w:pStyle w:val="Compact"/>
+            </w:pPr>
+            <w:r>
+              <w:rPr>
+                <w:rFonts w:hint="eastAsia"/>
+              </w:rPr>
+              <w:t xml:space="preserve">操作与安装文档</w:t>
+            </w:r>
+          </w:p>
+        </w:tc>
+        <w:tc>
+          <w:tcPr/>
+          <w:p>
+            <w:pPr>
+              <w:pStyle w:val="Compact"/>
+            </w:pPr>
+            <w:r>
+              <w:rPr>
+                <w:rFonts w:hint="eastAsia"/>
+              </w:rPr>
+              <w:t xml:space="preserve">操作流程和安装部署步骤</w:t>
+            </w:r>
+          </w:p>
+        </w:tc>
+        <w:tc>
+          <w:tcPr/>
+          <w:p>
+            <w:pPr>
+              <w:pStyle w:val="Compact"/>
+            </w:pPr>
+            <w:r>
+              <w:rPr>
+                <w:rFonts w:hint="eastAsia"/>
+              </w:rPr>
+              <w:t xml:space="preserve">软件操作手册(SOM).md、软件安装手册(SIM).md</w:t>
+            </w:r>
+          </w:p>
+        </w:tc>
+      </w:tr>
+      <w:tr>
+        <w:tc>
+          <w:tcPr/>
+          <w:p>
+            <w:pPr>
+              <w:pStyle w:val="Compact"/>
+            </w:pPr>
+            <w:r>
+              <w:rPr>
+                <w:rFonts w:hint="eastAsia"/>
+              </w:rPr>
+              <w:t xml:space="preserve">质量与配置管理</w:t>
+            </w:r>
+          </w:p>
+        </w:tc>
+        <w:tc>
+          <w:tcPr/>
+          <w:p>
+            <w:pPr>
+              <w:pStyle w:val="Compact"/>
+            </w:pPr>
+            <w:r>
+              <w:rPr>
+                <w:rFonts w:hint="eastAsia"/>
+              </w:rPr>
+              <w:t xml:space="preserve">质量保证、配置项和变更控制</w:t>
+            </w:r>
+          </w:p>
+        </w:tc>
+        <w:tc>
+          <w:tcPr/>
+          <w:p>
+            <w:pPr>
+              <w:pStyle w:val="Compact"/>
+            </w:pPr>
+            <w:r>
+              <w:rPr>
+                <w:rFonts w:hint="eastAsia"/>
+              </w:rPr>
+              <w:t xml:space="preserve">质量保证计划(QAP).md、配置管理计划(CMP).md</w:t>
+            </w:r>
+          </w:p>
+        </w:tc>
+      </w:tr>
+      <w:tr>
+        <w:tc>
+          <w:tcPr/>
+          <w:p>
+            <w:pPr>
+              <w:pStyle w:val="Compact"/>
+            </w:pPr>
+            <w:r>
+              <w:rPr>
+                <w:rFonts w:hint="eastAsia"/>
+              </w:rPr>
+              <w:t xml:space="preserve">详细设计与发布</w:t>
+            </w:r>
+          </w:p>
+        </w:tc>
+        <w:tc>
+          <w:tcPr/>
+          <w:p>
+            <w:pPr>
+              <w:pStyle w:val="Compact"/>
+            </w:pPr>
+            <w:r>
+              <w:rPr>
+                <w:rFonts w:hint="eastAsia"/>
+              </w:rPr>
+              <w:t xml:space="preserve">详细设计、测试报告和发布说明</w:t>
+            </w:r>
+          </w:p>
+        </w:tc>
+        <w:tc>
+          <w:tcPr/>
+          <w:p>
+            <w:pPr>
+              <w:pStyle w:val="Compact"/>
+            </w:pPr>
+            <w:r>
+              <w:rPr>
+                <w:rFonts w:hint="eastAsia"/>
+              </w:rPr>
+              <w:t xml:space="preserve">详细设计说明书(DDD).md、测试报告(TR).md、软件发布说明(SRN).md</w:t>
             </w:r>
           </w:p>
         </w:tc>
       </w:tr>
     </w:tbl>
-    <w:p>
-      <w:pPr>
-        <w:pStyle w:val="BodyText"/>
-      </w:pPr>
-      <w:r>
-        <w:rPr>
-          <w:rFonts w:hint="eastAsia"/>
-        </w:rPr>
-        <w:t xml:space="preserve">测试过程中发现的</w:t>
-      </w:r>
-      <w:r>
-        <w:t xml:space="preserve"> </w:t>
-      </w:r>
-      <w:r>
-        <w:rPr>
-          <w:rFonts w:hint="eastAsia"/>
-        </w:rPr>
-        <w:t xml:space="preserve">5项原型缺陷均已修复并完成回归验证。</w:t>
-      </w:r>
-    </w:p>
     <w:bookmarkEnd w:id="14"/>
-    <w:bookmarkStart w:id="15" w:name="任务状态汇总"/>
+    <w:bookmarkStart w:id="15" w:name="评审变更和测试闭环"/>
     <w:p>
       <w:pPr>
         <w:pStyle w:val="Heading2"/>
@@ -2193,371 +3081,7 @@
         <w:rPr>
           <w:rFonts w:hint="eastAsia"/>
         </w:rPr>
-        <w:t xml:space="preserve">任务状态汇总</w:t>
-      </w:r>
-    </w:p>
-    <w:tbl>
-      <w:tblPr>
-        <w:tblStyle w:val="Table"/>
-        <w:tblW w:type="auto" w:w="0"/>
-        <w:tblLook w:firstRow="1" w:lastRow="0" w:firstColumn="0" w:lastColumn="0" w:noHBand="0" w:noVBand="0" w:val="0020"/>
-      </w:tblPr>
-      <w:tblGrid>
-        <w:gridCol w:w="2640"/>
-        <w:gridCol w:w="2640"/>
-        <w:gridCol w:w="2640"/>
-      </w:tblGrid>
-      <w:tr>
-        <w:trPr>
-          <w:tblHeader w:val="on"/>
-        </w:trPr>
-        <w:tc>
-          <w:tcPr/>
-          <w:p>
-            <w:pPr>
-              <w:pStyle w:val="Compact"/>
-            </w:pPr>
-            <w:r>
-              <w:rPr>
-                <w:rFonts w:hint="eastAsia"/>
-              </w:rPr>
-              <w:t xml:space="preserve">任务范围</w:t>
-            </w:r>
-          </w:p>
-        </w:tc>
-        <w:tc>
-          <w:tcPr/>
-          <w:p>
-            <w:pPr>
-              <w:pStyle w:val="Compact"/>
-            </w:pPr>
-            <w:r>
-              <w:rPr>
-                <w:rFonts w:hint="eastAsia"/>
-              </w:rPr>
-              <w:t xml:space="preserve">完成状态</w:t>
-            </w:r>
-          </w:p>
-        </w:tc>
-        <w:tc>
-          <w:tcPr/>
-          <w:p>
-            <w:pPr>
-              <w:pStyle w:val="Compact"/>
-            </w:pPr>
-            <w:r>
-              <w:rPr>
-                <w:rFonts w:hint="eastAsia"/>
-              </w:rPr>
-              <w:t xml:space="preserve">说明</w:t>
-            </w:r>
-          </w:p>
-        </w:tc>
-      </w:tr>
-      <w:tr>
-        <w:tc>
-          <w:tcPr/>
-          <w:p>
-            <w:pPr>
-              <w:pStyle w:val="Compact"/>
-            </w:pPr>
-            <w:r>
-              <w:rPr>
-                <w:rFonts w:hint="eastAsia"/>
-              </w:rPr>
-              <w:t xml:space="preserve">任务</w:t>
-            </w:r>
-            <w:r>
-              <w:t xml:space="preserve"> 1-10</w:t>
-            </w:r>
-          </w:p>
-        </w:tc>
-        <w:tc>
-          <w:tcPr/>
-          <w:p>
-            <w:pPr>
-              <w:pStyle w:val="Compact"/>
-            </w:pPr>
-            <w:r>
-              <w:rPr>
-                <w:rFonts w:hint="eastAsia"/>
-              </w:rPr>
-              <w:t xml:space="preserve">已完成</w:t>
-            </w:r>
-          </w:p>
-        </w:tc>
-        <w:tc>
-          <w:tcPr/>
-          <w:p>
-            <w:pPr>
-              <w:pStyle w:val="Compact"/>
-            </w:pPr>
-            <w:r>
-              <w:rPr>
-                <w:rFonts w:hint="eastAsia"/>
-              </w:rPr>
-              <w:t xml:space="preserve">覆盖需求获取、用户群、原型、用例和非功能需求。</w:t>
-            </w:r>
-          </w:p>
-        </w:tc>
-      </w:tr>
-      <w:tr>
-        <w:tc>
-          <w:tcPr/>
-          <w:p>
-            <w:pPr>
-              <w:pStyle w:val="Compact"/>
-            </w:pPr>
-            <w:r>
-              <w:rPr>
-                <w:rFonts w:hint="eastAsia"/>
-              </w:rPr>
-              <w:t xml:space="preserve">任务</w:t>
-            </w:r>
-            <w:r>
-              <w:t xml:space="preserve"> 21-24</w:t>
-            </w:r>
-          </w:p>
-        </w:tc>
-        <w:tc>
-          <w:tcPr/>
-          <w:p>
-            <w:pPr>
-              <w:pStyle w:val="Compact"/>
-            </w:pPr>
-            <w:r>
-              <w:rPr>
-                <w:rFonts w:hint="eastAsia"/>
-              </w:rPr>
-              <w:t xml:space="preserve">已完成</w:t>
-            </w:r>
-          </w:p>
-        </w:tc>
-        <w:tc>
-          <w:tcPr/>
-          <w:p>
-            <w:pPr>
-              <w:pStyle w:val="Compact"/>
-            </w:pPr>
-            <w:r>
-              <w:rPr>
-                <w:rFonts w:hint="eastAsia"/>
-              </w:rPr>
-              <w:t xml:space="preserve">覆盖</w:t>
-            </w:r>
-            <w:r>
-              <w:t xml:space="preserve"> </w:t>
-            </w:r>
-            <w:r>
-              <w:rPr>
-                <w:rFonts w:hint="eastAsia"/>
-              </w:rPr>
-              <w:t xml:space="preserve">SRS、追溯和</w:t>
-            </w:r>
-            <w:r>
-              <w:t xml:space="preserve"> UML </w:t>
-            </w:r>
-            <w:r>
-              <w:rPr>
-                <w:rFonts w:hint="eastAsia"/>
-              </w:rPr>
-              <w:t xml:space="preserve">分析。</w:t>
-            </w:r>
-          </w:p>
-        </w:tc>
-      </w:tr>
-      <w:tr>
-        <w:tc>
-          <w:tcPr/>
-          <w:p>
-            <w:pPr>
-              <w:pStyle w:val="Compact"/>
-            </w:pPr>
-            <w:r>
-              <w:rPr>
-                <w:rFonts w:hint="eastAsia"/>
-              </w:rPr>
-              <w:t xml:space="preserve">任务</w:t>
-            </w:r>
-            <w:r>
-              <w:t xml:space="preserve"> 25-27</w:t>
-            </w:r>
-          </w:p>
-        </w:tc>
-        <w:tc>
-          <w:tcPr/>
-          <w:p>
-            <w:pPr>
-              <w:pStyle w:val="Compact"/>
-            </w:pPr>
-            <w:r>
-              <w:rPr>
-                <w:rFonts w:hint="eastAsia"/>
-              </w:rPr>
-              <w:t xml:space="preserve">已完成</w:t>
-            </w:r>
-          </w:p>
-        </w:tc>
-        <w:tc>
-          <w:tcPr/>
-          <w:p>
-            <w:pPr>
-              <w:pStyle w:val="Compact"/>
-            </w:pPr>
-            <w:r>
-              <w:rPr>
-                <w:rFonts w:hint="eastAsia"/>
-              </w:rPr>
-              <w:t xml:space="preserve">覆盖</w:t>
-            </w:r>
-            <w:r>
-              <w:t xml:space="preserve"> </w:t>
-            </w:r>
-            <w:r>
-              <w:rPr>
-                <w:rFonts w:hint="eastAsia"/>
-              </w:rPr>
-              <w:t xml:space="preserve">78测试用例</w:t>
-            </w:r>
-            <w:r>
-              <w:t xml:space="preserve"> </w:t>
-            </w:r>
-            <w:r>
-              <w:rPr>
-                <w:rFonts w:hint="eastAsia"/>
-              </w:rPr>
-              <w:t xml:space="preserve">和用户手册。</w:t>
-            </w:r>
-          </w:p>
-        </w:tc>
-      </w:tr>
-      <w:tr>
-        <w:tc>
-          <w:tcPr/>
-          <w:p>
-            <w:pPr>
-              <w:pStyle w:val="Compact"/>
-            </w:pPr>
-            <w:r>
-              <w:rPr>
-                <w:rFonts w:hint="eastAsia"/>
-              </w:rPr>
-              <w:t xml:space="preserve">任务</w:t>
-            </w:r>
-            <w:r>
-              <w:t xml:space="preserve"> 28-30</w:t>
-            </w:r>
-          </w:p>
-        </w:tc>
-        <w:tc>
-          <w:tcPr/>
-          <w:p>
-            <w:pPr>
-              <w:pStyle w:val="Compact"/>
-            </w:pPr>
-            <w:r>
-              <w:rPr>
-                <w:rFonts w:hint="eastAsia"/>
-              </w:rPr>
-              <w:t xml:space="preserve">已完成</w:t>
-            </w:r>
-          </w:p>
-        </w:tc>
-        <w:tc>
-          <w:tcPr/>
-          <w:p>
-            <w:pPr>
-              <w:pStyle w:val="Compact"/>
-            </w:pPr>
-            <w:r>
-              <w:rPr>
-                <w:rFonts w:hint="eastAsia"/>
-              </w:rPr>
-              <w:t xml:space="preserve">覆盖</w:t>
-            </w:r>
-            <w:r>
-              <w:t xml:space="preserve"> </w:t>
-            </w:r>
-            <w:r>
-              <w:rPr>
-                <w:rFonts w:hint="eastAsia"/>
-              </w:rPr>
-              <w:t xml:space="preserve">4轮评审、修复记录和</w:t>
-            </w:r>
-            <w:r>
-              <w:t xml:space="preserve"> SRS-BASELINE-V1.0。</w:t>
-            </w:r>
-          </w:p>
-        </w:tc>
-      </w:tr>
-      <w:tr>
-        <w:tc>
-          <w:tcPr/>
-          <w:p>
-            <w:pPr>
-              <w:pStyle w:val="Compact"/>
-            </w:pPr>
-            <w:r>
-              <w:rPr>
-                <w:rFonts w:hint="eastAsia"/>
-              </w:rPr>
-              <w:t xml:space="preserve">附加技术文档</w:t>
-            </w:r>
-          </w:p>
-        </w:tc>
-        <w:tc>
-          <w:tcPr/>
-          <w:p>
-            <w:pPr>
-              <w:pStyle w:val="Compact"/>
-            </w:pPr>
-            <w:r>
-              <w:rPr>
-                <w:rFonts w:hint="eastAsia"/>
-              </w:rPr>
-              <w:t xml:space="preserve">已完成</w:t>
-            </w:r>
-          </w:p>
-        </w:tc>
-        <w:tc>
-          <w:tcPr/>
-          <w:p>
-            <w:pPr>
-              <w:pStyle w:val="Compact"/>
-            </w:pPr>
-            <w:r>
-              <w:rPr>
-                <w:rFonts w:hint="eastAsia"/>
-              </w:rPr>
-              <w:t xml:space="preserve">纳入最终</w:t>
-            </w:r>
-            <w:r>
-              <w:t xml:space="preserve"> </w:t>
-            </w:r>
-            <w:r>
-              <w:rPr>
-                <w:rFonts w:hint="eastAsia"/>
-              </w:rPr>
-              <w:t xml:space="preserve">27篇交付物。</w:t>
-            </w:r>
-          </w:p>
-        </w:tc>
-      </w:tr>
-    </w:tbl>
-    <w:bookmarkEnd w:id="15"/>
-    <w:bookmarkStart w:id="16" w:name="v1.2-结论"/>
-    <w:p>
-      <w:pPr>
-        <w:pStyle w:val="Heading2"/>
-      </w:pPr>
-      <w:r>
-        <w:t xml:space="preserve">6. V1.2 </w:t>
-      </w:r>
-      <w:r>
-        <w:rPr>
-          <w:rFonts w:hint="eastAsia"/>
-        </w:rPr>
-        <w:t xml:space="preserve">结论</w:t>
+        <w:t xml:space="preserve">评审、变更和测试闭环</w:t>
       </w:r>
     </w:p>
     <w:p>
@@ -2565,13 +3089,102 @@
         <w:pStyle w:val="FirstParagraph"/>
       </w:pPr>
       <w:r>
-        <w:t xml:space="preserve">V1.2 </w:t>
+        <w:rPr>
+          <w:rFonts w:hint="eastAsia"/>
+        </w:rPr>
+        <w:t xml:space="preserve">项目完成</w:t>
+      </w:r>
+      <w:r>
+        <w:t xml:space="preserve"> </w:t>
       </w:r>
       <w:r>
         <w:rPr>
           <w:rFonts w:hint="eastAsia"/>
         </w:rPr>
-        <w:t xml:space="preserve">确认任务范围已完成评审、变更和测试闭环。最终版本</w:t>
+        <w:t xml:space="preserve">4轮内部评审，累计发现</w:t>
+      </w:r>
+      <w:r>
+        <w:t xml:space="preserve"> </w:t>
+      </w:r>
+      <w:r>
+        <w:rPr>
+          <w:rFonts w:hint="eastAsia"/>
+        </w:rPr>
+        <w:t xml:space="preserve">16项问题并全部关闭。最终修复的关键口径包括</w:t>
+      </w:r>
+      <w:r>
+        <w:t xml:space="preserve"> </w:t>
+      </w:r>
+      <w:r>
+        <w:rPr>
+          <w:rFonts w:hint="eastAsia"/>
+        </w:rPr>
+        <w:t xml:space="preserve">SRS-BASELINE-V1.0、40条需求、47用例、78测试用例、核心代表+扩展代表、27篇交付物，以及数据库核心表15张/原型运行表16张的说明。</w:t>
+      </w:r>
+    </w:p>
+    <w:p>
+      <w:pPr>
+        <w:pStyle w:val="BodyText"/>
+      </w:pPr>
+      <w:r>
+        <w:rPr>
+          <w:rFonts w:hint="eastAsia"/>
+        </w:rPr>
+        <w:t xml:space="preserve">项目执行</w:t>
+      </w:r>
+      <w:r>
+        <w:t xml:space="preserve"> </w:t>
+      </w:r>
+      <w:r>
+        <w:rPr>
+          <w:rFonts w:hint="eastAsia"/>
+        </w:rPr>
+        <w:t xml:space="preserve">78测试用例，测试结果为</w:t>
+      </w:r>
+      <w:r>
+        <w:t xml:space="preserve"> 78/78 </w:t>
+      </w:r>
+      <w:r>
+        <w:rPr>
+          <w:rFonts w:hint="eastAsia"/>
+        </w:rPr>
+        <w:t xml:space="preserve">通过。测试过程中发现</w:t>
+      </w:r>
+      <w:r>
+        <w:t xml:space="preserve"> </w:t>
+      </w:r>
+      <w:r>
+        <w:rPr>
+          <w:rFonts w:hint="eastAsia"/>
+        </w:rPr>
+        <w:t xml:space="preserve">5项原型缺陷，均已修复并完成回归验证。</w:t>
+      </w:r>
+    </w:p>
+    <w:bookmarkEnd w:id="15"/>
+    <w:bookmarkStart w:id="16" w:name="最终结论"/>
+    <w:p>
+      <w:pPr>
+        <w:pStyle w:val="Heading2"/>
+      </w:pPr>
+      <w:r>
+        <w:t xml:space="preserve">6. </w:t>
+      </w:r>
+      <w:r>
+        <w:rPr>
+          <w:rFonts w:hint="eastAsia"/>
+        </w:rPr>
+        <w:t xml:space="preserve">最终结论</w:t>
+      </w:r>
+    </w:p>
+    <w:p>
+      <w:pPr>
+        <w:pStyle w:val="FirstParagraph"/>
+      </w:pPr>
+      <w:r>
+        <w:rPr>
+          <w:rFonts w:hint="eastAsia"/>
+        </w:rPr>
+        <w:t xml:space="preserve">任务范围内要求的需求工程、建模、规格说明、测试设计、评审基线和用户文档均已完成；扩展技术文档、原型测试报告和发布说明也已纳入最终交付。任务完成总结</w:t>
       </w:r>
       <w:r>
         <w:t xml:space="preserve"> V1.3 </w:t>
@@ -2580,7 +3193,7 @@
         <w:rPr>
           <w:rFonts w:hint="eastAsia"/>
         </w:rPr>
-        <w:t xml:space="preserve">将形成可直接归档的任务完成总结。</w:t>
+        <w:t xml:space="preserve">可作为最终归档版本。</w:t>
       </w:r>
     </w:p>
     <w:bookmarkEnd w:id="16"/>

--- a/15-项目总结/任务完成总结.docx
+++ b/15-项目总结/任务完成总结.docx
@@ -2,7 +2,211 @@
 <file path=word/document.xml><?xml version="1.0" encoding="utf-8"?>
 <w:document xmlns:w="http://schemas.openxmlformats.org/wordprocessingml/2006/main" xmlns:m="http://schemas.openxmlformats.org/officeDocument/2006/math" xmlns:r="http://schemas.openxmlformats.org/officeDocument/2006/relationships" xmlns:o="urn:schemas-microsoft-com:office:office" xmlns:v="urn:schemas-microsoft-com:vml" xmlns:w10="urn:schemas-microsoft-com:office:word" xmlns:a="http://schemas.openxmlformats.org/drawingml/2006/main" xmlns:pic="http://schemas.openxmlformats.org/drawingml/2006/picture" xmlns:wp="http://schemas.openxmlformats.org/drawingml/2006/wordprocessingDrawing">
   <w:body>
+    <w:p>
+      <w:pPr>
+        <w:spacing w:before="0" w:after="360"/>
+        <w:jc w:val="center"/>
+      </w:pPr>
+      <w:r>
+        <w:rPr>
+          <w:rFonts w:ascii="宋体" w:hAnsi="宋体" w:eastAsia="宋体"/>
+          <w:b w:val="0"/>
+          <w:sz w:val="16"/>
+        </w:rPr>
+      </w:r>
+    </w:p>
+    <w:p>
+      <w:pPr>
+        <w:spacing w:before="0" w:after="160"/>
+        <w:jc w:val="center"/>
+      </w:pPr>
+      <w:r>
+        <w:rPr>
+          <w:rFonts w:ascii="宋体" w:hAnsi="宋体" w:eastAsia="宋体"/>
+          <w:b/>
+          <w:sz w:val="48"/>
+        </w:rPr>
+        <w:t>校务问答机器人</w:t>
+      </w:r>
+    </w:p>
+    <w:p>
+      <w:pPr>
+        <w:spacing w:before="0" w:after="360"/>
+        <w:jc w:val="center"/>
+      </w:pPr>
+      <w:r>
+        <w:rPr>
+          <w:rFonts w:ascii="宋体" w:hAnsi="宋体" w:eastAsia="宋体"/>
+          <w:b/>
+          <w:sz w:val="40"/>
+        </w:rPr>
+        <w:t>任务完成总结</w:t>
+      </w:r>
+    </w:p>
+    <w:p>
+      <w:pPr>
+        <w:spacing w:after="480"/>
+        <w:jc w:val="center"/>
+      </w:pPr>
+      <w:r>
+        <w:drawing>
+          <wp:inline>
+            <wp:extent cx="1143000" cy="953011"/>
+            <wp:docPr id="2" name="Picture 2"/>
+            <wp:cNvGraphicFramePr>
+              <a:graphicFrameLocks noChangeAspect="1"/>
+            </wp:cNvGraphicFramePr>
+            <a:graphic>
+              <a:graphicData uri="http://schemas.openxmlformats.org/drawingml/2006/picture">
+                <pic:pic>
+                  <pic:nvPicPr>
+                    <pic:cNvPr id="0" name="image.png"/>
+                    <pic:cNvPicPr/>
+                  </pic:nvPicPr>
+                  <pic:blipFill>
+                    <a:blip r:embed="rId9"/>
+                    <a:stretch>
+                      <a:fillRect/>
+                    </a:stretch>
+                  </pic:blipFill>
+                  <pic:spPr>
+                    <a:xfrm>
+                      <a:off x="0" y="0"/>
+                      <a:ext cx="1143000" cy="953011"/>
+                    </a:xfrm>
+                    <a:prstGeom prst="rect"/>
+                  </pic:spPr>
+                </pic:pic>
+              </a:graphicData>
+            </a:graphic>
+          </wp:inline>
+        </w:drawing>
+      </w:r>
+    </w:p>
+    <w:p>
+      <w:pPr>
+        <w:spacing w:before="0" w:after="80"/>
+        <w:jc w:val="center"/>
+      </w:pPr>
+      <w:r>
+        <w:rPr>
+          <w:rFonts w:ascii="宋体" w:hAnsi="宋体" w:eastAsia="宋体"/>
+          <w:b w:val="0"/>
+          <w:sz w:val="24"/>
+        </w:rPr>
+        <w:t>项目名称：智慧校园助手（SRA2026）校务问答机器人</w:t>
+      </w:r>
+    </w:p>
+    <w:p>
+      <w:pPr>
+        <w:spacing w:before="0" w:after="80"/>
+        <w:jc w:val="center"/>
+      </w:pPr>
+      <w:r>
+        <w:rPr>
+          <w:rFonts w:ascii="宋体" w:hAnsi="宋体" w:eastAsia="宋体"/>
+          <w:b w:val="0"/>
+          <w:sz w:val="24"/>
+        </w:rPr>
+        <w:t>文档编号：TCSUM-SRA2026-001</w:t>
+      </w:r>
+    </w:p>
+    <w:p>
+      <w:pPr>
+        <w:spacing w:before="0" w:after="80"/>
+        <w:jc w:val="center"/>
+      </w:pPr>
+      <w:r>
+        <w:rPr>
+          <w:rFonts w:ascii="宋体" w:hAnsi="宋体" w:eastAsia="宋体"/>
+          <w:b w:val="0"/>
+          <w:sz w:val="24"/>
+        </w:rPr>
+        <w:t>版本：V1.3</w:t>
+      </w:r>
+    </w:p>
+    <w:p>
+      <w:pPr>
+        <w:spacing w:before="0" w:after="80"/>
+        <w:jc w:val="center"/>
+      </w:pPr>
+      <w:r>
+        <w:rPr>
+          <w:rFonts w:ascii="宋体" w:hAnsi="宋体" w:eastAsia="宋体"/>
+          <w:b w:val="0"/>
+          <w:sz w:val="24"/>
+        </w:rPr>
+        <w:t>状态：基线定稿</w:t>
+      </w:r>
+    </w:p>
+    <w:p>
+      <w:pPr>
+        <w:spacing w:before="0" w:after="80"/>
+        <w:jc w:val="center"/>
+      </w:pPr>
+      <w:r>
+        <w:rPr>
+          <w:rFonts w:ascii="宋体" w:hAnsi="宋体" w:eastAsia="宋体"/>
+          <w:b w:val="0"/>
+          <w:sz w:val="24"/>
+        </w:rPr>
+        <w:t>编制日期：2026年5月24日</w:t>
+      </w:r>
+    </w:p>
+    <w:p>
+      <w:pPr>
+        <w:spacing w:before="0" w:after="80"/>
+        <w:jc w:val="center"/>
+      </w:pPr>
+      <w:r>
+        <w:rPr>
+          <w:rFonts w:ascii="宋体" w:hAnsi="宋体" w:eastAsia="宋体"/>
+          <w:b w:val="0"/>
+          <w:sz w:val="24"/>
+        </w:rPr>
+        <w:t>编制团队：SRA2026-G10 项目组</w:t>
+      </w:r>
+    </w:p>
+    <w:p>
+      <w:pPr>
+        <w:spacing w:before="0" w:after="0"/>
+        <w:jc w:val="center"/>
+      </w:pPr>
+      <w:r>
+        <w:rPr>
+          <w:rFonts w:ascii="宋体" w:hAnsi="宋体" w:eastAsia="宋体"/>
+          <w:b w:val="0"/>
+          <w:color w:val="666666"/>
+          <w:sz w:val="21"/>
+        </w:rPr>
+        <w:t>适用范围：软件需求工程课程项目交付文档</w:t>
+      </w:r>
+    </w:p>
+    <w:p>
+      <w:pPr>
+        <w:spacing w:before="480" w:after="0"/>
+        <w:jc w:val="center"/>
+      </w:pPr>
+      <w:r>
+        <w:rPr>
+          <w:rFonts w:ascii="宋体" w:hAnsi="宋体" w:eastAsia="宋体"/>
+          <w:b w:val="0"/>
+          <w:color w:val="666666"/>
+          <w:sz w:val="18"/>
+        </w:rPr>
+        <w:t>依据：SRS、RG、UG、UC、PT、设计、测试、评审与配置管理基线材料</w:t>
+      </w:r>
+    </w:p>
+    <w:p>
+      <w:pPr>
+        <w:spacing w:after="0"/>
+      </w:pPr>
+      <w:r>
+        <w:br w:type="page"/>
+      </w:r>
+    </w:p>
     <w:bookmarkStart w:id="17" w:name="任务完成总结---v1.3-最终总结"/>
+    <w:bookmarkStart w:id="9" w:name="统一元信息"/>
     <w:p>
       <w:pPr>
         <w:pStyle w:val="Heading1"/>
@@ -21,18 +225,6 @@
           <w:rFonts w:hint="eastAsia"/>
         </w:rPr>
         <w:t xml:space="preserve">最终总结</w:t>
-      </w:r>
-    </w:p>
-    <w:bookmarkStart w:id="9" w:name="统一元信息"/>
-    <w:p>
-      <w:pPr>
-        <w:pStyle w:val="Heading2"/>
-      </w:pPr>
-      <w:r>
-        <w:rPr>
-          <w:rFonts w:hint="eastAsia"/>
-        </w:rPr>
-        <w:t xml:space="preserve">统一元信息</w:t>
       </w:r>
     </w:p>
     <w:tbl>
@@ -521,8 +713,6 @@
         </w:tc>
       </w:tr>
     </w:tbl>
-    <w:bookmarkEnd w:id="9"/>
-    <w:bookmarkStart w:id="10" w:name="版本历史"/>
     <w:p>
       <w:pPr>
         <w:pStyle w:val="Heading2"/>
@@ -826,8 +1016,6 @@
         </w:tc>
       </w:tr>
     </w:tbl>
-    <w:bookmarkEnd w:id="10"/>
-    <w:bookmarkStart w:id="11" w:name="总体结论"/>
     <w:p>
       <w:pPr>
         <w:pStyle w:val="Heading2"/>
@@ -889,8 +1077,6 @@
         <w:t xml:space="preserve">27篇文档交付物。用户代表统计采用核心代表+扩展代表口径，避免与具体访谈、评审参与人数产生冲突。</w:t>
       </w:r>
     </w:p>
-    <w:bookmarkEnd w:id="11"/>
-    <w:bookmarkStart w:id="12" w:name="任务与交付物对照表"/>
     <w:p>
       <w:pPr>
         <w:pStyle w:val="Heading2"/>
@@ -2131,8 +2317,6 @@
         </w:tc>
       </w:tr>
     </w:tbl>
-    <w:bookmarkEnd w:id="12"/>
-    <w:bookmarkStart w:id="13" w:name="交付统计"/>
     <w:p>
       <w:pPr>
         <w:pStyle w:val="Heading2"/>
@@ -2584,8 +2768,6 @@
         </w:tc>
       </w:tr>
     </w:tbl>
-    <w:bookmarkEnd w:id="13"/>
-    <w:bookmarkStart w:id="14" w:name="附加技术文档"/>
     <w:p>
       <w:pPr>
         <w:pStyle w:val="Heading2"/>
@@ -3068,8 +3250,6 @@
         </w:tc>
       </w:tr>
     </w:tbl>
-    <w:bookmarkEnd w:id="14"/>
-    <w:bookmarkStart w:id="15" w:name="评审变更和测试闭环"/>
     <w:p>
       <w:pPr>
         <w:pStyle w:val="Heading2"/>
@@ -3160,8 +3340,6 @@
         <w:t xml:space="preserve">5项原型缺陷，均已修复并完成回归验证。</w:t>
       </w:r>
     </w:p>
-    <w:bookmarkEnd w:id="15"/>
-    <w:bookmarkStart w:id="16" w:name="最终结论"/>
     <w:p>
       <w:pPr>
         <w:pStyle w:val="Heading2"/>
@@ -3196,8 +3374,6 @@
         <w:t xml:space="preserve">可作为最终归档版本。</w:t>
       </w:r>
     </w:p>
-    <w:bookmarkEnd w:id="16"/>
-    <w:bookmarkEnd w:id="17"/>
     <w:sectPr>
       <w:footnotePr>
         <w:numRestart w:val="eachSect"/>
